--- a/docs/ECO-EEG-016_RevC_change_control_and_document_register.docx
+++ b/docs/ECO-EEG-016_RevC_change_control_and_document_register.docx
@@ -402,40 +402,96 @@
         <w:t xml:space="preserve">it cost</w:t>
       </w:r>
       <w:r>
-        <w:t xml:space="preserve">. The fabrication data is</w:t>
-      </w:r>
-      <w:r>
-        <w:t xml:space="preserve"> </w:t>
-      </w:r>
-      <w:r>
-        <w:rPr>
-          <w:b/>
-          <w:bCs/>
-        </w:rPr>
-        <w:t xml:space="preserve">released for review under RFQ-EEG-002A and is still not</w:t>
-      </w:r>
-      <w:r>
-        <w:rPr>
-          <w:b/>
-          <w:bCs/>
-        </w:rPr>
-        <w:t xml:space="preserve"> </w:t>
-      </w:r>
-      <w:r>
-        <w:rPr>
-          <w:b/>
-          <w:bCs/>
-        </w:rPr>
-        <w:t xml:space="preserve">released for fabrication</w:t>
-      </w:r>
-      <w:r>
-        <w:t xml:space="preserve">, because no human layout engineer has read the routing. The</w:t>
-      </w:r>
-      <w:r>
-        <w:t xml:space="preserve"> </w:t>
-      </w:r>
-      <w:r>
-        <w:t xml:space="preserve">revision letter is again not advanced: this is a correction inside the same release.</w:t>
+        <w:t xml:space="preserve">.</w:t>
+      </w:r>
+      <w:r>
+        <w:t xml:space="preserve"> </w:t>
+      </w:r>
+      <w:r>
+        <w:rPr>
+          <w:i/>
+          <w:iCs/>
+        </w:rPr>
+        <w:t xml:space="preserve">That paragraph said the fabrication data was released for review under</w:t>
+      </w:r>
+      <w:r>
+        <w:rPr>
+          <w:i/>
+          <w:iCs/>
+        </w:rPr>
+        <w:t xml:space="preserve"> </w:t>
+      </w:r>
+      <w:r>
+        <w:rPr>
+          <w:i/>
+          <w:iCs/>
+        </w:rPr>
+        <w:t xml:space="preserve">RFQ-EEG-002A and not for fabrication, because no human layout engineer had read the routing.</w:t>
+      </w:r>
+      <w:r>
+        <w:rPr>
+          <w:i/>
+          <w:iCs/>
+        </w:rPr>
+        <w:t xml:space="preserve"> </w:t>
+      </w:r>
+      <w:r>
+        <w:rPr>
+          <w:b/>
+          <w:bCs/>
+          <w:i/>
+          <w:iCs/>
+        </w:rPr>
+        <w:t xml:space="preserve">It is superseded at Rev C</w:t>
+      </w:r>
+      <w:r>
+        <w:rPr>
+          <w:i/>
+          <w:iCs/>
+        </w:rPr>
+        <w:t xml:space="preserve">: one has read it, declined the review and advised a redesign, and</w:t>
+      </w:r>
+      <w:r>
+        <w:rPr>
+          <w:i/>
+          <w:iCs/>
+        </w:rPr>
+        <w:t xml:space="preserve"> </w:t>
+      </w:r>
+      <w:r>
+        <w:rPr>
+          <w:b/>
+          <w:bCs/>
+          <w:i/>
+          <w:iCs/>
+        </w:rPr>
+        <w:t xml:space="preserve">Rev B is withdrawn from fabrication</w:t>
+      </w:r>
+      <w:r>
+        <w:rPr>
+          <w:i/>
+          <w:iCs/>
+        </w:rPr>
+        <w:t xml:space="preserve"> </w:t>
+      </w:r>
+      <w:r>
+        <w:rPr>
+          <w:i/>
+          <w:iCs/>
+        </w:rPr>
+        <w:t xml:space="preserve">– ECO-EEG-030.</w:t>
+      </w:r>
+      <w:r>
+        <w:t xml:space="preserve"> </w:t>
+      </w:r>
+      <w:r>
+        <w:t xml:space="preserve">The revision letter was not advanced</w:t>
+      </w:r>
+      <w:r>
+        <w:t xml:space="preserve"> </w:t>
+      </w:r>
+      <w:r>
+        <w:t xml:space="preserve">for the 2 September correction: it was a correction inside the same release.</w:t>
       </w:r>
     </w:p>
     <w:p>
@@ -34027,6 +34083,116 @@
           <w:bCs/>
         </w:rPr>
         <w:t xml:space="preserve">been manufactured or measured, and no human layout engineer has reviewed the routing.</w:t>
+      </w:r>
+    </w:p>
+    <w:p>
+      <w:pPr>
+        <w:pStyle w:val="BodyText"/>
+      </w:pPr>
+      <w:r>
+        <w:rPr>
+          <w:i/>
+          <w:iCs/>
+        </w:rPr>
+        <w:t xml:space="preserve">This is the record of 2 September 2026 and it stands as a record.</w:t>
+      </w:r>
+      <w:r>
+        <w:rPr>
+          <w:i/>
+          <w:iCs/>
+        </w:rPr>
+        <w:t xml:space="preserve"> </w:t>
+      </w:r>
+      <w:r>
+        <w:rPr>
+          <w:b/>
+          <w:bCs/>
+          <w:i/>
+          <w:iCs/>
+        </w:rPr>
+        <w:t xml:space="preserve">Both of its last two</w:t>
+      </w:r>
+      <w:r>
+        <w:rPr>
+          <w:b/>
+          <w:bCs/>
+          <w:i/>
+          <w:iCs/>
+        </w:rPr>
+        <w:t xml:space="preserve"> </w:t>
+      </w:r>
+      <w:r>
+        <w:rPr>
+          <w:b/>
+          <w:bCs/>
+          <w:i/>
+          <w:iCs/>
+        </w:rPr>
+        <w:t xml:space="preserve">statements are superseded by ECO-EEG-030 of 4 September 2026</w:t>
+      </w:r>
+      <w:r>
+        <w:rPr>
+          <w:i/>
+          <w:iCs/>
+        </w:rPr>
+        <w:t xml:space="preserve">: a human layout engineer has</w:t>
+      </w:r>
+      <w:r>
+        <w:rPr>
+          <w:i/>
+          <w:iCs/>
+        </w:rPr>
+        <w:t xml:space="preserve"> </w:t>
+      </w:r>
+      <w:r>
+        <w:rPr>
+          <w:i/>
+          <w:iCs/>
+        </w:rPr>
+        <w:t xml:space="preserve">read the routing, and the data in</w:t>
+      </w:r>
+      <w:r>
+        <w:rPr>
+          <w:i/>
+          <w:iCs/>
+        </w:rPr>
+        <w:t xml:space="preserve"> </w:t>
+      </w:r>
+      <w:r>
+        <w:rPr>
+          <w:rStyle w:val="VerbatimChar"/>
+          <w:i/>
+          <w:iCs/>
+        </w:rPr>
+        <w:t xml:space="preserve">kicad/</w:t>
+      </w:r>
+      <w:r>
+        <w:rPr>
+          <w:i/>
+          <w:iCs/>
+        </w:rPr>
+        <w:t xml:space="preserve"> </w:t>
+      </w:r>
+      <w:r>
+        <w:rPr>
+          <w:i/>
+          <w:iCs/>
+        </w:rPr>
+        <w:t xml:space="preserve">for Rev B is withdrawn from fabrication rather than</w:t>
+      </w:r>
+      <w:r>
+        <w:rPr>
+          <w:i/>
+          <w:iCs/>
+        </w:rPr>
+        <w:t xml:space="preserve"> </w:t>
+      </w:r>
+      <w:r>
+        <w:rPr>
+          <w:i/>
+          <w:iCs/>
+        </w:rPr>
+        <w:t xml:space="preserve">released for review. Section 3 is the current gate.</w:t>
       </w:r>
       <w:r>
         <w:t xml:space="preserve"> </w:t>

--- a/docs/ECO-EEG-016_RevC_change_control_and_document_register.docx
+++ b/docs/ECO-EEG-016_RevC_change_control_and_document_register.docx
@@ -28,7 +28,7 @@
         </w:p>
       </w:sdtContent>
     </w:sdt>
-    <w:bookmarkStart w:id="66" w:name="change-control-and-document-register"/>
+    <w:bookmarkStart w:id="67" w:name="change-control-and-document-register"/>
     <w:p>
       <w:pPr>
         <w:pStyle w:val="Heading1"/>
@@ -5916,9 +5916,9 @@
         <w:tblLook w:firstRow="1" w:lastRow="0" w:firstColumn="0" w:lastColumn="0" w:noHBand="0" w:noVBand="0" w:val="0020"/>
       </w:tblPr>
       <w:tblGrid>
-        <w:gridCol w:w="3288"/>
-        <w:gridCol w:w="2821"/>
-        <w:gridCol w:w="3302"/>
+        <w:gridCol w:w="3232"/>
+        <w:gridCol w:w="2819"/>
+        <w:gridCol w:w="3360"/>
       </w:tblGrid>
       <w:tr>
         <w:trPr>
@@ -5927,7 +5927,7 @@
         </w:trPr>
         <w:tc>
           <w:tcPr>
-            <w:tcW w:w="3288" w:type="dxa"/>
+            <w:tcW w:w="3232" w:type="dxa"/>
           </w:tcPr>
           <w:p>
             <w:pPr>
@@ -5940,7 +5940,7 @@
         </w:tc>
         <w:tc>
           <w:tcPr>
-            <w:tcW w:w="2821" w:type="dxa"/>
+            <w:tcW w:w="2819" w:type="dxa"/>
           </w:tcPr>
           <w:p>
             <w:pPr>
@@ -5953,7 +5953,7 @@
         </w:tc>
         <w:tc>
           <w:tcPr>
-            <w:tcW w:w="3302" w:type="dxa"/>
+            <w:tcW w:w="3360" w:type="dxa"/>
           </w:tcPr>
           <w:p>
             <w:pPr>
@@ -5971,7 +5971,7 @@
         </w:trPr>
         <w:tc>
           <w:tcPr>
-            <w:tcW w:w="3288" w:type="dxa"/>
+            <w:tcW w:w="3232" w:type="dxa"/>
           </w:tcPr>
           <w:p>
             <w:pPr>
@@ -5993,7 +5993,7 @@
         </w:tc>
         <w:tc>
           <w:tcPr>
-            <w:tcW w:w="2821" w:type="dxa"/>
+            <w:tcW w:w="2819" w:type="dxa"/>
           </w:tcPr>
           <w:p>
             <w:pPr>
@@ -6009,7 +6009,7 @@
         </w:tc>
         <w:tc>
           <w:tcPr>
-            <w:tcW w:w="3302" w:type="dxa"/>
+            <w:tcW w:w="3360" w:type="dxa"/>
           </w:tcPr>
           <w:p>
             <w:pPr>
@@ -6027,7 +6027,7 @@
         </w:trPr>
         <w:tc>
           <w:tcPr>
-            <w:tcW w:w="3288" w:type="dxa"/>
+            <w:tcW w:w="3232" w:type="dxa"/>
           </w:tcPr>
           <w:p>
             <w:pPr>
@@ -6043,7 +6043,7 @@
         </w:tc>
         <w:tc>
           <w:tcPr>
-            <w:tcW w:w="2821" w:type="dxa"/>
+            <w:tcW w:w="2819" w:type="dxa"/>
           </w:tcPr>
           <w:p>
             <w:pPr>
@@ -6059,7 +6059,7 @@
         </w:tc>
         <w:tc>
           <w:tcPr>
-            <w:tcW w:w="3302" w:type="dxa"/>
+            <w:tcW w:w="3360" w:type="dxa"/>
           </w:tcPr>
           <w:p>
             <w:pPr>
@@ -6077,7 +6077,7 @@
         </w:trPr>
         <w:tc>
           <w:tcPr>
-            <w:tcW w:w="3288" w:type="dxa"/>
+            <w:tcW w:w="3232" w:type="dxa"/>
           </w:tcPr>
           <w:p>
             <w:pPr>
@@ -6093,7 +6093,7 @@
         </w:tc>
         <w:tc>
           <w:tcPr>
-            <w:tcW w:w="2821" w:type="dxa"/>
+            <w:tcW w:w="2819" w:type="dxa"/>
           </w:tcPr>
           <w:p>
             <w:pPr>
@@ -6109,7 +6109,7 @@
         </w:tc>
         <w:tc>
           <w:tcPr>
-            <w:tcW w:w="3302" w:type="dxa"/>
+            <w:tcW w:w="3360" w:type="dxa"/>
           </w:tcPr>
           <w:p>
             <w:pPr>
@@ -6136,7 +6136,7 @@
         </w:trPr>
         <w:tc>
           <w:tcPr>
-            <w:tcW w:w="3288" w:type="dxa"/>
+            <w:tcW w:w="3232" w:type="dxa"/>
           </w:tcPr>
           <w:p>
             <w:pPr>
@@ -6152,7 +6152,7 @@
         </w:tc>
         <w:tc>
           <w:tcPr>
-            <w:tcW w:w="2821" w:type="dxa"/>
+            <w:tcW w:w="2819" w:type="dxa"/>
           </w:tcPr>
           <w:p>
             <w:pPr>
@@ -6168,7 +6168,7 @@
         </w:tc>
         <w:tc>
           <w:tcPr>
-            <w:tcW w:w="3302" w:type="dxa"/>
+            <w:tcW w:w="3360" w:type="dxa"/>
           </w:tcPr>
           <w:p>
             <w:pPr>
@@ -6186,7 +6186,7 @@
         </w:trPr>
         <w:tc>
           <w:tcPr>
-            <w:tcW w:w="3288" w:type="dxa"/>
+            <w:tcW w:w="3232" w:type="dxa"/>
           </w:tcPr>
           <w:p>
             <w:pPr>
@@ -6202,7 +6202,7 @@
         </w:tc>
         <w:tc>
           <w:tcPr>
-            <w:tcW w:w="2821" w:type="dxa"/>
+            <w:tcW w:w="2819" w:type="dxa"/>
           </w:tcPr>
           <w:p>
             <w:pPr>
@@ -6218,7 +6218,7 @@
         </w:tc>
         <w:tc>
           <w:tcPr>
-            <w:tcW w:w="3302" w:type="dxa"/>
+            <w:tcW w:w="3360" w:type="dxa"/>
           </w:tcPr>
           <w:p>
             <w:pPr>
@@ -6236,7 +6236,7 @@
         </w:trPr>
         <w:tc>
           <w:tcPr>
-            <w:tcW w:w="3288" w:type="dxa"/>
+            <w:tcW w:w="3232" w:type="dxa"/>
           </w:tcPr>
           <w:p>
             <w:pPr>
@@ -6264,7 +6264,7 @@
         </w:tc>
         <w:tc>
           <w:tcPr>
-            <w:tcW w:w="2821" w:type="dxa"/>
+            <w:tcW w:w="2819" w:type="dxa"/>
           </w:tcPr>
           <w:p>
             <w:pPr>
@@ -6280,7 +6280,7 @@
         </w:tc>
         <w:tc>
           <w:tcPr>
-            <w:tcW w:w="3302" w:type="dxa"/>
+            <w:tcW w:w="3360" w:type="dxa"/>
           </w:tcPr>
           <w:p>
             <w:pPr>
@@ -6308,7 +6308,7 @@
         </w:trPr>
         <w:tc>
           <w:tcPr>
-            <w:tcW w:w="3288" w:type="dxa"/>
+            <w:tcW w:w="3232" w:type="dxa"/>
           </w:tcPr>
           <w:p>
             <w:pPr>
@@ -6324,7 +6324,7 @@
         </w:tc>
         <w:tc>
           <w:tcPr>
-            <w:tcW w:w="2821" w:type="dxa"/>
+            <w:tcW w:w="2819" w:type="dxa"/>
           </w:tcPr>
           <w:p>
             <w:pPr>
@@ -6340,7 +6340,7 @@
         </w:tc>
         <w:tc>
           <w:tcPr>
-            <w:tcW w:w="3302" w:type="dxa"/>
+            <w:tcW w:w="3360" w:type="dxa"/>
           </w:tcPr>
           <w:p>
             <w:pPr>
@@ -6358,7 +6358,7 @@
         </w:trPr>
         <w:tc>
           <w:tcPr>
-            <w:tcW w:w="3288" w:type="dxa"/>
+            <w:tcW w:w="3232" w:type="dxa"/>
           </w:tcPr>
           <w:p>
             <w:pPr>
@@ -6374,7 +6374,7 @@
         </w:tc>
         <w:tc>
           <w:tcPr>
-            <w:tcW w:w="2821" w:type="dxa"/>
+            <w:tcW w:w="2819" w:type="dxa"/>
           </w:tcPr>
           <w:p>
             <w:pPr>
@@ -6390,7 +6390,7 @@
         </w:tc>
         <w:tc>
           <w:tcPr>
-            <w:tcW w:w="3302" w:type="dxa"/>
+            <w:tcW w:w="3360" w:type="dxa"/>
           </w:tcPr>
           <w:p>
             <w:pPr>
@@ -6408,7 +6408,7 @@
         </w:trPr>
         <w:tc>
           <w:tcPr>
-            <w:tcW w:w="3288" w:type="dxa"/>
+            <w:tcW w:w="3232" w:type="dxa"/>
           </w:tcPr>
           <w:p>
             <w:pPr>
@@ -6424,7 +6424,7 @@
         </w:tc>
         <w:tc>
           <w:tcPr>
-            <w:tcW w:w="2821" w:type="dxa"/>
+            <w:tcW w:w="2819" w:type="dxa"/>
           </w:tcPr>
           <w:p>
             <w:pPr>
@@ -6440,7 +6440,7 @@
         </w:tc>
         <w:tc>
           <w:tcPr>
-            <w:tcW w:w="3302" w:type="dxa"/>
+            <w:tcW w:w="3360" w:type="dxa"/>
           </w:tcPr>
           <w:p>
             <w:pPr>
@@ -6448,11 +6448,1384 @@
             </w:pPr>
             <w:r>
               <w:t xml:space="preserve">every designator’s footprint against its part number</w:t>
+            </w:r>
+          </w:p>
+        </w:tc>
+      </w:tr>
+      <w:tr>
+        <w:trPr>
+          <w:cantSplit/>
+        </w:trPr>
+        <w:tc>
+          <w:tcPr>
+            <w:tcW w:w="3232" w:type="dxa"/>
+          </w:tcPr>
+          <w:p>
+            <w:pPr>
+              <w:pStyle w:val="Compact"/>
+            </w:pPr>
+            <w:r>
+              <w:rPr>
+                <w:rStyle w:val="VerbatimChar"/>
+              </w:rPr>
+              <w:t xml:space="preserve">kicad/RevC_layout_inputs/</w:t>
+            </w:r>
+          </w:p>
+        </w:tc>
+        <w:tc>
+          <w:tcPr>
+            <w:tcW w:w="2819" w:type="dxa"/>
+          </w:tcPr>
+          <w:p>
+            <w:pPr>
+              <w:pStyle w:val="Compact"/>
+            </w:pPr>
+            <w:r>
+              <w:rPr>
+                <w:rStyle w:val="VerbatimChar"/>
+              </w:rPr>
+              <w:t xml:space="preserve">tools/emit_handover.py</w:t>
+            </w:r>
+          </w:p>
+        </w:tc>
+        <w:tc>
+          <w:tcPr>
+            <w:tcW w:w="3360" w:type="dxa"/>
+          </w:tcPr>
+          <w:p>
+            <w:pPr>
+              <w:pStyle w:val="Compact"/>
+            </w:pPr>
+            <w:r>
+              <w:t xml:space="preserve">the handover set,</w:t>
+            </w:r>
+            <w:r>
+              <w:t xml:space="preserve"> </w:t>
+            </w:r>
+            <w:r>
+              <w:rPr>
+                <w:b/>
+                <w:bCs/>
+              </w:rPr>
+              <w:t xml:space="preserve">KiCad 8</w:t>
+            </w:r>
+            <w:r>
+              <w:t xml:space="preserve">: 51 files with a SHA-256 for each</w:t>
+            </w:r>
+          </w:p>
+        </w:tc>
+      </w:tr>
+      <w:tr>
+        <w:trPr>
+          <w:cantSplit/>
+        </w:trPr>
+        <w:tc>
+          <w:tcPr>
+            <w:tcW w:w="3232" w:type="dxa"/>
+          </w:tcPr>
+          <w:p>
+            <w:pPr>
+              <w:pStyle w:val="Compact"/>
+            </w:pPr>
+            <w:r>
+              <w:rPr>
+                <w:rStyle w:val="VerbatimChar"/>
+              </w:rPr>
+              <w:t xml:space="preserve">kicad/RevC_layout_inputs_kicad10/</w:t>
+            </w:r>
+          </w:p>
+        </w:tc>
+        <w:tc>
+          <w:tcPr>
+            <w:tcW w:w="2819" w:type="dxa"/>
+          </w:tcPr>
+          <w:p>
+            <w:pPr>
+              <w:pStyle w:val="Compact"/>
+            </w:pPr>
+            <w:r>
+              <w:rPr>
+                <w:rStyle w:val="VerbatimChar"/>
+              </w:rPr>
+              <w:t xml:space="preserve">tools/emit_handover.py</w:t>
+            </w:r>
+            <w:r>
+              <w:t xml:space="preserve"> </w:t>
+            </w:r>
+            <w:r>
+              <w:t xml:space="preserve">and</w:t>
+            </w:r>
+            <w:r>
+              <w:t xml:space="preserve"> </w:t>
+            </w:r>
+            <w:r>
+              <w:rPr>
+                <w:rStyle w:val="VerbatimChar"/>
+              </w:rPr>
+              <w:t xml:space="preserve">tools/kicad_fmt.py</w:t>
+            </w:r>
+          </w:p>
+        </w:tc>
+        <w:tc>
+          <w:tcPr>
+            <w:tcW w:w="3360" w:type="dxa"/>
+          </w:tcPr>
+          <w:p>
+            <w:pPr>
+              <w:pStyle w:val="Compact"/>
+            </w:pPr>
+            <w:r>
+              <w:t xml:space="preserve">the same set,</w:t>
+            </w:r>
+            <w:r>
+              <w:t xml:space="preserve"> </w:t>
+            </w:r>
+            <w:r>
+              <w:rPr>
+                <w:b/>
+                <w:bCs/>
+              </w:rPr>
+              <w:t xml:space="preserve">KiCad 10</w:t>
+            </w:r>
+            <w:r>
+              <w:t xml:space="preserve">, converted by</w:t>
+            </w:r>
+            <w:r>
+              <w:t xml:space="preserve"> </w:t>
+            </w:r>
+            <w:r>
+              <w:rPr>
+                <w:rStyle w:val="VerbatimChar"/>
+              </w:rPr>
+              <w:t xml:space="preserve">kicad-cli</w:t>
+            </w:r>
+            <w:r>
+              <w:t xml:space="preserve"> </w:t>
+            </w:r>
+            <w:r>
+              <w:t xml:space="preserve">from the above (ECO-EEG-034)</w:t>
+            </w:r>
+          </w:p>
+        </w:tc>
+      </w:tr>
+      <w:tr>
+        <w:trPr>
+          <w:cantSplit/>
+        </w:trPr>
+        <w:tc>
+          <w:tcPr>
+            <w:tcW w:w="3232" w:type="dxa"/>
+          </w:tcPr>
+          <w:p>
+            <w:pPr>
+              <w:pStyle w:val="Compact"/>
+            </w:pPr>
+            <w:r>
+              <w:rPr>
+                <w:rStyle w:val="VerbatimChar"/>
+              </w:rPr>
+              <w:t xml:space="preserve">kicad/RevC_layout_inputs_kicad10/EQUIVALENCE_kicad8_vs_kicad10.md</w:t>
+            </w:r>
+          </w:p>
+        </w:tc>
+        <w:tc>
+          <w:tcPr>
+            <w:tcW w:w="2819" w:type="dxa"/>
+          </w:tcPr>
+          <w:p>
+            <w:pPr>
+              <w:pStyle w:val="Compact"/>
+            </w:pPr>
+            <w:r>
+              <w:rPr>
+                <w:rStyle w:val="VerbatimChar"/>
+              </w:rPr>
+              <w:t xml:space="preserve">tools/emit_equivalence.py</w:t>
+            </w:r>
+          </w:p>
+        </w:tc>
+        <w:tc>
+          <w:tcPr>
+            <w:tcW w:w="3360" w:type="dxa"/>
+          </w:tcPr>
+          <w:p>
+            <w:pPr>
+              <w:pStyle w:val="Compact"/>
+            </w:pPr>
+            <w:r>
+              <w:t xml:space="preserve">the two emissions diffed on nine counts; the build fails if any differ</w:t>
+            </w:r>
+          </w:p>
+        </w:tc>
+      </w:tr>
+      <w:tr>
+        <w:trPr>
+          <w:cantSplit/>
+        </w:trPr>
+        <w:tc>
+          <w:tcPr>
+            <w:tcW w:w="3232" w:type="dxa"/>
+          </w:tcPr>
+          <w:p>
+            <w:pPr>
+              <w:pStyle w:val="Compact"/>
+            </w:pPr>
+            <w:r>
+              <w:rPr>
+                <w:rStyle w:val="VerbatimChar"/>
+              </w:rPr>
+              <w:t xml:space="preserve">kicad/RevC_layout_inputs_kicad10/drc_kicad10.txt</w:t>
+            </w:r>
+          </w:p>
+        </w:tc>
+        <w:tc>
+          <w:tcPr>
+            <w:tcW w:w="2819" w:type="dxa"/>
+          </w:tcPr>
+          <w:p>
+            <w:pPr>
+              <w:pStyle w:val="Compact"/>
+            </w:pPr>
+            <w:r>
+              <w:rPr>
+                <w:rStyle w:val="VerbatimChar"/>
+              </w:rPr>
+              <w:t xml:space="preserve">kicad-cli 10.0.6</w:t>
+            </w:r>
+            <w:r>
+              <w:t xml:space="preserve">, driven by</w:t>
+            </w:r>
+            <w:r>
+              <w:t xml:space="preserve"> </w:t>
+            </w:r>
+            <w:r>
+              <w:rPr>
+                <w:rStyle w:val="VerbatimChar"/>
+              </w:rPr>
+              <w:t xml:space="preserve">tools/kicad_fmt.py</w:t>
+            </w:r>
+          </w:p>
+        </w:tc>
+        <w:tc>
+          <w:tcPr>
+            <w:tcW w:w="3360" w:type="dxa"/>
+          </w:tcPr>
+          <w:p>
+            <w:pPr>
+              <w:pStyle w:val="Compact"/>
+            </w:pPr>
+            <w:r>
+              <w:t xml:space="preserve">the KiCad 10 DRC report, verbatim</w:t>
+            </w:r>
+          </w:p>
+        </w:tc>
+      </w:tr>
+      <w:tr>
+        <w:trPr>
+          <w:cantSplit/>
+        </w:trPr>
+        <w:tc>
+          <w:tcPr>
+            <w:tcW w:w="3232" w:type="dxa"/>
+          </w:tcPr>
+          <w:p>
+            <w:pPr>
+              <w:pStyle w:val="Compact"/>
+            </w:pPr>
+            <w:r>
+              <w:rPr>
+                <w:rStyle w:val="VerbatimChar"/>
+              </w:rPr>
+              <w:t xml:space="preserve">dist/EEG-CAR-01_RevC_layout_inputs_kicad10.zip</w:t>
+            </w:r>
+          </w:p>
+        </w:tc>
+        <w:tc>
+          <w:tcPr>
+            <w:tcW w:w="2819" w:type="dxa"/>
+          </w:tcPr>
+          <w:p>
+            <w:pPr>
+              <w:pStyle w:val="Compact"/>
+            </w:pPr>
+            <w:r>
+              <w:rPr>
+                <w:rStyle w:val="VerbatimChar"/>
+              </w:rPr>
+              <w:t xml:space="preserve">tools/make_portal_zip.py</w:t>
+            </w:r>
+          </w:p>
+        </w:tc>
+        <w:tc>
+          <w:tcPr>
+            <w:tcW w:w="3360" w:type="dxa"/>
+          </w:tcPr>
+          <w:p>
+            <w:pPr>
+              <w:pStyle w:val="Compact"/>
+            </w:pPr>
+            <w:r>
+              <w:t xml:space="preserve">the portal archive.</w:t>
+            </w:r>
+            <w:r>
+              <w:t xml:space="preserve"> </w:t>
+            </w:r>
+            <w:r>
+              <w:rPr>
+                <w:b/>
+                <w:bCs/>
+              </w:rPr>
+              <w:t xml:space="preserve">Not tracked</w:t>
+            </w:r>
+            <w:r>
+              <w:t xml:space="preserve">;</w:t>
+            </w:r>
+            <w:r>
+              <w:t xml:space="preserve"> </w:t>
+            </w:r>
+            <w:r>
+              <w:rPr>
+                <w:rStyle w:val="VerbatimChar"/>
+              </w:rPr>
+              <w:t xml:space="preserve">emit_all.py</w:t>
+            </w:r>
+            <w:r>
+              <w:t xml:space="preserve"> </w:t>
+            </w:r>
+            <w:r>
+              <w:t xml:space="preserve">does not build it</w:t>
             </w:r>
           </w:p>
         </w:tc>
       </w:tr>
     </w:tbl>
+    <w:p>
+      <w:pPr>
+        <w:pStyle w:val="BodyText"/>
+      </w:pPr>
+      <w:r>
+        <w:rPr>
+          <w:b/>
+          <w:bCs/>
+        </w:rPr>
+        <w:t xml:space="preserve">A second exception to</w:t>
+      </w:r>
+      <w:r>
+        <w:rPr>
+          <w:b/>
+          <w:bCs/>
+        </w:rPr>
+        <w:t xml:space="preserve"> </w:t>
+      </w:r>
+      <w:r>
+        <w:rPr>
+          <w:b/>
+          <w:bCs/>
+        </w:rPr>
+        <w:t xml:space="preserve">“</w:t>
+      </w:r>
+      <w:r>
+        <w:rPr>
+          <w:rStyle w:val="VerbatimChar"/>
+          <w:b/>
+          <w:bCs/>
+        </w:rPr>
+        <w:t xml:space="preserve">emit_all.py</w:t>
+      </w:r>
+      <w:r>
+        <w:rPr>
+          <w:b/>
+          <w:bCs/>
+        </w:rPr>
+        <w:t xml:space="preserve"> </w:t>
+      </w:r>
+      <w:r>
+        <w:rPr>
+          <w:b/>
+          <w:bCs/>
+        </w:rPr>
+        <w:t xml:space="preserve">regenerates it”</w:t>
+      </w:r>
+      <w:r>
+        <w:rPr>
+          <w:b/>
+          <w:bCs/>
+        </w:rPr>
+        <w:t xml:space="preserve">, found on 9 September 2026</w:t>
+      </w:r>
+      <w:r>
+        <w:rPr>
+          <w:b/>
+          <w:bCs/>
+        </w:rPr>
+        <w:t xml:space="preserve"> </w:t>
+      </w:r>
+      <w:r>
+        <w:rPr>
+          <w:b/>
+          <w:bCs/>
+        </w:rPr>
+        <w:t xml:space="preserve">(ECO-EEG-034).</w:t>
+      </w:r>
+      <w:r>
+        <w:t xml:space="preserve"> </w:t>
+      </w:r>
+      <w:r>
+        <w:rPr>
+          <w:rStyle w:val="VerbatimChar"/>
+        </w:rPr>
+        <w:t xml:space="preserve">tools/emit_rule_sheet.py</w:t>
+      </w:r>
+      <w:r>
+        <w:t xml:space="preserve"> </w:t>
+      </w:r>
+      <w:r>
+        <w:t xml:space="preserve">writes only</w:t>
+      </w:r>
+      <w:r>
+        <w:t xml:space="preserve"> </w:t>
+      </w:r>
+      <w:r>
+        <w:rPr>
+          <w:rStyle w:val="VerbatimChar"/>
+        </w:rPr>
+        <w:t xml:space="preserve">docs/LAY-EEG-034_RevA_carrier_layout_rule_sheet.md</w:t>
+      </w:r>
+      <w:r>
+        <w:t xml:space="preserve">. Its</w:t>
+      </w:r>
+      <w:r>
+        <w:t xml:space="preserve"> </w:t>
+      </w:r>
+      <w:r>
+        <w:rPr>
+          <w:rStyle w:val="VerbatimChar"/>
+        </w:rPr>
+        <w:t xml:space="preserve">.docx</w:t>
+      </w:r>
+      <w:r>
+        <w:t xml:space="preserve"> </w:t>
+      </w:r>
+      <w:r>
+        <w:t xml:space="preserve">and</w:t>
+      </w:r>
+      <w:r>
+        <w:t xml:space="preserve"> </w:t>
+      </w:r>
+      <w:r>
+        <w:rPr>
+          <w:rStyle w:val="VerbatimChar"/>
+        </w:rPr>
+        <w:t xml:space="preserve">.pdf</w:t>
+      </w:r>
+      <w:r>
+        <w:t xml:space="preserve"> </w:t>
+      </w:r>
+      <w:r>
+        <w:t xml:space="preserve">come from</w:t>
+      </w:r>
+      <w:r>
+        <w:t xml:space="preserve"> </w:t>
+      </w:r>
+      <w:r>
+        <w:rPr>
+          <w:rStyle w:val="VerbatimChar"/>
+        </w:rPr>
+        <w:t xml:space="preserve">tools/make_docs.py</w:t>
+      </w:r>
+      <w:r>
+        <w:t xml:space="preserve">, which</w:t>
+      </w:r>
+      <w:r>
+        <w:t xml:space="preserve"> </w:t>
+      </w:r>
+      <w:r>
+        <w:rPr>
+          <w:rStyle w:val="VerbatimChar"/>
+        </w:rPr>
+        <w:t xml:space="preserve">emit_all.py</w:t>
+      </w:r>
+      <w:r>
+        <w:t xml:space="preserve"> </w:t>
+      </w:r>
+      <w:r>
+        <w:t xml:space="preserve">does</w:t>
+      </w:r>
+      <w:r>
+        <w:t xml:space="preserve"> </w:t>
+      </w:r>
+      <w:r>
+        <w:rPr>
+          <w:b/>
+          <w:bCs/>
+        </w:rPr>
+        <w:t xml:space="preserve">not</w:t>
+      </w:r>
+      <w:r>
+        <w:t xml:space="preserve"> </w:t>
+      </w:r>
+      <w:r>
+        <w:t xml:space="preserve">call – and the</w:t>
+      </w:r>
+      <w:r>
+        <w:t xml:space="preserve"> </w:t>
+      </w:r>
+      <w:r>
+        <w:rPr>
+          <w:rStyle w:val="VerbatimChar"/>
+        </w:rPr>
+        <w:t xml:space="preserve">.pdf</w:t>
+      </w:r>
+      <w:r>
+        <w:t xml:space="preserve"> </w:t>
+      </w:r>
+      <w:r>
+        <w:t xml:space="preserve">is the copy that</w:t>
+      </w:r>
+      <w:r>
+        <w:t xml:space="preserve"> </w:t>
+      </w:r>
+      <w:r>
+        <w:t xml:space="preserve">travels in the handover set as input 6, the rule sheet the order cites. So a change to the</w:t>
+      </w:r>
+      <w:r>
+        <w:t xml:space="preserve"> </w:t>
+      </w:r>
+      <w:r>
+        <w:t xml:space="preserve">rule sheet that is emitted but not rendered ships a PDF that disagrees with its own Markdown.</w:t>
+      </w:r>
+      <w:r>
+        <w:t xml:space="preserve"> </w:t>
+      </w:r>
+      <w:r>
+        <w:t xml:space="preserve">Both were regenerated under ECO-EEG-034.</w:t>
+      </w:r>
+      <w:r>
+        <w:t xml:space="preserve"> </w:t>
+      </w:r>
+      <w:r>
+        <w:rPr>
+          <w:b/>
+          <w:bCs/>
+        </w:rPr>
+        <w:t xml:space="preserve">Re-running</w:t>
+      </w:r>
+      <w:r>
+        <w:rPr>
+          <w:b/>
+          <w:bCs/>
+        </w:rPr>
+        <w:t xml:space="preserve"> </w:t>
+      </w:r>
+      <w:r>
+        <w:rPr>
+          <w:rStyle w:val="VerbatimChar"/>
+          <w:b/>
+          <w:bCs/>
+        </w:rPr>
+        <w:t xml:space="preserve">emit_all.py</w:t>
+      </w:r>
+      <w:r>
+        <w:rPr>
+          <w:b/>
+          <w:bCs/>
+        </w:rPr>
+        <w:t xml:space="preserve"> </w:t>
+      </w:r>
+      <w:r>
+        <w:rPr>
+          <w:b/>
+          <w:bCs/>
+        </w:rPr>
+        <w:t xml:space="preserve">does not prove</w:t>
+      </w:r>
+      <w:r>
+        <w:rPr>
+          <w:b/>
+          <w:bCs/>
+        </w:rPr>
+        <w:t xml:space="preserve"> </w:t>
+      </w:r>
+      <w:r>
+        <w:rPr>
+          <w:rStyle w:val="VerbatimChar"/>
+          <w:b/>
+          <w:bCs/>
+        </w:rPr>
+        <w:t xml:space="preserve">docs/</w:t>
+      </w:r>
+      <w:r>
+        <w:rPr>
+          <w:b/>
+          <w:bCs/>
+        </w:rPr>
+        <w:t xml:space="preserve"> </w:t>
+      </w:r>
+      <w:r>
+        <w:rPr>
+          <w:b/>
+          <w:bCs/>
+        </w:rPr>
+        <w:t xml:space="preserve">is</w:t>
+      </w:r>
+      <w:r>
+        <w:rPr>
+          <w:b/>
+          <w:bCs/>
+        </w:rPr>
+        <w:t xml:space="preserve"> </w:t>
+      </w:r>
+      <w:r>
+        <w:rPr>
+          <w:b/>
+          <w:bCs/>
+        </w:rPr>
+        <w:t xml:space="preserve">current</w:t>
+      </w:r>
+      <w:r>
+        <w:t xml:space="preserve">, exactly as it does not prove</w:t>
+      </w:r>
+      <w:r>
+        <w:t xml:space="preserve"> </w:t>
+      </w:r>
+      <w:r>
+        <w:rPr>
+          <w:rStyle w:val="VerbatimChar"/>
+        </w:rPr>
+        <w:t xml:space="preserve">kicad/wh-bus-01/</w:t>
+      </w:r>
+      <w:r>
+        <w:t xml:space="preserve"> </w:t>
+      </w:r>
+      <w:r>
+        <w:t xml:space="preserve">is.</w:t>
+      </w:r>
+    </w:p>
+    <w:p>
+      <w:pPr>
+        <w:pStyle w:val="BodyText"/>
+      </w:pPr>
+      <w:r>
+        <w:rPr>
+          <w:b/>
+          <w:bCs/>
+        </w:rPr>
+        <w:t xml:space="preserve">The vendor RFQ pack is in this class and is registered here on 9 September 2026.</w:t>
+      </w:r>
+      <w:r>
+        <w:t xml:space="preserve"> </w:t>
+      </w:r>
+      <w:r>
+        <w:t xml:space="preserve">Two</w:t>
+      </w:r>
+      <w:r>
+        <w:t xml:space="preserve"> </w:t>
+      </w:r>
+      <w:r>
+        <w:t xml:space="preserve">tools write it,</w:t>
+      </w:r>
+      <w:r>
+        <w:t xml:space="preserve"> </w:t>
+      </w:r>
+      <w:r>
+        <w:rPr>
+          <w:rStyle w:val="VerbatimChar"/>
+        </w:rPr>
+        <w:t xml:space="preserve">emit_all.py</w:t>
+      </w:r>
+      <w:r>
+        <w:t xml:space="preserve"> </w:t>
+      </w:r>
+      <w:r>
+        <w:t xml:space="preserve">calls</w:t>
+      </w:r>
+      <w:r>
+        <w:t xml:space="preserve"> </w:t>
+      </w:r>
+      <w:r>
+        <w:rPr>
+          <w:b/>
+          <w:bCs/>
+        </w:rPr>
+        <w:t xml:space="preserve">neither</w:t>
+      </w:r>
+      <w:r>
+        <w:t xml:space="preserve">, and nothing under</w:t>
+      </w:r>
+      <w:r>
+        <w:t xml:space="preserve"> </w:t>
+      </w:r>
+      <w:r>
+        <w:rPr>
+          <w:rStyle w:val="VerbatimChar"/>
+        </w:rPr>
+        <w:t xml:space="preserve">dist/rfq/</w:t>
+      </w:r>
+      <w:r>
+        <w:t xml:space="preserve"> </w:t>
+      </w:r>
+      <w:r>
+        <w:t xml:space="preserve">is tracked:</w:t>
+      </w:r>
+    </w:p>
+    <w:tbl>
+      <w:tblPr>
+        <w:tblStyle w:val="Table"/>
+        <w:tblW w:w="5000" w:type="pct"/>
+        <w:tblLayout w:type="autofit"/>
+        <w:tblLook w:firstRow="1" w:lastRow="0" w:firstColumn="0" w:lastColumn="0" w:noHBand="0" w:noVBand="0" w:val="0020"/>
+      </w:tblPr>
+      <w:tblGrid>
+        <w:gridCol w:w="2954"/>
+        <w:gridCol w:w="2666"/>
+        <w:gridCol w:w="3791"/>
+      </w:tblGrid>
+      <w:tr>
+        <w:trPr>
+          <w:cantSplit/>
+          <w:tblHeader/>
+        </w:trPr>
+        <w:tc>
+          <w:tcPr>
+            <w:tcW w:w="2954" w:type="dxa"/>
+          </w:tcPr>
+          <w:p>
+            <w:pPr>
+              <w:pStyle w:val="Compact"/>
+            </w:pPr>
+            <w:r>
+              <w:t xml:space="preserve">File or tree</w:t>
+            </w:r>
+          </w:p>
+        </w:tc>
+        <w:tc>
+          <w:tcPr>
+            <w:tcW w:w="2666" w:type="dxa"/>
+          </w:tcPr>
+          <w:p>
+            <w:pPr>
+              <w:pStyle w:val="Compact"/>
+            </w:pPr>
+            <w:r>
+              <w:t xml:space="preserve">Written by</w:t>
+            </w:r>
+          </w:p>
+        </w:tc>
+        <w:tc>
+          <w:tcPr>
+            <w:tcW w:w="3791" w:type="dxa"/>
+          </w:tcPr>
+          <w:p>
+            <w:pPr>
+              <w:pStyle w:val="Compact"/>
+            </w:pPr>
+            <w:r>
+              <w:t xml:space="preserve">What it is</w:t>
+            </w:r>
+          </w:p>
+        </w:tc>
+      </w:tr>
+      <w:tr>
+        <w:trPr>
+          <w:cantSplit/>
+        </w:trPr>
+        <w:tc>
+          <w:tcPr>
+            <w:tcW w:w="2954" w:type="dxa"/>
+          </w:tcPr>
+          <w:p>
+            <w:pPr>
+              <w:pStyle w:val="Compact"/>
+            </w:pPr>
+            <w:r>
+              <w:rPr>
+                <w:rStyle w:val="VerbatimChar"/>
+              </w:rPr>
+              <w:t xml:space="preserve">dist/rfq/&lt;vendor&gt;/fields.json</w:t>
+            </w:r>
+          </w:p>
+        </w:tc>
+        <w:tc>
+          <w:tcPr>
+            <w:tcW w:w="2666" w:type="dxa"/>
+          </w:tcPr>
+          <w:p>
+            <w:pPr>
+              <w:pStyle w:val="Compact"/>
+            </w:pPr>
+            <w:r>
+              <w:rPr>
+                <w:rStyle w:val="VerbatimChar"/>
+              </w:rPr>
+              <w:t xml:space="preserve">tools/emit_rfq_pack.py</w:t>
+            </w:r>
+          </w:p>
+        </w:tc>
+        <w:tc>
+          <w:tcPr>
+            <w:tcW w:w="3791" w:type="dxa"/>
+          </w:tcPr>
+          <w:p>
+            <w:pPr>
+              <w:pStyle w:val="Compact"/>
+            </w:pPr>
+            <w:r>
+              <w:t xml:space="preserve">every RFQ answer, machine-readable, each with the</w:t>
+            </w:r>
+            <w:r>
+              <w:t xml:space="preserve"> </w:t>
+            </w:r>
+            <w:r>
+              <w:rPr>
+                <w:rStyle w:val="VerbatimChar"/>
+              </w:rPr>
+              <w:t xml:space="preserve">design.py</w:t>
+            </w:r>
+            <w:r>
+              <w:t xml:space="preserve"> </w:t>
+            </w:r>
+            <w:r>
+              <w:t xml:space="preserve">symbol or the document and section it came from</w:t>
+            </w:r>
+          </w:p>
+        </w:tc>
+      </w:tr>
+      <w:tr>
+        <w:trPr>
+          <w:cantSplit/>
+        </w:trPr>
+        <w:tc>
+          <w:tcPr>
+            <w:tcW w:w="2954" w:type="dxa"/>
+          </w:tcPr>
+          <w:p>
+            <w:pPr>
+              <w:pStyle w:val="Compact"/>
+            </w:pPr>
+            <w:r>
+              <w:rPr>
+                <w:rStyle w:val="VerbatimChar"/>
+              </w:rPr>
+              <w:t xml:space="preserve">dist/rfq/&lt;vendor&gt;/ANSWER_SHEET.md</w:t>
+            </w:r>
+          </w:p>
+        </w:tc>
+        <w:tc>
+          <w:tcPr>
+            <w:tcW w:w="2666" w:type="dxa"/>
+          </w:tcPr>
+          <w:p>
+            <w:pPr>
+              <w:pStyle w:val="Compact"/>
+            </w:pPr>
+            <w:r>
+              <w:rPr>
+                <w:rStyle w:val="VerbatimChar"/>
+              </w:rPr>
+              <w:t xml:space="preserve">tools/emit_rfq_pack.py</w:t>
+            </w:r>
+          </w:p>
+        </w:tc>
+        <w:tc>
+          <w:tcPr>
+            <w:tcW w:w="3791" w:type="dxa"/>
+          </w:tcPr>
+          <w:p>
+            <w:pPr>
+              <w:pStyle w:val="Compact"/>
+            </w:pPr>
+            <w:r>
+              <w:t xml:space="preserve">the same answers for a person to read beside the filled page before submitting</w:t>
+            </w:r>
+          </w:p>
+        </w:tc>
+      </w:tr>
+      <w:tr>
+        <w:trPr>
+          <w:cantSplit/>
+        </w:trPr>
+        <w:tc>
+          <w:tcPr>
+            <w:tcW w:w="2954" w:type="dxa"/>
+          </w:tcPr>
+          <w:p>
+            <w:pPr>
+              <w:pStyle w:val="Compact"/>
+            </w:pPr>
+            <w:r>
+              <w:rPr>
+                <w:rStyle w:val="VerbatimChar"/>
+              </w:rPr>
+              <w:t xml:space="preserve">dist/rfq/&lt;vendor&gt;/&lt;board&gt;/</w:t>
+            </w:r>
+          </w:p>
+        </w:tc>
+        <w:tc>
+          <w:tcPr>
+            <w:tcW w:w="2666" w:type="dxa"/>
+          </w:tcPr>
+          <w:p>
+            <w:pPr>
+              <w:pStyle w:val="Compact"/>
+            </w:pPr>
+            <w:r>
+              <w:rPr>
+                <w:rStyle w:val="VerbatimChar"/>
+              </w:rPr>
+              <w:t xml:space="preserve">tools/emit_rfq_pack.py</w:t>
+            </w:r>
+          </w:p>
+        </w:tc>
+        <w:tc>
+          <w:tcPr>
+            <w:tcW w:w="3791" w:type="dxa"/>
+          </w:tcPr>
+          <w:p>
+            <w:pPr>
+              <w:pStyle w:val="Compact"/>
+            </w:pPr>
+            <w:r>
+              <w:t xml:space="preserve">the upload set: the fabrication ZIP</w:t>
+            </w:r>
+            <w:r>
+              <w:t xml:space="preserve"> </w:t>
+            </w:r>
+            <w:r>
+              <w:rPr>
+                <w:b/>
+                <w:bCs/>
+              </w:rPr>
+              <w:t xml:space="preserve">copied and checksum-verified, never rebuilt</w:t>
+            </w:r>
+            <w:r>
+              <w:t xml:space="preserve">, plus one bundle ZIP carrying the BOM, the CPLs and</w:t>
+            </w:r>
+            <w:r>
+              <w:t xml:space="preserve"> </w:t>
+            </w:r>
+            <w:r>
+              <w:rPr>
+                <w:rStyle w:val="VerbatimChar"/>
+              </w:rPr>
+              <w:t xml:space="preserve">README_for_bidder.txt</w:t>
+            </w:r>
+          </w:p>
+        </w:tc>
+      </w:tr>
+      <w:tr>
+        <w:trPr>
+          <w:cantSplit/>
+        </w:trPr>
+        <w:tc>
+          <w:tcPr>
+            <w:tcW w:w="2954" w:type="dxa"/>
+          </w:tcPr>
+          <w:p>
+            <w:pPr>
+              <w:pStyle w:val="Compact"/>
+            </w:pPr>
+            <w:r>
+              <w:rPr>
+                <w:rStyle w:val="VerbatimChar"/>
+              </w:rPr>
+              <w:t xml:space="preserve">dist/rfq/&lt;vendor&gt;/screenshots/&lt;board&gt;/</w:t>
+            </w:r>
+          </w:p>
+        </w:tc>
+        <w:tc>
+          <w:tcPr>
+            <w:tcW w:w="2666" w:type="dxa"/>
+          </w:tcPr>
+          <w:p>
+            <w:pPr>
+              <w:pStyle w:val="Compact"/>
+            </w:pPr>
+            <w:r>
+              <w:rPr>
+                <w:rStyle w:val="VerbatimChar"/>
+              </w:rPr>
+              <w:t xml:space="preserve">tools/rfq_pcbcart.py</w:t>
+            </w:r>
+          </w:p>
+        </w:tc>
+        <w:tc>
+          <w:tcPr>
+            <w:tcW w:w="3791" w:type="dxa"/>
+          </w:tcPr>
+          <w:p>
+            <w:pPr>
+              <w:pStyle w:val="Compact"/>
+            </w:pPr>
+            <w:r>
+              <w:t xml:space="preserve">every section of the filled form, before submission</w:t>
+            </w:r>
+          </w:p>
+        </w:tc>
+      </w:tr>
+      <w:tr>
+        <w:trPr>
+          <w:cantSplit/>
+        </w:trPr>
+        <w:tc>
+          <w:tcPr>
+            <w:tcW w:w="2954" w:type="dxa"/>
+          </w:tcPr>
+          <w:p>
+            <w:pPr>
+              <w:pStyle w:val="Compact"/>
+            </w:pPr>
+            <w:r>
+              <w:rPr>
+                <w:rStyle w:val="VerbatimChar"/>
+              </w:rPr>
+              <w:t xml:space="preserve">dist/rfq/&lt;vendor&gt;/submission_record.json</w:t>
+            </w:r>
+          </w:p>
+        </w:tc>
+        <w:tc>
+          <w:tcPr>
+            <w:tcW w:w="2666" w:type="dxa"/>
+          </w:tcPr>
+          <w:p>
+            <w:pPr>
+              <w:pStyle w:val="Compact"/>
+            </w:pPr>
+            <w:r>
+              <w:rPr>
+                <w:rStyle w:val="VerbatimChar"/>
+              </w:rPr>
+              <w:t xml:space="preserve">tools/rfq_pcbcart.py</w:t>
+            </w:r>
+          </w:p>
+        </w:tc>
+        <w:tc>
+          <w:tcPr>
+            <w:tcW w:w="3791" w:type="dxa"/>
+          </w:tcPr>
+          <w:p>
+            <w:pPr>
+              <w:pStyle w:val="Compact"/>
+            </w:pPr>
+            <w:r>
+              <w:t xml:space="preserve">the page-against-</w:t>
+            </w:r>
+            <w:r>
+              <w:rPr>
+                <w:rStyle w:val="VerbatimChar"/>
+              </w:rPr>
+              <w:t xml:space="preserve">fields.json</w:t>
+            </w:r>
+            <w:r>
+              <w:t xml:space="preserve"> </w:t>
+            </w:r>
+            <w:r>
+              <w:t xml:space="preserve">diff, the deviations, the dialogs seen, and whether anything was actually sent</w:t>
+            </w:r>
+          </w:p>
+        </w:tc>
+      </w:tr>
+      <w:tr>
+        <w:trPr>
+          <w:cantSplit/>
+        </w:trPr>
+        <w:tc>
+          <w:tcPr>
+            <w:tcW w:w="2954" w:type="dxa"/>
+          </w:tcPr>
+          <w:p>
+            <w:pPr>
+              <w:pStyle w:val="Compact"/>
+            </w:pPr>
+            <w:r>
+              <w:rPr>
+                <w:rStyle w:val="VerbatimChar"/>
+              </w:rPr>
+              <w:t xml:space="preserve">records/vendor_submissions/</w:t>
+            </w:r>
+          </w:p>
+        </w:tc>
+        <w:tc>
+          <w:tcPr>
+            <w:tcW w:w="2666" w:type="dxa"/>
+          </w:tcPr>
+          <w:p>
+            <w:pPr>
+              <w:pStyle w:val="Compact"/>
+            </w:pPr>
+            <w:r>
+              <w:rPr>
+                <w:b/>
+                <w:bCs/>
+              </w:rPr>
+              <w:t xml:space="preserve">by hand, once per submission</w:t>
+            </w:r>
+          </w:p>
+        </w:tc>
+        <w:tc>
+          <w:tcPr>
+            <w:tcW w:w="3791" w:type="dxa"/>
+          </w:tcPr>
+          <w:p>
+            <w:pPr>
+              <w:pStyle w:val="Compact"/>
+            </w:pPr>
+            <w:r>
+              <w:t xml:space="preserve">the programme record of what went to which vendor. Not generated: re-running a tool cannot change what a manufacturer already received</w:t>
+            </w:r>
+          </w:p>
+        </w:tc>
+      </w:tr>
+    </w:tbl>
+    <w:p>
+      <w:pPr>
+        <w:pStyle w:val="BodyText"/>
+      </w:pPr>
+      <w:r>
+        <w:rPr>
+          <w:rStyle w:val="VerbatimChar"/>
+        </w:rPr>
+        <w:t xml:space="preserve">tools/emit_rfq_pack.py</w:t>
+      </w:r>
+      <w:r>
+        <w:t xml:space="preserve"> </w:t>
+      </w:r>
+      <w:r>
+        <w:t xml:space="preserve">is vendor-agnostic with a per-vendor profile;</w:t>
+      </w:r>
+      <w:r>
+        <w:t xml:space="preserve"> </w:t>
+      </w:r>
+      <w:r>
+        <w:rPr>
+          <w:rStyle w:val="VerbatimChar"/>
+        </w:rPr>
+        <w:t xml:space="preserve">tools/rfq_pcbcart.py</w:t>
+      </w:r>
+      <w:r>
+        <w:t xml:space="preserve"> </w:t>
+      </w:r>
+      <w:r>
+        <w:t xml:space="preserve">is one portal’s DOM. It fills, screenshots and diffs the page against</w:t>
+      </w:r>
+      <w:r>
+        <w:t xml:space="preserve"> </w:t>
+      </w:r>
+      <w:r>
+        <w:rPr>
+          <w:rStyle w:val="VerbatimChar"/>
+        </w:rPr>
+        <w:t xml:space="preserve">fields.json</w:t>
+      </w:r>
+      <w:r>
+        <w:t xml:space="preserve">, and then</w:t>
+      </w:r>
+      <w:r>
+        <w:t xml:space="preserve"> </w:t>
+      </w:r>
+      <w:r>
+        <w:rPr>
+          <w:b/>
+          <w:bCs/>
+        </w:rPr>
+        <w:t xml:space="preserve">stops</w:t>
+      </w:r>
+      <w:r>
+        <w:t xml:space="preserve">: it submits only when a person confirms at the terminal, or when an explicit</w:t>
+      </w:r>
+      <w:r>
+        <w:t xml:space="preserve"> </w:t>
+      </w:r>
+      <w:r>
+        <w:rPr>
+          <w:rStyle w:val="VerbatimChar"/>
+        </w:rPr>
+        <w:t xml:space="preserve">--authorised-by</w:t>
+      </w:r>
+      <w:r>
+        <w:t xml:space="preserve"> </w:t>
+      </w:r>
+      <w:r>
+        <w:t xml:space="preserve">is passed and recorded verbatim in the submission record. Neither route</w:t>
+      </w:r>
+      <w:r>
+        <w:t xml:space="preserve"> </w:t>
+      </w:r>
+      <w:r>
+        <w:t xml:space="preserve">relaxes the two refusals that matter – a page that does not match</w:t>
+      </w:r>
+      <w:r>
+        <w:t xml:space="preserve"> </w:t>
+      </w:r>
+      <w:r>
+        <w:rPr>
+          <w:rStyle w:val="VerbatimChar"/>
+        </w:rPr>
+        <w:t xml:space="preserve">fields.json</w:t>
+      </w:r>
+      <w:r>
+        <w:t xml:space="preserve">, or a</w:t>
+      </w:r>
+      <w:r>
+        <w:t xml:space="preserve"> </w:t>
+      </w:r>
+      <w:r>
+        <w:t xml:space="preserve">required field left unfilled, is not submitted whoever authorises it. Two properties are</w:t>
+      </w:r>
+      <w:r>
+        <w:t xml:space="preserve"> </w:t>
+      </w:r>
+      <w:r>
+        <w:t xml:space="preserve">worth stating because they are the reason the pack exists rather than the form being filled</w:t>
+      </w:r>
+      <w:r>
+        <w:t xml:space="preserve"> </w:t>
+      </w:r>
+      <w:r>
+        <w:t xml:space="preserve">by hand:</w:t>
+      </w:r>
+    </w:p>
+    <w:p>
+      <w:pPr>
+        <w:pStyle w:val="BodyText"/>
+      </w:pPr>
+      <w:r>
+        <w:rPr>
+          <w:b/>
+          <w:bCs/>
+        </w:rPr>
+        <w:t xml:space="preserve">No figure is typed.</w:t>
+      </w:r>
+      <w:r>
+        <w:t xml:space="preserve"> </w:t>
+      </w:r>
+      <w:r>
+        <w:t xml:space="preserve">Every answer that restates a specification carries the verbatim</w:t>
+      </w:r>
+      <w:r>
+        <w:t xml:space="preserve"> </w:t>
+      </w:r>
+      <w:r>
+        <w:t xml:space="preserve">sentence it came from and the substrings that must appear in it; the build</w:t>
+      </w:r>
+      <w:r>
+        <w:t xml:space="preserve"> </w:t>
+      </w:r>
+      <w:r>
+        <w:rPr>
+          <w:b/>
+          <w:bCs/>
+        </w:rPr>
+        <w:t xml:space="preserve">fails</w:t>
+      </w:r>
+      <w:r>
+        <w:t xml:space="preserve"> </w:t>
+      </w:r>
+      <w:r>
+        <w:t xml:space="preserve">if a</w:t>
+      </w:r>
+      <w:r>
+        <w:t xml:space="preserve"> </w:t>
+      </w:r>
+      <w:r>
+        <w:t xml:space="preserve">figure no longer appears in its source. Changing the finished thickness in</w:t>
+      </w:r>
+      <w:r>
+        <w:t xml:space="preserve"> </w:t>
+      </w:r>
+      <w:r>
+        <w:rPr>
+          <w:rStyle w:val="VerbatimChar"/>
+        </w:rPr>
+        <w:t xml:space="preserve">design.py</w:t>
+      </w:r>
+      <w:r>
+        <w:t xml:space="preserve"> </w:t>
+      </w:r>
+      <w:r>
+        <w:t xml:space="preserve">and</w:t>
+      </w:r>
+      <w:r>
+        <w:t xml:space="preserve"> </w:t>
+      </w:r>
+      <w:r>
+        <w:t xml:space="preserve">not in the pack stops the build instead of quietly sending a fabricator the old number.</w:t>
+      </w:r>
+    </w:p>
+    <w:p>
+      <w:pPr>
+        <w:pStyle w:val="BodyText"/>
+      </w:pPr>
+      <w:r>
+        <w:rPr>
+          <w:b/>
+          <w:bCs/>
+        </w:rPr>
+        <w:t xml:space="preserve">What the form cannot express is recorded rather than dropped.</w:t>
+      </w:r>
+      <w:r>
+        <w:t xml:space="preserve"> </w:t>
+      </w:r>
+      <w:r>
+        <w:t xml:space="preserve">Each canonical answer is</w:t>
+      </w:r>
+      <w:r>
+        <w:t xml:space="preserve"> </w:t>
+      </w:r>
+      <w:r>
+        <w:t xml:space="preserve">either mapped to a control on that portal or declared unsupported with a reason, and the</w:t>
+      </w:r>
+      <w:r>
+        <w:t xml:space="preserve"> </w:t>
+      </w:r>
+      <w:r>
+        <w:t xml:space="preserve">build fails if it is neither. That is what caught the stack-up:</w:t>
+      </w:r>
+      <w:r>
+        <w:t xml:space="preserve"> </w:t>
+      </w:r>
+      <w:r>
+        <w:rPr>
+          <w:b/>
+          <w:bCs/>
+        </w:rPr>
+        <w:t xml:space="preserve">no PCBCart form carries</w:t>
+      </w:r>
+      <w:r>
+        <w:rPr>
+          <w:b/>
+          <w:bCs/>
+        </w:rPr>
+        <w:t xml:space="preserve"> </w:t>
+      </w:r>
+      <w:r>
+        <w:rPr>
+          <w:b/>
+          <w:bCs/>
+        </w:rPr>
+        <w:t xml:space="preserve">one</w:t>
+      </w:r>
+      <w:r>
+        <w:t xml:space="preserve">, on the assembly route or the Standard PCB route, so DSN-EEG-003 section 3.2 travels</w:t>
+      </w:r>
+      <w:r>
+        <w:t xml:space="preserve"> </w:t>
+      </w:r>
+      <w:r>
+        <w:t xml:space="preserve">in the notes with written confirmation demanded. It is also what caught the inner copper –</w:t>
+      </w:r>
+      <w:r>
+        <w:t xml:space="preserve"> </w:t>
+      </w:r>
+      <w:r>
+        <w:t xml:space="preserve">the form offers 18 um and the specification is 17 um – which is stated to the vendor</w:t>
+      </w:r>
+      <w:r>
+        <w:t xml:space="preserve"> </w:t>
+      </w:r>
+      <w:r>
+        <w:t xml:space="preserve">instead of being silently accepted.</w:t>
+      </w:r>
+    </w:p>
     <w:p>
       <w:pPr>
         <w:pStyle w:val="BodyText"/>
@@ -9680,7 +11053,7 @@
     </w:p>
     <w:bookmarkEnd w:id="16"/>
     <w:bookmarkEnd w:id="17"/>
-    <w:bookmarkStart w:id="53" w:name="engineering-changes-package-v1-to-v2"/>
+    <w:bookmarkStart w:id="54" w:name="engineering-changes-package-v1-to-v2"/>
     <w:p>
       <w:pPr>
         <w:pStyle w:val="Heading2"/>
@@ -11913,6 +13286,94 @@
           </w:p>
         </w:tc>
       </w:tr>
+      <w:tr>
+        <w:trPr>
+          <w:cantSplit/>
+        </w:trPr>
+        <w:tc>
+          <w:tcPr>
+            <w:tcW w:w="1978" w:type="dxa"/>
+          </w:tcPr>
+          <w:p>
+            <w:pPr>
+              <w:pStyle w:val="Compact"/>
+            </w:pPr>
+            <w:r>
+              <w:t xml:space="preserve">ECO-EEG-034</w:t>
+            </w:r>
+          </w:p>
+        </w:tc>
+        <w:tc>
+          <w:tcPr>
+            <w:tcW w:w="2125" w:type="dxa"/>
+          </w:tcPr>
+          <w:p>
+            <w:pPr>
+              <w:pStyle w:val="Compact"/>
+            </w:pPr>
+            <w:r>
+              <w:t xml:space="preserve">format emission and documentation, with two defects found</w:t>
+            </w:r>
+          </w:p>
+        </w:tc>
+        <w:tc>
+          <w:tcPr>
+            <w:tcW w:w="2993" w:type="dxa"/>
+          </w:tcPr>
+          <w:p>
+            <w:pPr>
+              <w:pStyle w:val="Compact"/>
+            </w:pPr>
+            <w:r>
+              <w:t xml:space="preserve">the layout desk runs KiCad 10, so the input set is emitted for KiCad 10 alongside the KiCad 8 set from one source and the two are checked equivalent on nine counts; running a real DRC for the first time found that the 37 custom rules had been silently inert, because KiCad discards a</w:t>
+            </w:r>
+            <w:r>
+              <w:t xml:space="preserve"> </w:t>
+            </w:r>
+            <w:r>
+              <w:rPr>
+                <w:rStyle w:val="VerbatimChar"/>
+              </w:rPr>
+              <w:t xml:space="preserve">.kicad_dru</w:t>
+            </w:r>
+            <w:r>
+              <w:t xml:space="preserve"> </w:t>
+            </w:r>
+            <w:r>
+              <w:t xml:space="preserve">containing a semicolon comment, and that the zoning, no-via and mounting keep-outs forbade the parts they contain.</w:t>
+            </w:r>
+            <w:r>
+              <w:t xml:space="preserve"> </w:t>
+            </w:r>
+            <w:r>
+              <w:rPr>
+                <w:b/>
+                <w:bCs/>
+              </w:rPr>
+              <w:t xml:space="preserve">The circuit is unchanged.</w:t>
+            </w:r>
+            <w:r>
+              <w:t xml:space="preserve"> </w:t>
+            </w:r>
+            <w:r>
+              <w:t xml:space="preserve">A third finding, MH2 inside the isolation strip, is raised and not resolved</w:t>
+            </w:r>
+          </w:p>
+        </w:tc>
+        <w:tc>
+          <w:tcPr>
+            <w:tcW w:w="2315" w:type="dxa"/>
+          </w:tcPr>
+          <w:p>
+            <w:pPr>
+              <w:pStyle w:val="Compact"/>
+            </w:pPr>
+            <w:r>
+              <w:t xml:space="preserve">implemented 9 September 2026</w:t>
+            </w:r>
+          </w:p>
+        </w:tc>
+      </w:tr>
     </w:tbl>
     <w:bookmarkEnd w:id="18"/>
     <w:bookmarkStart w:id="19" w:name="X83e555da14b7b25c24782fd565e7a1c97e471de"/>
@@ -28903,7 +30364,2241 @@
       </w:r>
     </w:p>
     <w:bookmarkEnd w:id="50"/>
-    <w:bookmarkStart w:id="51" w:name="X562b4b9eda6b105e95399c8163ef3c0451fbd4b"/>
+    <w:bookmarkStart w:id="51" w:name="X4f7858eabbe46e008f115a41d0cc98c8c620f3d"/>
+    <w:p>
+      <w:pPr>
+        <w:pStyle w:val="Heading3"/>
+      </w:pPr>
+      <w:r>
+        <w:t xml:space="preserve">ECO-EEG-034 – the layout input set re-emitted for KiCad 10, and two defects it found</w:t>
+      </w:r>
+    </w:p>
+    <w:p>
+      <w:pPr>
+        <w:pStyle w:val="FirstParagraph"/>
+      </w:pPr>
+      <w:r>
+        <w:rPr>
+          <w:b/>
+          <w:bCs/>
+        </w:rPr>
+        <w:t xml:space="preserve">Class:</w:t>
+      </w:r>
+      <w:r>
+        <w:t xml:space="preserve"> </w:t>
+      </w:r>
+      <w:r>
+        <w:t xml:space="preserve">format emission and documentation.</w:t>
+      </w:r>
+      <w:r>
+        <w:t xml:space="preserve"> </w:t>
+      </w:r>
+      <w:r>
+        <w:rPr>
+          <w:b/>
+          <w:bCs/>
+        </w:rPr>
+        <w:t xml:space="preserve">Found by:</w:t>
+      </w:r>
+      <w:r>
+        <w:t xml:space="preserve"> </w:t>
+      </w:r>
+      <w:r>
+        <w:t xml:space="preserve">the JLCPCB layout desk, which</w:t>
+      </w:r>
+      <w:r>
+        <w:t xml:space="preserve"> </w:t>
+      </w:r>
+      <w:r>
+        <w:t xml:space="preserve">confirmed on 9 September 2026 that it runs</w:t>
+      </w:r>
+      <w:r>
+        <w:t xml:space="preserve"> </w:t>
+      </w:r>
+      <w:r>
+        <w:rPr>
+          <w:b/>
+          <w:bCs/>
+        </w:rPr>
+        <w:t xml:space="preserve">KiCad 10</w:t>
+      </w:r>
+      <w:r>
+        <w:t xml:space="preserve">, and asked for the set as a single</w:t>
+      </w:r>
+      <w:r>
+        <w:t xml:space="preserve"> </w:t>
+      </w:r>
+      <w:r>
+        <w:t xml:space="preserve">archive for upload at</w:t>
+      </w:r>
+      <w:r>
+        <w:t xml:space="preserve"> </w:t>
+      </w:r>
+      <w:r>
+        <w:rPr>
+          <w:rStyle w:val="VerbatimChar"/>
+        </w:rPr>
+        <w:t xml:space="preserve">design.jlcpcb.com/quote</w:t>
+      </w:r>
+      <w:r>
+        <w:t xml:space="preserve">.</w:t>
+      </w:r>
+    </w:p>
+    <w:p>
+      <w:pPr>
+        <w:pStyle w:val="BodyText"/>
+      </w:pPr>
+      <w:r>
+        <w:rPr>
+          <w:b/>
+          <w:bCs/>
+        </w:rPr>
+        <w:t xml:space="preserve">The circuit is unchanged.</w:t>
+      </w:r>
+      <w:r>
+        <w:t xml:space="preserve"> </w:t>
+      </w:r>
+      <w:r>
+        <w:t xml:space="preserve">No net, no part, no value, no footprint and no coordinate</w:t>
+      </w:r>
+      <w:r>
+        <w:t xml:space="preserve"> </w:t>
+      </w:r>
+      <w:r>
+        <w:t xml:space="preserve">moves under this change. The netlist is the same 156 nets and 614 pins, the board is the same</w:t>
+      </w:r>
+      <w:r>
+        <w:t xml:space="preserve"> </w:t>
+      </w:r>
+      <w:r>
+        <w:t xml:space="preserve">211 footprints and 636 pads, and the same 37 footprints are locked at the same coordinates.</w:t>
+      </w:r>
+      <w:r>
+        <w:t xml:space="preserve"> </w:t>
+      </w:r>
+      <w:r>
+        <w:t xml:space="preserve">What changes is the file format the set is written in, two defects in how the rules were</w:t>
+      </w:r>
+      <w:r>
+        <w:t xml:space="preserve"> </w:t>
+      </w:r>
+      <w:r>
+        <w:t xml:space="preserve">emitted, one reclassification in the rule sheet, and the documents that describe all of it.</w:t>
+      </w:r>
+    </w:p>
+    <w:p>
+      <w:pPr>
+        <w:pStyle w:val="BodyText"/>
+      </w:pPr>
+      <w:r>
+        <w:rPr>
+          <w:b/>
+          <w:bCs/>
+        </w:rPr>
+        <w:t xml:space="preserve">Was:</w:t>
+      </w:r>
+      <w:r>
+        <w:t xml:space="preserve"> </w:t>
+      </w:r>
+      <w:r>
+        <w:t xml:space="preserve">the set in</w:t>
+      </w:r>
+      <w:r>
+        <w:t xml:space="preserve"> </w:t>
+      </w:r>
+      <w:r>
+        <w:rPr>
+          <w:rStyle w:val="VerbatimChar"/>
+        </w:rPr>
+        <w:t xml:space="preserve">kicad/RevC_layout_inputs/</w:t>
+      </w:r>
+      <w:r>
+        <w:t xml:space="preserve"> </w:t>
+      </w:r>
+      <w:r>
+        <w:t xml:space="preserve">was written for KiCad 8 –</w:t>
+      </w:r>
+      <w:r>
+        <w:t xml:space="preserve"> </w:t>
+      </w:r>
+      <w:r>
+        <w:rPr>
+          <w:rStyle w:val="VerbatimChar"/>
+        </w:rPr>
+        <w:t xml:space="preserve">(kicad_sch (version 20231120))</w:t>
+      </w:r>
+      <w:r>
+        <w:t xml:space="preserve">,</w:t>
+      </w:r>
+      <w:r>
+        <w:t xml:space="preserve"> </w:t>
+      </w:r>
+      <w:r>
+        <w:rPr>
+          <w:rStyle w:val="VerbatimChar"/>
+        </w:rPr>
+        <w:t xml:space="preserve">(kicad_pcb (version 20240108))</w:t>
+      </w:r>
+      <w:r>
+        <w:t xml:space="preserve"> </w:t>
+      </w:r>
+      <w:r>
+        <w:t xml:space="preserve">– and the covering note</w:t>
+      </w:r>
+      <w:r>
+        <w:t xml:space="preserve"> </w:t>
+      </w:r>
+      <w:r>
+        <w:t xml:space="preserve">offered to re-emit for another major version if asked. Opening a KiCad 8 project in KiCad 10</w:t>
+      </w:r>
+      <w:r>
+        <w:t xml:space="preserve"> </w:t>
+      </w:r>
+      <w:r>
+        <w:t xml:space="preserve">can silently alter the net classes, the custom rules and the DRC severities, which is most of</w:t>
+      </w:r>
+      <w:r>
+        <w:t xml:space="preserve"> </w:t>
+      </w:r>
+      <w:r>
+        <w:t xml:space="preserve">the layout specification, so the offer was the right one and it has now been taken up.</w:t>
+      </w:r>
+    </w:p>
+    <w:p>
+      <w:pPr>
+        <w:pStyle w:val="BodyText"/>
+      </w:pPr>
+      <w:r>
+        <w:rPr>
+          <w:b/>
+          <w:bCs/>
+        </w:rPr>
+        <w:t xml:space="preserve">Now:</w:t>
+      </w:r>
+      <w:r>
+        <w:t xml:space="preserve"> </w:t>
+      </w:r>
+      <w:r>
+        <w:t xml:space="preserve">two sets, generated from one source in one run.</w:t>
+      </w:r>
+    </w:p>
+    <w:tbl>
+      <w:tblPr>
+        <w:tblStyle w:val="Table"/>
+        <w:tblW w:w="5000" w:type="pct"/>
+        <w:tblLayout w:type="autofit"/>
+        <w:tblLook w:firstRow="1" w:lastRow="0" w:firstColumn="0" w:lastColumn="0" w:noHBand="0" w:noVBand="0" w:val="0020"/>
+      </w:tblPr>
+      <w:tblGrid>
+        <w:gridCol w:w="3358"/>
+        <w:gridCol w:w="3693"/>
+        <w:gridCol w:w="2360"/>
+      </w:tblGrid>
+      <w:tr>
+        <w:trPr>
+          <w:cantSplit/>
+          <w:tblHeader/>
+        </w:trPr>
+        <w:tc>
+          <w:tcPr>
+            <w:tcW w:w="3358" w:type="dxa"/>
+          </w:tcPr>
+          <w:p>
+            <w:pPr>
+              <w:pStyle w:val="Compact"/>
+            </w:pPr>
+            <w:r>
+              <w:t xml:space="preserve">Directory</w:t>
+            </w:r>
+          </w:p>
+        </w:tc>
+        <w:tc>
+          <w:tcPr>
+            <w:tcW w:w="3693" w:type="dxa"/>
+          </w:tcPr>
+          <w:p>
+            <w:pPr>
+              <w:pStyle w:val="Compact"/>
+            </w:pPr>
+            <w:r>
+              <w:t xml:space="preserve">Format</w:t>
+            </w:r>
+          </w:p>
+        </w:tc>
+        <w:tc>
+          <w:tcPr>
+            <w:tcW w:w="2360" w:type="dxa"/>
+          </w:tcPr>
+          <w:p>
+            <w:pPr>
+              <w:pStyle w:val="Compact"/>
+            </w:pPr>
+            <w:r>
+              <w:t xml:space="preserve">Files</w:t>
+            </w:r>
+          </w:p>
+        </w:tc>
+      </w:tr>
+      <w:tr>
+        <w:trPr>
+          <w:cantSplit/>
+        </w:trPr>
+        <w:tc>
+          <w:tcPr>
+            <w:tcW w:w="3358" w:type="dxa"/>
+          </w:tcPr>
+          <w:p>
+            <w:pPr>
+              <w:pStyle w:val="Compact"/>
+            </w:pPr>
+            <w:r>
+              <w:rPr>
+                <w:rStyle w:val="VerbatimChar"/>
+              </w:rPr>
+              <w:t xml:space="preserve">kicad/RevC_layout_inputs/</w:t>
+            </w:r>
+          </w:p>
+        </w:tc>
+        <w:tc>
+          <w:tcPr>
+            <w:tcW w:w="3693" w:type="dxa"/>
+          </w:tcPr>
+          <w:p>
+            <w:pPr>
+              <w:pStyle w:val="Compact"/>
+            </w:pPr>
+            <w:r>
+              <w:t xml:space="preserve">KiCad 8,</w:t>
+            </w:r>
+            <w:r>
+              <w:t xml:space="preserve"> </w:t>
+            </w:r>
+            <w:r>
+              <w:rPr>
+                <w:rStyle w:val="VerbatimChar"/>
+              </w:rPr>
+              <w:t xml:space="preserve">(kicad_pcb 20240108)</w:t>
+            </w:r>
+            <w:r>
+              <w:t xml:space="preserve"> </w:t>
+            </w:r>
+            <w:r>
+              <w:t xml:space="preserve">/</w:t>
+            </w:r>
+            <w:r>
+              <w:t xml:space="preserve"> </w:t>
+            </w:r>
+            <w:r>
+              <w:rPr>
+                <w:rStyle w:val="VerbatimChar"/>
+              </w:rPr>
+              <w:t xml:space="preserve">(kicad_sch 20231120)</w:t>
+            </w:r>
+          </w:p>
+        </w:tc>
+        <w:tc>
+          <w:tcPr>
+            <w:tcW w:w="2360" w:type="dxa"/>
+          </w:tcPr>
+          <w:p>
+            <w:pPr>
+              <w:pStyle w:val="Compact"/>
+            </w:pPr>
+            <w:r>
+              <w:t xml:space="preserve">51</w:t>
+            </w:r>
+          </w:p>
+        </w:tc>
+      </w:tr>
+      <w:tr>
+        <w:trPr>
+          <w:cantSplit/>
+        </w:trPr>
+        <w:tc>
+          <w:tcPr>
+            <w:tcW w:w="3358" w:type="dxa"/>
+          </w:tcPr>
+          <w:p>
+            <w:pPr>
+              <w:pStyle w:val="Compact"/>
+            </w:pPr>
+            <w:r>
+              <w:rPr>
+                <w:rStyle w:val="VerbatimChar"/>
+              </w:rPr>
+              <w:t xml:space="preserve">kicad/RevC_layout_inputs_kicad10/</w:t>
+            </w:r>
+          </w:p>
+        </w:tc>
+        <w:tc>
+          <w:tcPr>
+            <w:tcW w:w="3693" w:type="dxa"/>
+          </w:tcPr>
+          <w:p>
+            <w:pPr>
+              <w:pStyle w:val="Compact"/>
+            </w:pPr>
+            <w:r>
+              <w:t xml:space="preserve">KiCad 10,</w:t>
+            </w:r>
+            <w:r>
+              <w:t xml:space="preserve"> </w:t>
+            </w:r>
+            <w:r>
+              <w:rPr>
+                <w:rStyle w:val="VerbatimChar"/>
+              </w:rPr>
+              <w:t xml:space="preserve">(kicad_pcb 20260206)</w:t>
+            </w:r>
+            <w:r>
+              <w:t xml:space="preserve"> </w:t>
+            </w:r>
+            <w:r>
+              <w:t xml:space="preserve">/</w:t>
+            </w:r>
+            <w:r>
+              <w:t xml:space="preserve"> </w:t>
+            </w:r>
+            <w:r>
+              <w:rPr>
+                <w:rStyle w:val="VerbatimChar"/>
+              </w:rPr>
+              <w:t xml:space="preserve">(kicad_sch 20260306)</w:t>
+            </w:r>
+          </w:p>
+        </w:tc>
+        <w:tc>
+          <w:tcPr>
+            <w:tcW w:w="2360" w:type="dxa"/>
+          </w:tcPr>
+          <w:p>
+            <w:pPr>
+              <w:pStyle w:val="Compact"/>
+            </w:pPr>
+            <w:r>
+              <w:t xml:space="preserve">53</w:t>
+            </w:r>
+          </w:p>
+        </w:tc>
+      </w:tr>
+    </w:tbl>
+    <w:p>
+      <w:pPr>
+        <w:pStyle w:val="BodyText"/>
+      </w:pPr>
+      <w:r>
+        <w:t xml:space="preserve">The KiCad 8 set is unchanged in kind and stays the published reference. The KiCad 10 set is</w:t>
+      </w:r>
+      <w:r>
+        <w:t xml:space="preserve"> </w:t>
+      </w:r>
+      <w:r>
+        <w:t xml:space="preserve">that same emission passed through KiCad’s own</w:t>
+      </w:r>
+      <w:r>
+        <w:t xml:space="preserve"> </w:t>
+      </w:r>
+      <w:r>
+        <w:rPr>
+          <w:rStyle w:val="VerbatimChar"/>
+        </w:rPr>
+        <w:t xml:space="preserve">kicad-cli pcb upgrade</w:t>
+      </w:r>
+      <w:r>
+        <w:t xml:space="preserve">,</w:t>
+      </w:r>
+      <w:r>
+        <w:t xml:space="preserve"> </w:t>
+      </w:r>
+      <w:r>
+        <w:rPr>
+          <w:rStyle w:val="VerbatimChar"/>
+        </w:rPr>
+        <w:t xml:space="preserve">sch upgrade</w:t>
+      </w:r>
+      <w:r>
+        <w:t xml:space="preserve"> </w:t>
+      </w:r>
+      <w:r>
+        <w:t xml:space="preserve">and</w:t>
+      </w:r>
+      <w:r>
+        <w:t xml:space="preserve"> </w:t>
+      </w:r>
+      <w:r>
+        <w:rPr>
+          <w:rStyle w:val="VerbatimChar"/>
+        </w:rPr>
+        <w:t xml:space="preserve">sym upgrade</w:t>
+      </w:r>
+      <w:r>
+        <w:t xml:space="preserve">, in</w:t>
+      </w:r>
+      <w:r>
+        <w:t xml:space="preserve"> </w:t>
+      </w:r>
+      <w:r>
+        <w:rPr>
+          <w:rStyle w:val="VerbatimChar"/>
+        </w:rPr>
+        <w:t xml:space="preserve">tools/kicad_fmt.py</w:t>
+      </w:r>
+      <w:r>
+        <w:t xml:space="preserve">. It is a target of the existing emitter and not a</w:t>
+      </w:r>
+      <w:r>
+        <w:t xml:space="preserve"> </w:t>
+      </w:r>
+      <w:r>
+        <w:t xml:space="preserve">second emitter:</w:t>
+      </w:r>
+      <w:r>
+        <w:t xml:space="preserve"> </w:t>
+      </w:r>
+      <w:r>
+        <w:rPr>
+          <w:rStyle w:val="VerbatimChar"/>
+        </w:rPr>
+        <w:t xml:space="preserve">tools/design.py</w:t>
+      </w:r>
+      <w:r>
+        <w:t xml:space="preserve"> </w:t>
+      </w:r>
+      <w:r>
+        <w:t xml:space="preserve">remains the single source and there is nothing to keep in</w:t>
+      </w:r>
+      <w:r>
+        <w:t xml:space="preserve"> </w:t>
+      </w:r>
+      <w:r>
+        <w:t xml:space="preserve">step by hand.</w:t>
+      </w:r>
+      <w:r>
+        <w:t xml:space="preserve"> </w:t>
+      </w:r>
+      <w:r>
+        <w:rPr>
+          <w:b/>
+          <w:bCs/>
+        </w:rPr>
+        <w:t xml:space="preserve">The KiCad 10 version tokens above were read out of files KiCad 10.0.6 had</w:t>
+      </w:r>
+      <w:r>
+        <w:rPr>
+          <w:b/>
+          <w:bCs/>
+        </w:rPr>
+        <w:t xml:space="preserve"> </w:t>
+      </w:r>
+      <w:r>
+        <w:rPr>
+          <w:b/>
+          <w:bCs/>
+        </w:rPr>
+        <w:t xml:space="preserve">just written, not taken from documentation or from memory</w:t>
+      </w:r>
+      <w:r>
+        <w:t xml:space="preserve">, and</w:t>
+      </w:r>
+      <w:r>
+        <w:t xml:space="preserve"> </w:t>
+      </w:r>
+      <w:r>
+        <w:rPr>
+          <w:rStyle w:val="VerbatimChar"/>
+        </w:rPr>
+        <w:t xml:space="preserve">kicad_fmt.verify()</w:t>
+      </w:r>
+      <w:r>
+        <w:t xml:space="preserve"> </w:t>
+      </w:r>
+      <w:r>
+        <w:t xml:space="preserve">re-reads</w:t>
+      </w:r>
+      <w:r>
+        <w:t xml:space="preserve"> </w:t>
+      </w:r>
+      <w:r>
+        <w:t xml:space="preserve">them on every emission so that a different KiCad quietly producing a third format is an error</w:t>
+      </w:r>
+      <w:r>
+        <w:t xml:space="preserve"> </w:t>
+      </w:r>
+      <w:r>
+        <w:t xml:space="preserve">rather than a surprise.</w:t>
+      </w:r>
+    </w:p>
+    <w:p>
+      <w:pPr>
+        <w:pStyle w:val="BodyText"/>
+      </w:pPr>
+      <w:r>
+        <w:t xml:space="preserve">The two extra files in the KiCad 10 directory are</w:t>
+      </w:r>
+      <w:r>
+        <w:t xml:space="preserve"> </w:t>
+      </w:r>
+      <w:r>
+        <w:rPr>
+          <w:rStyle w:val="VerbatimChar"/>
+        </w:rPr>
+        <w:t xml:space="preserve">EQUIVALENCE_kicad8_vs_kicad10.md</w:t>
+      </w:r>
+      <w:r>
+        <w:t xml:space="preserve"> </w:t>
+      </w:r>
+      <w:r>
+        <w:t xml:space="preserve">and the</w:t>
+      </w:r>
+      <w:r>
+        <w:t xml:space="preserve"> </w:t>
+      </w:r>
+      <w:r>
+        <w:t xml:space="preserve">DRC report it cites.</w:t>
+      </w:r>
+    </w:p>
+    <w:p>
+      <w:pPr>
+        <w:pStyle w:val="BodyText"/>
+      </w:pPr>
+      <w:r>
+        <w:rPr>
+          <w:b/>
+          <w:bCs/>
+        </w:rPr>
+        <w:t xml:space="preserve">The two sets are checked equivalent, not assumed equivalent.</w:t>
+      </w:r>
+      <w:r>
+        <w:t xml:space="preserve"> </w:t>
+      </w:r>
+      <w:r>
+        <w:t xml:space="preserve">Nine checks in</w:t>
+      </w:r>
+      <w:r>
+        <w:t xml:space="preserve"> </w:t>
+      </w:r>
+      <w:r>
+        <w:rPr>
+          <w:rStyle w:val="VerbatimChar"/>
+        </w:rPr>
+        <w:t xml:space="preserve">tools/emit_equivalence.py</w:t>
+      </w:r>
+      <w:r>
+        <w:t xml:space="preserve">, written into the KiCad 10 directory on every emission and</w:t>
+      </w:r>
+      <w:r>
+        <w:t xml:space="preserve"> </w:t>
+      </w:r>
+      <w:r>
+        <w:t xml:space="preserve">failing the build if any of them differ: the netlist parsed back out of both schematic trees;</w:t>
+      </w:r>
+      <w:r>
+        <w:t xml:space="preserve"> </w:t>
+      </w:r>
+      <w:r>
+        <w:t xml:space="preserve">the board census; the eight net classes and the assignment of all 156 nets; the 37 custom</w:t>
+      </w:r>
+      <w:r>
+        <w:t xml:space="preserve"> </w:t>
+      </w:r>
+      <w:r>
+        <w:t xml:space="preserve">rules; the 45 DRC severities; the 37 locked footprints and their coordinates; the fixed</w:t>
+      </w:r>
+      <w:r>
+        <w:t xml:space="preserve"> </w:t>
+      </w:r>
+      <w:r>
+        <w:t xml:space="preserve">geometry; the rule areas and pours; and a KiCad 10 round trip.</w:t>
+      </w:r>
+      <w:r>
+        <w:t xml:space="preserve"> </w:t>
+      </w:r>
+      <w:r>
+        <w:rPr>
+          <w:b/>
+          <w:bCs/>
+        </w:rPr>
+        <w:t xml:space="preserve">All nine pass. None is</w:t>
+      </w:r>
+      <w:r>
+        <w:rPr>
+          <w:b/>
+          <w:bCs/>
+        </w:rPr>
+        <w:t xml:space="preserve"> </w:t>
+      </w:r>
+      <w:r>
+        <w:rPr>
+          <w:b/>
+          <w:bCs/>
+        </w:rPr>
+        <w:t xml:space="preserve">marked not performed.</w:t>
+      </w:r>
+      <w:r>
+        <w:t xml:space="preserve"> </w:t>
+      </w:r>
+      <w:r>
+        <w:rPr>
+          <w:rStyle w:val="VerbatimChar"/>
+        </w:rPr>
+        <w:t xml:space="preserve">.kicad_pro</w:t>
+      </w:r>
+      <w:r>
+        <w:t xml:space="preserve">,</w:t>
+      </w:r>
+      <w:r>
+        <w:t xml:space="preserve"> </w:t>
+      </w:r>
+      <w:r>
+        <w:rPr>
+          <w:rStyle w:val="VerbatimChar"/>
+        </w:rPr>
+        <w:t xml:space="preserve">.kicad_dru</w:t>
+      </w:r>
+      <w:r>
+        <w:t xml:space="preserve"> </w:t>
+      </w:r>
+      <w:r>
+        <w:t xml:space="preserve">and</w:t>
+      </w:r>
+      <w:r>
+        <w:t xml:space="preserve"> </w:t>
+      </w:r>
+      <w:r>
+        <w:rPr>
+          <w:rStyle w:val="VerbatimChar"/>
+        </w:rPr>
+        <w:t xml:space="preserve">.kicad_sym</w:t>
+      </w:r>
+      <w:r>
+        <w:t xml:space="preserve"> </w:t>
+      </w:r>
+      <w:r>
+        <w:t xml:space="preserve">are not rewritten by the</w:t>
+      </w:r>
+      <w:r>
+        <w:t xml:space="preserve"> </w:t>
+      </w:r>
+      <w:r>
+        <w:t xml:space="preserve">conversion and are byte-for-byte identical between the two directories, which is why the</w:t>
+      </w:r>
+      <w:r>
+        <w:t xml:space="preserve"> </w:t>
+      </w:r>
+      <w:r>
+        <w:t xml:space="preserve">three checks that matter most compare equal by construction – recorded there as a</w:t>
+      </w:r>
+      <w:r>
+        <w:t xml:space="preserve"> </w:t>
+      </w:r>
+      <w:r>
+        <w:t xml:space="preserve">measurement and not as an assumption.</w:t>
+      </w:r>
+    </w:p>
+    <w:p>
+      <w:pPr>
+        <w:pStyle w:val="BodyText"/>
+      </w:pPr>
+      <w:r>
+        <w:rPr>
+          <w:b/>
+          <w:bCs/>
+        </w:rPr>
+        <w:t xml:space="preserve">KiCad 10.0.6 was installed on the build machine to do this.</w:t>
+      </w:r>
+      <w:r>
+        <w:t xml:space="preserve"> </w:t>
+      </w:r>
+      <w:r>
+        <w:t xml:space="preserve">Every previous statement in</w:t>
+      </w:r>
+      <w:r>
+        <w:t xml:space="preserve"> </w:t>
+      </w:r>
+      <w:r>
+        <w:t xml:space="preserve">this package that</w:t>
+      </w:r>
+      <w:r>
+        <w:t xml:space="preserve"> </w:t>
+      </w:r>
+      <w:r>
+        <w:rPr>
+          <w:rStyle w:val="VerbatimChar"/>
+        </w:rPr>
+        <w:t xml:space="preserve">kicad-cli sch erc</w:t>
+      </w:r>
+      <w:r>
+        <w:t xml:space="preserve"> </w:t>
+      </w:r>
+      <w:r>
+        <w:t xml:space="preserve">and</w:t>
+      </w:r>
+      <w:r>
+        <w:t xml:space="preserve"> </w:t>
+      </w:r>
+      <w:r>
+        <w:rPr>
+          <w:rStyle w:val="VerbatimChar"/>
+        </w:rPr>
+        <w:t xml:space="preserve">kicad-cli pcb drc</w:t>
+      </w:r>
+      <w:r>
+        <w:t xml:space="preserve"> </w:t>
+      </w:r>
+      <w:r>
+        <w:t xml:space="preserve">were NOT RUN because KiCad was</w:t>
+      </w:r>
+      <w:r>
+        <w:t xml:space="preserve"> </w:t>
+      </w:r>
+      <w:r>
+        <w:t xml:space="preserve">absent was true when written and is no longer true of the KiCad 10 set. It remains true of</w:t>
+      </w:r>
+      <w:r>
+        <w:t xml:space="preserve"> </w:t>
+      </w:r>
+      <w:r>
+        <w:t xml:space="preserve">the KiCad 8 set: Homebrew carries no</w:t>
+      </w:r>
+      <w:r>
+        <w:t xml:space="preserve"> </w:t>
+      </w:r>
+      <w:r>
+        <w:rPr>
+          <w:rStyle w:val="VerbatimChar"/>
+        </w:rPr>
+        <w:t xml:space="preserve">kicad@8</w:t>
+      </w:r>
+      <w:r>
+        <w:t xml:space="preserve"> </w:t>
+      </w:r>
+      <w:r>
+        <w:t xml:space="preserve">and none was installed, so no DRC or ERC</w:t>
+      </w:r>
+      <w:r>
+        <w:t xml:space="preserve"> </w:t>
+      </w:r>
+      <w:r>
+        <w:t xml:space="preserve">result is claimed for that directory.</w:t>
+      </w:r>
+    </w:p>
+    <w:p>
+      <w:pPr>
+        <w:pStyle w:val="BodyText"/>
+      </w:pPr>
+      <w:r>
+        <w:rPr>
+          <w:b/>
+          <w:bCs/>
+        </w:rPr>
+        <w:t xml:space="preserve">Finding 1 – the 37 custom rules were silently inert, and are now live.</w:t>
+      </w:r>
+      <w:r>
+        <w:t xml:space="preserve"> </w:t>
+      </w:r>
+      <w:r>
+        <w:rPr>
+          <w:rStyle w:val="VerbatimChar"/>
+        </w:rPr>
+        <w:t xml:space="preserve">tools/rules.py</w:t>
+      </w:r>
+      <w:r>
+        <w:t xml:space="preserve"> </w:t>
+      </w:r>
+      <w:r>
+        <w:t xml:space="preserve">wrote the</w:t>
+      </w:r>
+      <w:r>
+        <w:t xml:space="preserve"> </w:t>
+      </w:r>
+      <w:r>
+        <w:rPr>
+          <w:rStyle w:val="VerbatimChar"/>
+        </w:rPr>
+        <w:t xml:space="preserve">.kicad_dru</w:t>
+      </w:r>
+      <w:r>
+        <w:t xml:space="preserve"> </w:t>
+      </w:r>
+      <w:r>
+        <w:t xml:space="preserve">with</w:t>
+      </w:r>
+      <w:r>
+        <w:t xml:space="preserve"> </w:t>
+      </w:r>
+      <w:r>
+        <w:rPr>
+          <w:rStyle w:val="VerbatimChar"/>
+        </w:rPr>
+        <w:t xml:space="preserve">;;</w:t>
+      </w:r>
+      <w:r>
+        <w:t xml:space="preserve"> </w:t>
+      </w:r>
+      <w:r>
+        <w:t xml:space="preserve">comments. KiCad discards the</w:t>
+      </w:r>
+      <w:r>
+        <w:t xml:space="preserve"> </w:t>
+      </w:r>
+      <w:r>
+        <w:rPr>
+          <w:b/>
+          <w:bCs/>
+        </w:rPr>
+        <w:t xml:space="preserve">whole file</w:t>
+      </w:r>
+      <w:r>
+        <w:t xml:space="preserve"> </w:t>
+      </w:r>
+      <w:r>
+        <w:t xml:space="preserve">the moment it</w:t>
+      </w:r>
+      <w:r>
+        <w:t xml:space="preserve"> </w:t>
+      </w:r>
+      <w:r>
+        <w:t xml:space="preserve">meets a semicolon comment, with no error and no warning, and runs DRC as though the file were</w:t>
+      </w:r>
+      <w:r>
+        <w:t xml:space="preserve"> </w:t>
+      </w:r>
+      <w:r>
+        <w:t xml:space="preserve">absent. Measured on KiCad 10.0.6 by appending a probe rule that must fire: with the file as</w:t>
+      </w:r>
+      <w:r>
+        <w:t xml:space="preserve"> </w:t>
+      </w:r>
+      <w:r>
+        <w:t xml:space="preserve">released the probe produced nothing and deleting the file changed no result; with the</w:t>
+      </w:r>
+      <w:r>
+        <w:t xml:space="preserve"> </w:t>
+      </w:r>
+      <w:r>
+        <w:t xml:space="preserve">comments written as</w:t>
+      </w:r>
+      <w:r>
+        <w:t xml:space="preserve"> </w:t>
+      </w:r>
+      <w:r>
+        <w:rPr>
+          <w:rStyle w:val="VerbatimChar"/>
+        </w:rPr>
+        <w:t xml:space="preserve">#</w:t>
+      </w:r>
+      <w:r>
+        <w:t xml:space="preserve"> </w:t>
+      </w:r>
+      <w:r>
+        <w:t xml:space="preserve">the probe fired.</w:t>
+      </w:r>
+      <w:r>
+        <w:t xml:space="preserve"> </w:t>
+      </w:r>
+      <w:r>
+        <w:rPr>
+          <w:b/>
+          <w:bCs/>
+        </w:rPr>
+        <w:t xml:space="preserve">The released set shipped 37 rules of which KiCad</w:t>
+      </w:r>
+      <w:r>
+        <w:rPr>
+          <w:b/>
+          <w:bCs/>
+        </w:rPr>
+        <w:t xml:space="preserve"> </w:t>
+      </w:r>
+      <w:r>
+        <w:rPr>
+          <w:b/>
+          <w:bCs/>
+        </w:rPr>
+        <w:t xml:space="preserve">applied none</w:t>
+      </w:r>
+      <w:r>
+        <w:t xml:space="preserve">, while LAY-EEG-034 told the layout desk the file was not optional. Fixed by</w:t>
+      </w:r>
+      <w:r>
+        <w:t xml:space="preserve"> </w:t>
+      </w:r>
+      <w:r>
+        <w:t xml:space="preserve">emitting</w:t>
+      </w:r>
+      <w:r>
+        <w:t xml:space="preserve"> </w:t>
+      </w:r>
+      <w:r>
+        <w:rPr>
+          <w:rStyle w:val="VerbatimChar"/>
+        </w:rPr>
+        <w:t xml:space="preserve">#</w:t>
+      </w:r>
+      <w:r>
+        <w:t xml:space="preserve">, and</w:t>
+      </w:r>
+      <w:r>
+        <w:t xml:space="preserve"> </w:t>
+      </w:r>
+      <w:r>
+        <w:rPr>
+          <w:rStyle w:val="VerbatimChar"/>
+        </w:rPr>
+        <w:t xml:space="preserve">check_dru()</w:t>
+      </w:r>
+      <w:r>
+        <w:t xml:space="preserve"> </w:t>
+      </w:r>
+      <w:r>
+        <w:t xml:space="preserve">now refuses to write a file containing a semicolon comment so</w:t>
+      </w:r>
+      <w:r>
+        <w:t xml:space="preserve"> </w:t>
+      </w:r>
+      <w:r>
+        <w:t xml:space="preserve">that it cannot come back. Whether KiCad 8 also discarded the file is</w:t>
+      </w:r>
+      <w:r>
+        <w:t xml:space="preserve"> </w:t>
+      </w:r>
+      <w:r>
+        <w:rPr>
+          <w:b/>
+          <w:bCs/>
+        </w:rPr>
+        <w:t xml:space="preserve">not verified</w:t>
+      </w:r>
+      <w:r>
+        <w:t xml:space="preserve"> </w:t>
+      </w:r>
+      <w:r>
+        <w:t xml:space="preserve">– no</w:t>
+      </w:r>
+      <w:r>
+        <w:t xml:space="preserve"> </w:t>
+      </w:r>
+      <w:r>
+        <w:t xml:space="preserve">KiCad 8 was available to test – and is not asserted either way.</w:t>
+      </w:r>
+    </w:p>
+    <w:p>
+      <w:pPr>
+        <w:pStyle w:val="BodyText"/>
+      </w:pPr>
+      <w:r>
+        <w:rPr>
+          <w:b/>
+          <w:bCs/>
+        </w:rPr>
+        <w:t xml:space="preserve">Finding 2 – the zoning and no-via areas forbade the parts they contain.</w:t>
+      </w:r>
+      <w:r>
+        <w:t xml:space="preserve"> </w:t>
+      </w:r>
+      <w:r>
+        <w:rPr>
+          <w:rStyle w:val="VerbatimChar"/>
+        </w:rPr>
+        <w:t xml:space="preserve">tools/kicad_pcb8.py</w:t>
+      </w:r>
+      <w:r>
+        <w:t xml:space="preserve"> </w:t>
+      </w:r>
+      <w:r>
+        <w:t xml:space="preserve">wrote</w:t>
+      </w:r>
+      <w:r>
+        <w:t xml:space="preserve"> </w:t>
+      </w:r>
+      <w:r>
+        <w:rPr>
+          <w:rStyle w:val="VerbatimChar"/>
+        </w:rPr>
+        <w:t xml:space="preserve">(pads not_allowed) (footprints not_allowed)</w:t>
+      </w:r>
+      <w:r>
+        <w:t xml:space="preserve"> </w:t>
+      </w:r>
+      <w:r>
+        <w:t xml:space="preserve">into every rule</w:t>
+      </w:r>
+      <w:r>
+        <w:t xml:space="preserve"> </w:t>
+      </w:r>
+      <w:r>
+        <w:t xml:space="preserve">area. That is correct for</w:t>
+      </w:r>
+      <w:r>
+        <w:t xml:space="preserve"> </w:t>
+      </w:r>
+      <w:r>
+        <w:rPr>
+          <w:rStyle w:val="VerbatimChar"/>
+        </w:rPr>
+        <w:t xml:space="preserve">ISOLATION_KEEPOUT</w:t>
+      </w:r>
+      <w:r>
+        <w:t xml:space="preserve"> </w:t>
+      </w:r>
+      <w:r>
+        <w:t xml:space="preserve">and wrong for</w:t>
+      </w:r>
+      <w:r>
+        <w:t xml:space="preserve"> </w:t>
+      </w:r>
+      <w:r>
+        <w:rPr>
+          <w:rStyle w:val="VerbatimChar"/>
+        </w:rPr>
+        <w:t xml:space="preserve">ANALOGUE_ZONE</w:t>
+      </w:r>
+      <w:r>
+        <w:t xml:space="preserve"> </w:t>
+      </w:r>
+      <w:r>
+        <w:t xml:space="preserve">and</w:t>
+      </w:r>
+      <w:r>
+        <w:t xml:space="preserve"> </w:t>
+      </w:r>
+      <w:r>
+        <w:rPr>
+          <w:rStyle w:val="VerbatimChar"/>
+        </w:rPr>
+        <w:t xml:space="preserve">DIGITAL_ZONE</w:t>
+      </w:r>
+      <w:r>
+        <w:t xml:space="preserve">, which between them tile the whole board, for the four</w:t>
+      </w:r>
+      <w:r>
+        <w:t xml:space="preserve"> </w:t>
+      </w:r>
+      <w:r>
+        <w:rPr>
+          <w:rStyle w:val="VerbatimChar"/>
+        </w:rPr>
+        <w:t xml:space="preserve">NO_VIA_J*</w:t>
+      </w:r>
+      <w:r>
+        <w:t xml:space="preserve"> </w:t>
+      </w:r>
+      <w:r>
+        <w:t xml:space="preserve">areas,</w:t>
+      </w:r>
+      <w:r>
+        <w:t xml:space="preserve"> </w:t>
+      </w:r>
+      <w:r>
+        <w:t xml:space="preserve">which are the connectors’ own courtyards, and for the four</w:t>
+      </w:r>
+      <w:r>
+        <w:t xml:space="preserve"> </w:t>
+      </w:r>
+      <w:r>
+        <w:rPr>
+          <w:rStyle w:val="VerbatimChar"/>
+        </w:rPr>
+        <w:t xml:space="preserve">MOUNT_KEEPOUT_MH*</w:t>
+      </w:r>
+      <w:r>
+        <w:t xml:space="preserve"> </w:t>
+      </w:r>
+      <w:r>
+        <w:t xml:space="preserve">areas, which</w:t>
+      </w:r>
+      <w:r>
+        <w:t xml:space="preserve"> </w:t>
+      </w:r>
+      <w:r>
+        <w:t xml:space="preserve">are centred on the mounting holes. The result was</w:t>
+      </w:r>
+      <w:r>
+        <w:t xml:space="preserve"> </w:t>
+      </w:r>
+      <w:r>
+        <w:rPr>
+          <w:b/>
+          <w:bCs/>
+        </w:rPr>
+        <w:t xml:space="preserve">199</w:t>
+      </w:r>
+      <w:r>
+        <w:rPr>
+          <w:b/>
+          <w:bCs/>
+        </w:rPr>
+        <w:t xml:space="preserve"> </w:t>
+      </w:r>
+      <w:r>
+        <w:rPr>
+          <w:rStyle w:val="VerbatimChar"/>
+          <w:b/>
+          <w:bCs/>
+        </w:rPr>
+        <w:t xml:space="preserve">items_not_allowed</w:t>
+      </w:r>
+      <w:r>
+        <w:rPr>
+          <w:b/>
+          <w:bCs/>
+        </w:rPr>
+        <w:t xml:space="preserve"> </w:t>
+      </w:r>
+      <w:r>
+        <w:rPr>
+          <w:b/>
+          <w:bCs/>
+        </w:rPr>
+        <w:t xml:space="preserve">violations at</w:t>
+      </w:r>
+      <w:r>
+        <w:rPr>
+          <w:b/>
+          <w:bCs/>
+        </w:rPr>
+        <w:t xml:space="preserve"> </w:t>
+      </w:r>
+      <w:r>
+        <w:rPr>
+          <w:b/>
+          <w:bCs/>
+        </w:rPr>
+        <w:t xml:space="preserve">error severity</w:t>
+      </w:r>
+      <w:r>
+        <w:t xml:space="preserve">, raised against placement the layout desk has not yet made. The intent was</w:t>
+      </w:r>
+      <w:r>
+        <w:t xml:space="preserve"> </w:t>
+      </w:r>
+      <w:r>
+        <w:t xml:space="preserve">already recorded and was not what the file said:</w:t>
+      </w:r>
+      <w:r>
+        <w:t xml:space="preserve"> </w:t>
+      </w:r>
+      <w:r>
+        <w:rPr>
+          <w:rStyle w:val="VerbatimChar"/>
+        </w:rPr>
+        <w:t xml:space="preserve">tools/rules.py</w:t>
+      </w:r>
+      <w:r>
+        <w:t xml:space="preserve"> </w:t>
+      </w:r>
+      <w:r>
+        <w:t xml:space="preserve">says of the zone split that</w:t>
+      </w:r>
+      <w:r>
+        <w:t xml:space="preserve"> </w:t>
+      </w:r>
+      <w:r>
+        <w:t xml:space="preserve">it</w:t>
+      </w:r>
+      <w:r>
+        <w:t xml:space="preserve"> </w:t>
+      </w:r>
+      <w:r>
+        <w:t xml:space="preserve">“is a routing rule and not a placement rule”</w:t>
+      </w:r>
+      <w:r>
+        <w:t xml:space="preserve">, and the six emitted zoning rules only ever</w:t>
+      </w:r>
+      <w:r>
+        <w:t xml:space="preserve"> </w:t>
+      </w:r>
+      <w:r>
+        <w:rPr>
+          <w:rStyle w:val="VerbatimChar"/>
+        </w:rPr>
+        <w:t xml:space="preserve">disallow track via</w:t>
+      </w:r>
+      <w:r>
+        <w:t xml:space="preserve">. Fixed by making</w:t>
+      </w:r>
+      <w:r>
+        <w:t xml:space="preserve"> </w:t>
+      </w:r>
+      <w:r>
+        <w:rPr>
+          <w:rStyle w:val="VerbatimChar"/>
+        </w:rPr>
+        <w:t xml:space="preserve">pads</w:t>
+      </w:r>
+      <w:r>
+        <w:t xml:space="preserve"> </w:t>
+      </w:r>
+      <w:r>
+        <w:t xml:space="preserve">and</w:t>
+      </w:r>
+      <w:r>
+        <w:t xml:space="preserve"> </w:t>
+      </w:r>
+      <w:r>
+        <w:rPr>
+          <w:rStyle w:val="VerbatimChar"/>
+        </w:rPr>
+        <w:t xml:space="preserve">footprints</w:t>
+      </w:r>
+      <w:r>
+        <w:t xml:space="preserve"> </w:t>
+      </w:r>
+      <w:r>
+        <w:t xml:space="preserve">parameters of</w:t>
+      </w:r>
+      <w:r>
+        <w:t xml:space="preserve"> </w:t>
+      </w:r>
+      <w:r>
+        <w:rPr>
+          <w:rStyle w:val="VerbatimChar"/>
+        </w:rPr>
+        <w:t xml:space="preserve">_rule_area()</w:t>
+      </w:r>
+      <w:r>
+        <w:t xml:space="preserve">.</w:t>
+      </w:r>
+      <w:r>
+        <w:t xml:space="preserve"> </w:t>
+      </w:r>
+      <w:r>
+        <w:t xml:space="preserve">Copper – tracks, vias and pours – remains forbidden in all of them, and</w:t>
+      </w:r>
+      <w:r>
+        <w:t xml:space="preserve"> </w:t>
+      </w:r>
+      <w:r>
+        <w:rPr>
+          <w:rStyle w:val="VerbatimChar"/>
+        </w:rPr>
+        <w:t xml:space="preserve">ISOLATION_KEEPOUT</w:t>
+      </w:r>
+      <w:r>
+        <w:t xml:space="preserve"> </w:t>
+      </w:r>
+      <w:r>
+        <w:t xml:space="preserve">is untouched.</w:t>
+      </w:r>
+      <w:r>
+        <w:t xml:space="preserve"> </w:t>
+      </w:r>
+      <w:r>
+        <w:rPr>
+          <w:rStyle w:val="VerbatimChar"/>
+        </w:rPr>
+        <w:t xml:space="preserve">items_not_allowed</w:t>
+      </w:r>
+      <w:r>
+        <w:t xml:space="preserve"> </w:t>
+      </w:r>
+      <w:r>
+        <w:t xml:space="preserve">fell from</w:t>
+      </w:r>
+      <w:r>
+        <w:t xml:space="preserve"> </w:t>
+      </w:r>
+      <w:r>
+        <w:rPr>
+          <w:b/>
+          <w:bCs/>
+        </w:rPr>
+        <w:t xml:space="preserve">199 to 3</w:t>
+      </w:r>
+      <w:r>
+        <w:t xml:space="preserve">.</w:t>
+      </w:r>
+    </w:p>
+    <w:p>
+      <w:pPr>
+        <w:pStyle w:val="BodyText"/>
+      </w:pPr>
+      <w:r>
+        <w:rPr>
+          <w:b/>
+          <w:bCs/>
+        </w:rPr>
+        <w:t xml:space="preserve">Finding 3 – MH2 sits inside the isolation strip. Raised here, not resolved.</w:t>
+      </w:r>
+      <w:r>
+        <w:t xml:space="preserve"> </w:t>
+      </w:r>
+      <w:r>
+        <w:t xml:space="preserve">The three</w:t>
+      </w:r>
+      <w:r>
+        <w:t xml:space="preserve"> </w:t>
+      </w:r>
+      <w:r>
+        <w:t xml:space="preserve">violations that remain are real geometry and were invisible until finding 1 was fixed,</w:t>
+      </w:r>
+      <w:r>
+        <w:t xml:space="preserve"> </w:t>
+      </w:r>
+      <w:r>
+        <w:t xml:space="preserve">because the rule reporting them had never run.</w:t>
+      </w:r>
+      <w:r>
+        <w:t xml:space="preserve"> </w:t>
+      </w:r>
+      <w:r>
+        <w:rPr>
+          <w:rStyle w:val="VerbatimChar"/>
+        </w:rPr>
+        <w:t xml:space="preserve">ISOLATION_KEEPOUT</w:t>
+      </w:r>
+      <w:r>
+        <w:t xml:space="preserve"> </w:t>
+      </w:r>
+      <w:r>
+        <w:t xml:space="preserve">is the strip x 141.0 to</w:t>
+      </w:r>
+      <w:r>
+        <w:t xml:space="preserve"> </w:t>
+      </w:r>
+      <w:r>
+        <w:t xml:space="preserve">150.0 mm, y 2.0 to 22.0 mm (DSN-EEG-003 section 3.3 rule 4); mounting hole</w:t>
+      </w:r>
+      <w:r>
+        <w:t xml:space="preserve"> </w:t>
+      </w:r>
+      <w:r>
+        <w:rPr>
+          <w:b/>
+          <w:bCs/>
+        </w:rPr>
+        <w:t xml:space="preserve">MH2 is at</w:t>
+      </w:r>
+      <w:r>
+        <w:rPr>
+          <w:b/>
+          <w:bCs/>
+        </w:rPr>
+        <w:t xml:space="preserve"> </w:t>
+      </w:r>
+      <w:r>
+        <w:rPr>
+          <w:b/>
+          <w:bCs/>
+        </w:rPr>
+        <w:t xml:space="preserve">(145.0, 5.0)</w:t>
+      </w:r>
+      <w:r>
+        <w:t xml:space="preserve">, inside it, and is the only one of the four that is. This is probably not a</w:t>
+      </w:r>
+      <w:r>
+        <w:t xml:space="preserve"> </w:t>
+      </w:r>
+      <w:r>
+        <w:t xml:space="preserve">physical defect: rule 4 requires the strip to be free of</w:t>
+      </w:r>
+      <w:r>
+        <w:t xml:space="preserve"> </w:t>
+      </w:r>
+      <w:r>
+        <w:rPr>
+          <w:b/>
+          <w:bCs/>
+        </w:rPr>
+        <w:t xml:space="preserve">copper</w:t>
+      </w:r>
+      <w:r>
+        <w:t xml:space="preserve">, MH2 is non-plated, and</w:t>
+      </w:r>
+      <w:r>
+        <w:t xml:space="preserve"> </w:t>
+      </w:r>
+      <w:r>
+        <w:t xml:space="preserve">rule 8 requires non-plated holes to carry no copper and no mask opening. What flags it is</w:t>
+      </w:r>
+      <w:r>
+        <w:t xml:space="preserve"> </w:t>
+      </w:r>
+      <w:r>
+        <w:t xml:space="preserve">that the emitted rule disallows</w:t>
+      </w:r>
+      <w:r>
+        <w:t xml:space="preserve"> </w:t>
+      </w:r>
+      <w:r>
+        <w:rPr>
+          <w:rStyle w:val="VerbatimChar"/>
+        </w:rPr>
+        <w:t xml:space="preserve">hole</w:t>
+      </w:r>
+      <w:r>
+        <w:t xml:space="preserve"> </w:t>
+      </w:r>
+      <w:r>
+        <w:t xml:space="preserve">and</w:t>
+      </w:r>
+      <w:r>
+        <w:t xml:space="preserve"> </w:t>
+      </w:r>
+      <w:r>
+        <w:rPr>
+          <w:rStyle w:val="VerbatimChar"/>
+        </w:rPr>
+        <w:t xml:space="preserve">footprint</w:t>
+      </w:r>
+      <w:r>
+        <w:t xml:space="preserve"> </w:t>
+      </w:r>
+      <w:r>
+        <w:t xml:space="preserve">as well as the copper items, which is</w:t>
+      </w:r>
+      <w:r>
+        <w:t xml:space="preserve"> </w:t>
+      </w:r>
+      <w:r>
+        <w:t xml:space="preserve">broader than the requirement it implements.</w:t>
+      </w:r>
+      <w:r>
+        <w:t xml:space="preserve"> </w:t>
+      </w:r>
+      <w:r>
+        <w:rPr>
+          <w:b/>
+          <w:bCs/>
+        </w:rPr>
+        <w:t xml:space="preserve">Narrowing a rule that guards the isolation</w:t>
+      </w:r>
+      <w:r>
+        <w:rPr>
+          <w:b/>
+          <w:bCs/>
+        </w:rPr>
+        <w:t xml:space="preserve"> </w:t>
+      </w:r>
+      <w:r>
+        <w:rPr>
+          <w:b/>
+          <w:bCs/>
+        </w:rPr>
+        <w:t xml:space="preserve">barrier is a decision for the programme and not for a format re-emission</w:t>
+      </w:r>
+      <w:r>
+        <w:t xml:space="preserve">, so it is recorded</w:t>
+      </w:r>
+      <w:r>
+        <w:t xml:space="preserve"> </w:t>
+      </w:r>
+      <w:r>
+        <w:t xml:space="preserve">and left alone; both sets carry the rule as it stands and both report the same three</w:t>
+      </w:r>
+      <w:r>
+        <w:t xml:space="preserve"> </w:t>
+      </w:r>
+      <w:r>
+        <w:t xml:space="preserve">violations. The options are to narrow the rule to</w:t>
+      </w:r>
+      <w:r>
+        <w:t xml:space="preserve"> </w:t>
+      </w:r>
+      <w:r>
+        <w:rPr>
+          <w:rStyle w:val="VerbatimChar"/>
+        </w:rPr>
+        <w:t xml:space="preserve">track via zone pad graphic</w:t>
+      </w:r>
+      <w:r>
+        <w:t xml:space="preserve">, to move MH2,</w:t>
+      </w:r>
+      <w:r>
+        <w:t xml:space="preserve"> </w:t>
+      </w:r>
+      <w:r>
+        <w:t xml:space="preserve">which is locked and fixed by the enclosure, or to record MH2 as a standing exception.</w:t>
+      </w:r>
+    </w:p>
+    <w:p>
+      <w:pPr>
+        <w:pStyle w:val="BodyText"/>
+      </w:pPr>
+      <w:r>
+        <w:rPr>
+          <w:b/>
+          <w:bCs/>
+        </w:rPr>
+        <w:t xml:space="preserve">The</w:t>
+      </w:r>
+      <w:r>
+        <w:rPr>
+          <w:b/>
+          <w:bCs/>
+        </w:rPr>
+        <w:t xml:space="preserve"> </w:t>
+      </w:r>
+      <w:r>
+        <w:rPr>
+          <w:rStyle w:val="VerbatimChar"/>
+          <w:b/>
+          <w:bCs/>
+        </w:rPr>
+        <w:t xml:space="preserve">ELECTRODE</w:t>
+      </w:r>
+      <w:r>
+        <w:rPr>
+          <w:b/>
+          <w:bCs/>
+        </w:rPr>
+        <w:t xml:space="preserve"> </w:t>
+      </w:r>
+      <w:r>
+        <w:rPr>
+          <w:b/>
+          <w:bCs/>
+        </w:rPr>
+        <w:t xml:space="preserve">row of LAY-EEG-034 section 5 is split.</w:t>
+      </w:r>
+      <w:r>
+        <w:t xml:space="preserve"> </w:t>
+      </w:r>
+      <w:r>
+        <w:t xml:space="preserve">Its clearance, its layer and its</w:t>
+      </w:r>
+      <w:r>
+        <w:t xml:space="preserve"> </w:t>
+      </w:r>
+      <w:r>
+        <w:t xml:space="preserve">via restriction were carried as proposals awaiting confirmation. They are not proposals:</w:t>
+      </w:r>
+      <w:r>
+        <w:t xml:space="preserve"> </w:t>
+      </w:r>
+      <w:r>
+        <w:t xml:space="preserve">DSN-EEG-003 section 3.3 rule 3 routes every electrode net on L1 with the reference plane</w:t>
+      </w:r>
+      <w:r>
+        <w:t xml:space="preserve"> </w:t>
+      </w:r>
+      <w:r>
+        <w:t xml:space="preserve">continuous beneath it at 0.35 mm clearance, in those words, and section 3.2 carries an</w:t>
+      </w:r>
+      <w:r>
+        <w:t xml:space="preserve"> </w:t>
+      </w:r>
+      <w:r>
+        <w:t xml:space="preserve">electrode-net clearance row saying the same. They are reclassified as requirements citing</w:t>
+      </w:r>
+      <w:r>
+        <w:t xml:space="preserve"> </w:t>
+      </w:r>
+      <w:r>
+        <w:t xml:space="preserve">that section.</w:t>
+      </w:r>
+      <w:r>
+        <w:t xml:space="preserve"> </w:t>
+      </w:r>
+      <w:r>
+        <w:rPr>
+          <w:b/>
+          <w:bCs/>
+        </w:rPr>
+        <w:t xml:space="preserve">The</w:t>
+      </w:r>
+      <w:r>
+        <w:rPr>
+          <w:b/>
+          <w:bCs/>
+        </w:rPr>
+        <w:t xml:space="preserve"> </w:t>
+      </w:r>
+      <w:r>
+        <w:rPr>
+          <w:rStyle w:val="VerbatimChar"/>
+          <w:b/>
+          <w:bCs/>
+        </w:rPr>
+        <w:t xml:space="preserve">ELECTRODE</w:t>
+      </w:r>
+      <w:r>
+        <w:rPr>
+          <w:b/>
+          <w:bCs/>
+        </w:rPr>
+        <w:t xml:space="preserve"> </w:t>
+      </w:r>
+      <w:r>
+        <w:rPr>
+          <w:b/>
+          <w:bCs/>
+        </w:rPr>
+        <w:t xml:space="preserve">width pair remains a proposal</w:t>
+      </w:r>
+      <w:r>
+        <w:t xml:space="preserve">, and so does the whole</w:t>
+      </w:r>
+      <w:r>
+        <w:t xml:space="preserve"> </w:t>
+      </w:r>
+      <w:r>
+        <w:rPr>
+          <w:rStyle w:val="VerbatimChar"/>
+        </w:rPr>
+        <w:t xml:space="preserve">ANALOGUE_REF</w:t>
+      </w:r>
+      <w:r>
+        <w:t xml:space="preserve"> </w:t>
+      </w:r>
+      <w:r>
+        <w:t xml:space="preserve">row: the document set was searched before the reclassification and</w:t>
+      </w:r>
+      <w:r>
+        <w:t xml:space="preserve"> </w:t>
+      </w:r>
+      <w:r>
+        <w:rPr>
+          <w:b/>
+          <w:bCs/>
+        </w:rPr>
+        <w:t xml:space="preserve">no</w:t>
+      </w:r>
+      <w:r>
+        <w:rPr>
+          <w:b/>
+          <w:bCs/>
+        </w:rPr>
+        <w:t xml:space="preserve"> </w:t>
+      </w:r>
+      <w:r>
+        <w:rPr>
+          <w:b/>
+          <w:bCs/>
+        </w:rPr>
+        <w:t xml:space="preserve">governing document fixes a width for either class</w:t>
+      </w:r>
+      <w:r>
+        <w:t xml:space="preserve"> </w:t>
+      </w:r>
+      <w:r>
+        <w:t xml:space="preserve">– section 3.2’s 0.20 mm floor and</w:t>
+      </w:r>
+      <w:r>
+        <w:t xml:space="preserve"> </w:t>
+      </w:r>
+      <w:r>
+        <w:t xml:space="preserve">0.25 mm preferred width are board-wide and say nothing about a class.</w:t>
+      </w:r>
+      <w:r>
+        <w:t xml:space="preserve"> </w:t>
+      </w:r>
+      <w:r>
+        <w:rPr>
+          <w:rStyle w:val="VerbatimChar"/>
+        </w:rPr>
+        <w:t xml:space="preserve">NetClass.confirm</w:t>
+      </w:r>
+      <w:r>
+        <w:t xml:space="preserve"> </w:t>
+      </w:r>
+      <w:r>
+        <w:t xml:space="preserve">is</w:t>
+      </w:r>
+      <w:r>
+        <w:t xml:space="preserve"> </w:t>
+      </w:r>
+      <w:r>
+        <w:t xml:space="preserve">now a tuple naming which columns of a row are proposals, rather than one flag over the whole</w:t>
+      </w:r>
+      <w:r>
+        <w:t xml:space="preserve"> </w:t>
+      </w:r>
+      <w:r>
+        <w:t xml:space="preserve">row, and section 5 of the rule sheet prints them per column. Open question 4 of the Rev C</w:t>
+      </w:r>
+      <w:r>
+        <w:t xml:space="preserve"> </w:t>
+      </w:r>
+      <w:r>
+        <w:t xml:space="preserve">work report therefore has two of its four items settled and two still open.</w:t>
+      </w:r>
+    </w:p>
+    <w:p>
+      <w:pPr>
+        <w:pStyle w:val="BodyText"/>
+      </w:pPr>
+      <w:r>
+        <w:rPr>
+          <w:b/>
+          <w:bCs/>
+        </w:rPr>
+        <w:t xml:space="preserve">A defect in the reader, found by the same work.</w:t>
+      </w:r>
+      <w:r>
+        <w:t xml:space="preserve"> </w:t>
+      </w:r>
+      <w:r>
+        <w:rPr>
+          <w:rStyle w:val="VerbatimChar"/>
+        </w:rPr>
+        <w:t xml:space="preserve">tools/kicad_parse.py</w:t>
+      </w:r>
+      <w:r>
+        <w:t xml:space="preserve"> </w:t>
+      </w:r>
+      <w:r>
+        <w:t xml:space="preserve">assumed a pad’s</w:t>
+      </w:r>
+      <w:r>
+        <w:t xml:space="preserve"> </w:t>
+      </w:r>
+      <w:r>
+        <w:t xml:space="preserve">net was</w:t>
+      </w:r>
+      <w:r>
+        <w:t xml:space="preserve"> </w:t>
+      </w:r>
+      <w:r>
+        <w:rPr>
+          <w:rStyle w:val="VerbatimChar"/>
+        </w:rPr>
+        <w:t xml:space="preserve">(net &lt;code&gt; "&lt;name&gt;")</w:t>
+      </w:r>
+      <w:r>
+        <w:t xml:space="preserve">.</w:t>
+      </w:r>
+      <w:r>
+        <w:t xml:space="preserve"> </w:t>
+      </w:r>
+      <w:r>
+        <w:rPr>
+          <w:b/>
+          <w:bCs/>
+        </w:rPr>
+        <w:t xml:space="preserve">KiCad 10 removed the board-level net table and the numeric</w:t>
+      </w:r>
+      <w:r>
+        <w:rPr>
+          <w:b/>
+          <w:bCs/>
+        </w:rPr>
+        <w:t xml:space="preserve"> </w:t>
+      </w:r>
+      <w:r>
+        <w:rPr>
+          <w:b/>
+          <w:bCs/>
+        </w:rPr>
+        <w:t xml:space="preserve">net codes entirely</w:t>
+      </w:r>
+      <w:r>
+        <w:t xml:space="preserve">; a pad now carries</w:t>
+      </w:r>
+      <w:r>
+        <w:t xml:space="preserve"> </w:t>
+      </w:r>
+      <w:r>
+        <w:rPr>
+          <w:rStyle w:val="VerbatimChar"/>
+        </w:rPr>
+        <w:t xml:space="preserve">(net "&lt;name&gt;")</w:t>
+      </w:r>
+      <w:r>
+        <w:t xml:space="preserve">. The reader raised on the first</w:t>
+      </w:r>
+      <w:r>
+        <w:t xml:space="preserve"> </w:t>
+      </w:r>
+      <w:r>
+        <w:t xml:space="preserve">KiCad 10 board it was given. It now reads both dialects, for pads, tracks and vias alike –</w:t>
+      </w:r>
+      <w:r>
+        <w:t xml:space="preserve"> </w:t>
+      </w:r>
+      <w:r>
+        <w:t xml:space="preserve">which matters beyond this change, because the board that comes back from the layout desk will</w:t>
+      </w:r>
+      <w:r>
+        <w:t xml:space="preserve"> </w:t>
+      </w:r>
+      <w:r>
+        <w:t xml:space="preserve">be routed and will be KiCad 10, and</w:t>
+      </w:r>
+      <w:r>
+        <w:t xml:space="preserve"> </w:t>
+      </w:r>
+      <w:r>
+        <w:rPr>
+          <w:rStyle w:val="VerbatimChar"/>
+        </w:rPr>
+        <w:t xml:space="preserve">tools/drc.py</w:t>
+      </w:r>
+      <w:r>
+        <w:t xml:space="preserve"> </w:t>
+      </w:r>
+      <w:r>
+        <w:t xml:space="preserve">grades it through this reader.</w:t>
+      </w:r>
+    </w:p>
+    <w:p>
+      <w:pPr>
+        <w:pStyle w:val="BodyText"/>
+      </w:pPr>
+      <w:r>
+        <w:rPr>
+          <w:b/>
+          <w:bCs/>
+        </w:rPr>
+        <w:t xml:space="preserve">The portal archive.</w:t>
+      </w:r>
+      <w:r>
+        <w:t xml:space="preserve"> </w:t>
+      </w:r>
+      <w:r>
+        <w:rPr>
+          <w:rStyle w:val="VerbatimChar"/>
+        </w:rPr>
+        <w:t xml:space="preserve">tools/make_portal_zip.py</w:t>
+      </w:r>
+      <w:r>
+        <w:t xml:space="preserve"> </w:t>
+      </w:r>
+      <w:r>
+        <w:t xml:space="preserve">writes</w:t>
+      </w:r>
+      <w:r>
+        <w:t xml:space="preserve"> </w:t>
+      </w:r>
+      <w:r>
+        <w:rPr>
+          <w:rStyle w:val="VerbatimChar"/>
+        </w:rPr>
+        <w:t xml:space="preserve">dist/EEG-CAR-01_RevC_layout_inputs_kicad10.zip</w:t>
+      </w:r>
+      <w:r>
+        <w:t xml:space="preserve">: 53 files, 3 502 275 bytes uncompressed,</w:t>
+      </w:r>
+      <w:r>
+        <w:t xml:space="preserve"> </w:t>
+      </w:r>
+      <w:r>
+        <w:t xml:space="preserve">570 604 compressed, the</w:t>
+      </w:r>
+      <w:r>
+        <w:t xml:space="preserve"> </w:t>
+      </w:r>
+      <w:r>
+        <w:rPr>
+          <w:rStyle w:val="VerbatimChar"/>
+        </w:rPr>
+        <w:t xml:space="preserve">step/</w:t>
+      </w:r>
+      <w:r>
+        <w:t xml:space="preserve"> </w:t>
+      </w:r>
+      <w:r>
+        <w:t xml:space="preserve">tree preserved. It is deterministic – fixed timestamps,</w:t>
+      </w:r>
+      <w:r>
+        <w:t xml:space="preserve"> </w:t>
+      </w:r>
+      <w:r>
+        <w:t xml:space="preserve">fixed permissions, sorted order – so the same directory packs to the same bytes and a</w:t>
+      </w:r>
+      <w:r>
+        <w:t xml:space="preserve"> </w:t>
+      </w:r>
+      <w:r>
+        <w:t xml:space="preserve">checksum quoted in a covering email means something. The tool extracts the archive again and</w:t>
+      </w:r>
+      <w:r>
+        <w:t xml:space="preserve"> </w:t>
+      </w:r>
+      <w:r>
+        <w:t xml:space="preserve">checks every file against the</w:t>
+      </w:r>
+      <w:r>
+        <w:t xml:space="preserve"> </w:t>
+      </w:r>
+      <w:r>
+        <w:rPr>
+          <w:rStyle w:val="VerbatimChar"/>
+        </w:rPr>
+        <w:t xml:space="preserve">SHA256SUMS.txt</w:t>
+      </w:r>
+      <w:r>
+        <w:t xml:space="preserve"> </w:t>
+      </w:r>
+      <w:r>
+        <w:t xml:space="preserve">travelling inside it before it returns.</w:t>
+      </w:r>
+      <w:r>
+        <w:t xml:space="preserve"> </w:t>
+      </w:r>
+      <w:r>
+        <w:rPr>
+          <w:b/>
+          <w:bCs/>
+        </w:rPr>
+        <w:t xml:space="preserve">It</w:t>
+      </w:r>
+      <w:r>
+        <w:rPr>
+          <w:b/>
+          <w:bCs/>
+        </w:rPr>
+        <w:t xml:space="preserve"> </w:t>
+      </w:r>
+      <w:r>
+        <w:rPr>
+          <w:b/>
+          <w:bCs/>
+        </w:rPr>
+        <w:t xml:space="preserve">is not committed.</w:t>
+      </w:r>
+      <w:r>
+        <w:t xml:space="preserve"> </w:t>
+      </w:r>
+      <w:r>
+        <w:rPr>
+          <w:rStyle w:val="VerbatimChar"/>
+        </w:rPr>
+        <w:t xml:space="preserve">dist/</w:t>
+      </w:r>
+      <w:r>
+        <w:t xml:space="preserve"> </w:t>
+      </w:r>
+      <w:r>
+        <w:t xml:space="preserve">is a build directory; the archive is rebuilt in a minute and a</w:t>
+      </w:r>
+      <w:r>
+        <w:t xml:space="preserve"> </w:t>
+      </w:r>
+      <w:r>
+        <w:t xml:space="preserve">3 MB binary duplicating 53 tracked files earns nothing under version control. Nothing in</w:t>
+      </w:r>
+      <w:r>
+        <w:t xml:space="preserve"> </w:t>
+      </w:r>
+      <w:r>
+        <w:rPr>
+          <w:rStyle w:val="VerbatimChar"/>
+        </w:rPr>
+        <w:t xml:space="preserve">tools/</w:t>
+      </w:r>
+      <w:r>
+        <w:t xml:space="preserve"> </w:t>
+      </w:r>
+      <w:r>
+        <w:t xml:space="preserve">uploads it.</w:t>
+      </w:r>
+    </w:p>
+    <w:p>
+      <w:pPr>
+        <w:pStyle w:val="BodyText"/>
+      </w:pPr>
+      <w:r>
+        <w:rPr>
+          <w:i/>
+          <w:iCs/>
+        </w:rPr>
+        <w:t xml:space="preserve">Verified.</w:t>
+      </w:r>
+      <w:r>
+        <w:t xml:space="preserve"> </w:t>
+      </w:r>
+      <w:r>
+        <w:t xml:space="preserve">Both sets emitted and parsed back:</w:t>
+      </w:r>
+      <w:r>
+        <w:t xml:space="preserve"> </w:t>
+      </w:r>
+      <w:r>
+        <w:rPr>
+          <w:b/>
+          <w:bCs/>
+        </w:rPr>
+        <w:t xml:space="preserve">211 footprints, 636 pads, 156 nets, 620 pads</w:t>
+      </w:r>
+      <w:r>
+        <w:rPr>
+          <w:b/>
+          <w:bCs/>
+        </w:rPr>
+        <w:t xml:space="preserve"> </w:t>
+      </w:r>
+      <w:r>
+        <w:rPr>
+          <w:b/>
+          <w:bCs/>
+        </w:rPr>
+        <w:t xml:space="preserve">carrying a net, 11 nets with one pad, 145 with two or more, 0 segments, 0 vias, 37 locked</w:t>
+      </w:r>
+      <w:r>
+        <w:t xml:space="preserve">,</w:t>
+      </w:r>
+      <w:r>
+        <w:t xml:space="preserve"> </w:t>
+      </w:r>
+      <w:r>
+        <w:t xml:space="preserve">identical across the two formats; 8 net classes and 156 assignments identical; 37 rules</w:t>
+      </w:r>
+      <w:r>
+        <w:t xml:space="preserve"> </w:t>
+      </w:r>
+      <w:r>
+        <w:t xml:space="preserve">identical; 45 severities identical with</w:t>
+      </w:r>
+      <w:r>
+        <w:t xml:space="preserve"> </w:t>
+      </w:r>
+      <w:r>
+        <w:rPr>
+          <w:rStyle w:val="VerbatimChar"/>
+        </w:rPr>
+        <w:t xml:space="preserve">track_dangling</w:t>
+      </w:r>
+      <w:r>
+        <w:t xml:space="preserve"> </w:t>
+      </w:r>
+      <w:r>
+        <w:t xml:space="preserve">at error in both; board 150.0 x</w:t>
+      </w:r>
+      <w:r>
+        <w:t xml:space="preserve"> </w:t>
+      </w:r>
+      <w:r>
+        <w:t xml:space="preserve">130.0 mm, mounting holes at (5, 5), (145, 5), (5, 125), (145, 125), fiducials at (12, 10),</w:t>
+      </w:r>
+      <w:r>
+        <w:t xml:space="preserve"> </w:t>
+      </w:r>
+      <w:r>
+        <w:t xml:space="preserve">(144, 100), (12, 120), zone split at x = 62.0 mm, vias 0.60 mm on 0.30 mm through only,</w:t>
+      </w:r>
+      <w:r>
+        <w:t xml:space="preserve"> </w:t>
+      </w:r>
+      <w:r>
+        <w:t xml:space="preserve">tented.</w:t>
+      </w:r>
+      <w:r>
+        <w:t xml:space="preserve"> </w:t>
+      </w:r>
+      <w:r>
+        <w:rPr>
+          <w:rStyle w:val="VerbatimChar"/>
+          <w:b/>
+          <w:bCs/>
+        </w:rPr>
+        <w:t xml:space="preserve">kicad-cli 10.0.6 pcb drc</w:t>
+      </w:r>
+      <w:r>
+        <w:rPr>
+          <w:b/>
+          <w:bCs/>
+        </w:rPr>
+        <w:t xml:space="preserve"> </w:t>
+      </w:r>
+      <w:r>
+        <w:rPr>
+          <w:b/>
+          <w:bCs/>
+        </w:rPr>
+        <w:t xml:space="preserve">was RUN</w:t>
+      </w:r>
+      <w:r>
+        <w:t xml:space="preserve"> </w:t>
+      </w:r>
+      <w:r>
+        <w:t xml:space="preserve">on the KiCad 10 set: it loads with no schema</w:t>
+      </w:r>
+      <w:r>
+        <w:t xml:space="preserve"> </w:t>
+      </w:r>
+      <w:r>
+        <w:t xml:space="preserve">warning and no rule-parse error. Its 354 violations and 464 unconnected items are read in</w:t>
+      </w:r>
+      <w:r>
+        <w:t xml:space="preserve"> </w:t>
+      </w:r>
+      <w:r>
+        <w:t xml:space="preserve">check 9 of the equivalence report and are not a clean bill – the unconnected items are every</w:t>
+      </w:r>
+      <w:r>
+        <w:t xml:space="preserve"> </w:t>
+      </w:r>
+      <w:r>
+        <w:t xml:space="preserve">net of a deliberately unrouted board, the 199</w:t>
+      </w:r>
+      <w:r>
+        <w:t xml:space="preserve"> </w:t>
+      </w:r>
+      <w:r>
+        <w:rPr>
+          <w:rStyle w:val="VerbatimChar"/>
+        </w:rPr>
+        <w:t xml:space="preserve">lib_footprint_issues</w:t>
+      </w:r>
+      <w:r>
+        <w:t xml:space="preserve"> </w:t>
+      </w:r>
+      <w:r>
+        <w:t xml:space="preserve">are the footprint library</w:t>
+      </w:r>
+      <w:r>
+        <w:t xml:space="preserve"> </w:t>
+      </w:r>
+      <w:r>
+        <w:t xml:space="preserve">not being registered in a command-line environment, and the silkscreen warnings are against</w:t>
+      </w:r>
+      <w:r>
+        <w:t xml:space="preserve"> </w:t>
+      </w:r>
+      <w:r>
+        <w:t xml:space="preserve">provisional placement.</w:t>
+      </w:r>
+      <w:r>
+        <w:t xml:space="preserve"> </w:t>
+      </w:r>
+      <w:r>
+        <w:rPr>
+          <w:b/>
+          <w:bCs/>
+        </w:rPr>
+        <w:t xml:space="preserve">No custom rule fires</w:t>
+      </w:r>
+      <w:r>
+        <w:t xml:space="preserve">, which is the expected result: all 37</w:t>
+      </w:r>
+      <w:r>
+        <w:t xml:space="preserve"> </w:t>
+      </w:r>
+      <w:r>
+        <w:t xml:space="preserve">constrain tracks and vias and there are none.</w:t>
+      </w:r>
+      <w:r>
+        <w:t xml:space="preserve"> </w:t>
+      </w:r>
+      <w:r>
+        <w:rPr>
+          <w:i/>
+          <w:iCs/>
+        </w:rPr>
+        <w:t xml:space="preserve">Not verified:</w:t>
+      </w:r>
+      <w:r>
+        <w:t xml:space="preserve"> </w:t>
+      </w:r>
+      <w:r>
+        <w:t xml:space="preserve">KiCad 8’s own handling of the</w:t>
+      </w:r>
+      <w:r>
+        <w:t xml:space="preserve"> </w:t>
+      </w:r>
+      <w:r>
+        <w:rPr>
+          <w:rStyle w:val="VerbatimChar"/>
+        </w:rPr>
+        <w:t xml:space="preserve">.kicad_dru</w:t>
+      </w:r>
+      <w:r>
+        <w:t xml:space="preserve">, and no ERC was run on either set.</w:t>
+      </w:r>
+    </w:p>
+    <w:bookmarkEnd w:id="51"/>
+    <w:bookmarkStart w:id="52" w:name="X562b4b9eda6b105e95399c8163ef3c0451fbd4b"/>
     <w:p>
       <w:pPr>
         <w:pStyle w:val="Heading3"/>
@@ -29966,8 +33661,8 @@
         </w:tc>
       </w:tr>
     </w:tbl>
-    <w:bookmarkEnd w:id="51"/>
-    <w:bookmarkStart w:id="52" w:name="foreseen-and-not-raised"/>
+    <w:bookmarkEnd w:id="52"/>
+    <w:bookmarkStart w:id="53" w:name="foreseen-and-not-raised"/>
     <w:p>
       <w:pPr>
         <w:pStyle w:val="Heading3"/>
@@ -30120,9 +33815,9 @@
         </w:pict>
       </w:r>
     </w:p>
-    <w:bookmarkEnd w:id="52"/>
     <w:bookmarkEnd w:id="53"/>
-    <w:bookmarkStart w:id="55" w:name="Xfa53197f60ec88816cec8ca7f2d9f49becd7627"/>
+    <w:bookmarkEnd w:id="54"/>
+    <w:bookmarkStart w:id="56" w:name="Xfa53197f60ec88816cec8ca7f2d9f49becd7627"/>
     <w:p>
       <w:pPr>
         <w:pStyle w:val="Heading2"/>
@@ -31607,7 +35302,7 @@
         </w:tc>
       </w:tr>
     </w:tbl>
-    <w:bookmarkStart w:id="54" w:name="X44abec16c34d5d1c5b4f92b28e6fcaae59482e1"/>
+    <w:bookmarkStart w:id="55" w:name="X44abec16c34d5d1c5b4f92b28e6fcaae59482e1"/>
     <w:p>
       <w:pPr>
         <w:pStyle w:val="Heading3"/>
@@ -32487,9 +36182,9 @@
         </w:pict>
       </w:r>
     </w:p>
-    <w:bookmarkEnd w:id="54"/>
     <w:bookmarkEnd w:id="55"/>
-    <w:bookmarkStart w:id="63" w:name="X3aacfe108e2bb481ca91de8b58c9ab955d28537"/>
+    <w:bookmarkEnd w:id="56"/>
+    <w:bookmarkStart w:id="64" w:name="X3aacfe108e2bb481ca91de8b58c9ab955d28537"/>
     <w:p>
       <w:pPr>
         <w:pStyle w:val="Heading2"/>
@@ -33208,7 +36903,7 @@
         <w:t xml:space="preserve">continuous plane island per net on both inner layers.</w:t>
       </w:r>
     </w:p>
-    <w:bookmarkStart w:id="56" w:name="Xb261c40c3cbb751944bb1e3c05d623795da6b5e"/>
+    <w:bookmarkStart w:id="57" w:name="Xb261c40c3cbb751944bb1e3c05d623795da6b5e"/>
     <w:p>
       <w:pPr>
         <w:pStyle w:val="Heading3"/>
@@ -34279,8 +37974,8 @@
         </w:pict>
       </w:r>
     </w:p>
-    <w:bookmarkEnd w:id="56"/>
-    <w:bookmarkStart w:id="57" w:name="X370681eb19943d39d8188a2051ceb4e791eb066"/>
+    <w:bookmarkEnd w:id="57"/>
+    <w:bookmarkStart w:id="58" w:name="X370681eb19943d39d8188a2051ceb4e791eb066"/>
     <w:p>
       <w:pPr>
         <w:pStyle w:val="Heading3"/>
@@ -35667,8 +39362,8 @@
         </w:pict>
       </w:r>
     </w:p>
-    <w:bookmarkEnd w:id="57"/>
-    <w:bookmarkStart w:id="62" w:name="Xc6a17abd77194fc201e45bbb2687cf0d2317be5"/>
+    <w:bookmarkEnd w:id="58"/>
+    <w:bookmarkStart w:id="63" w:name="Xc6a17abd77194fc201e45bbb2687cf0d2317be5"/>
     <w:p>
       <w:pPr>
         <w:pStyle w:val="Heading3"/>
@@ -35760,7 +39455,7 @@
         <w:t xml:space="preserve">.</w:t>
       </w:r>
     </w:p>
-    <w:bookmarkStart w:id="58" w:name="the-build"/>
+    <w:bookmarkStart w:id="59" w:name="the-build"/>
     <w:p>
       <w:pPr>
         <w:pStyle w:val="Heading4"/>
@@ -36014,8 +39709,8 @@
         <w:t xml:space="preserve">nothing to run it on, while the same documents forbid the shop building the firmware itself.</w:t>
       </w:r>
     </w:p>
-    <w:bookmarkEnd w:id="58"/>
-    <w:bookmarkStart w:id="59" w:name="X7802fff2c6ab2c32ab006e152880ec5b7ac737e"/>
+    <w:bookmarkEnd w:id="59"/>
+    <w:bookmarkStart w:id="60" w:name="X7802fff2c6ab2c32ab006e152880ec5b7ac737e"/>
     <w:p>
       <w:pPr>
         <w:pStyle w:val="Heading4"/>
@@ -36801,8 +40496,8 @@
         <w:t xml:space="preserve">item 1 of the simulation run, and settling it means reading the linker map against hardware.</w:t>
       </w:r>
     </w:p>
-    <w:bookmarkEnd w:id="59"/>
-    <w:bookmarkStart w:id="60" w:name="the-qemu-run-and-what-it-does-not-prove"/>
+    <w:bookmarkEnd w:id="60"/>
+    <w:bookmarkStart w:id="61" w:name="the-qemu-run-and-what-it-does-not-prove"/>
     <w:p>
       <w:pPr>
         <w:pStyle w:val="Heading4"/>
@@ -37103,8 +40798,8 @@
         <w:t xml:space="preserve">closed here.</w:t>
       </w:r>
     </w:p>
-    <w:bookmarkEnd w:id="60"/>
-    <w:bookmarkStart w:id="61" w:name="Xe20bc5121859e33216bd70b6cb8a68aec447201"/>
+    <w:bookmarkEnd w:id="61"/>
+    <w:bookmarkStart w:id="62" w:name="Xe20bc5121859e33216bd70b6cb8a68aec447201"/>
     <w:p>
       <w:pPr>
         <w:pStyle w:val="Heading4"/>
@@ -37595,10 +41290,10 @@
         </w:pict>
       </w:r>
     </w:p>
-    <w:bookmarkEnd w:id="61"/>
     <w:bookmarkEnd w:id="62"/>
     <w:bookmarkEnd w:id="63"/>
-    <w:bookmarkStart w:id="64" w:name="change-procedure-from-here"/>
+    <w:bookmarkEnd w:id="64"/>
+    <w:bookmarkStart w:id="65" w:name="change-procedure-from-here"/>
     <w:p>
       <w:pPr>
         <w:pStyle w:val="Heading2"/>
@@ -38461,8 +42156,8 @@
         <w:t xml:space="preserve">not invent a number.</w:t>
       </w:r>
     </w:p>
-    <w:bookmarkEnd w:id="64"/>
-    <w:bookmarkStart w:id="65" w:name="X853a956c1147203e4539aeeb0fc6abf7eaba04f"/>
+    <w:bookmarkEnd w:id="65"/>
+    <w:bookmarkStart w:id="66" w:name="X853a956c1147203e4539aeeb0fc6abf7eaba04f"/>
     <w:p>
       <w:pPr>
         <w:pStyle w:val="Heading2"/>
@@ -38503,8 +42198,8 @@
         <w:t xml:space="preserve">documents are cited by title.</w:t>
       </w:r>
     </w:p>
-    <w:bookmarkEnd w:id="65"/>
     <w:bookmarkEnd w:id="66"/>
+    <w:bookmarkEnd w:id="67"/>
     <w:sectPr>
       <w:pgSz w:h="16838" w:w="11906"/>
       <w:pgMar w:bottom="1134" w:footer="720" w:gutter="0" w:header="720" w:left="1247" w:right="1247" w:top="1134"/>

--- a/docs/ECO-EEG-016_RevC_change_control_and_document_register.docx
+++ b/docs/ECO-EEG-016_RevC_change_control_and_document_register.docx
@@ -28,7 +28,7 @@
         </w:p>
       </w:sdtContent>
     </w:sdt>
-    <w:bookmarkStart w:id="67" w:name="change-control-and-document-register"/>
+    <w:bookmarkStart w:id="68" w:name="change-control-and-document-register"/>
     <w:p>
       <w:pPr>
         <w:pStyle w:val="Heading1"/>
@@ -11382,10 +11382,10 @@
         <w:tblLook w:firstRow="1" w:lastRow="0" w:firstColumn="0" w:lastColumn="0" w:noHBand="0" w:noVBand="0" w:val="0020"/>
       </w:tblPr>
       <w:tblGrid>
-        <w:gridCol w:w="1978"/>
-        <w:gridCol w:w="2125"/>
-        <w:gridCol w:w="2993"/>
-        <w:gridCol w:w="2315"/>
+        <w:gridCol w:w="1929"/>
+        <w:gridCol w:w="2127"/>
+        <w:gridCol w:w="3100"/>
+        <w:gridCol w:w="2255"/>
       </w:tblGrid>
       <w:tr>
         <w:trPr>
@@ -11394,7 +11394,7 @@
         </w:trPr>
         <w:tc>
           <w:tcPr>
-            <w:tcW w:w="1978" w:type="dxa"/>
+            <w:tcW w:w="1929" w:type="dxa"/>
           </w:tcPr>
           <w:p>
             <w:pPr>
@@ -11407,7 +11407,7 @@
         </w:tc>
         <w:tc>
           <w:tcPr>
-            <w:tcW w:w="2125" w:type="dxa"/>
+            <w:tcW w:w="2127" w:type="dxa"/>
           </w:tcPr>
           <w:p>
             <w:pPr>
@@ -11420,7 +11420,7 @@
         </w:tc>
         <w:tc>
           <w:tcPr>
-            <w:tcW w:w="2993" w:type="dxa"/>
+            <w:tcW w:w="3100" w:type="dxa"/>
           </w:tcPr>
           <w:p>
             <w:pPr>
@@ -11433,7 +11433,7 @@
         </w:tc>
         <w:tc>
           <w:tcPr>
-            <w:tcW w:w="2315" w:type="dxa"/>
+            <w:tcW w:w="2255" w:type="dxa"/>
           </w:tcPr>
           <w:p>
             <w:pPr>
@@ -11451,7 +11451,7 @@
         </w:trPr>
         <w:tc>
           <w:tcPr>
-            <w:tcW w:w="1978" w:type="dxa"/>
+            <w:tcW w:w="1929" w:type="dxa"/>
           </w:tcPr>
           <w:p>
             <w:pPr>
@@ -11464,7 +11464,7 @@
         </w:tc>
         <w:tc>
           <w:tcPr>
-            <w:tcW w:w="2125" w:type="dxa"/>
+            <w:tcW w:w="2127" w:type="dxa"/>
           </w:tcPr>
           <w:p>
             <w:pPr>
@@ -11477,7 +11477,7 @@
         </w:tc>
         <w:tc>
           <w:tcPr>
-            <w:tcW w:w="2993" w:type="dxa"/>
+            <w:tcW w:w="3100" w:type="dxa"/>
           </w:tcPr>
           <w:p>
             <w:pPr>
@@ -11490,7 +11490,7 @@
         </w:tc>
         <w:tc>
           <w:tcPr>
-            <w:tcW w:w="2315" w:type="dxa"/>
+            <w:tcW w:w="2255" w:type="dxa"/>
           </w:tcPr>
           <w:p>
             <w:pPr>
@@ -11508,7 +11508,7 @@
         </w:trPr>
         <w:tc>
           <w:tcPr>
-            <w:tcW w:w="1978" w:type="dxa"/>
+            <w:tcW w:w="1929" w:type="dxa"/>
           </w:tcPr>
           <w:p>
             <w:pPr>
@@ -11521,7 +11521,7 @@
         </w:tc>
         <w:tc>
           <w:tcPr>
-            <w:tcW w:w="2125" w:type="dxa"/>
+            <w:tcW w:w="2127" w:type="dxa"/>
           </w:tcPr>
           <w:p>
             <w:pPr>
@@ -11534,7 +11534,7 @@
         </w:tc>
         <w:tc>
           <w:tcPr>
-            <w:tcW w:w="2993" w:type="dxa"/>
+            <w:tcW w:w="3100" w:type="dxa"/>
           </w:tcPr>
           <w:p>
             <w:pPr>
@@ -11547,7 +11547,7 @@
         </w:tc>
         <w:tc>
           <w:tcPr>
-            <w:tcW w:w="2315" w:type="dxa"/>
+            <w:tcW w:w="2255" w:type="dxa"/>
           </w:tcPr>
           <w:p>
             <w:pPr>
@@ -11565,7 +11565,7 @@
         </w:trPr>
         <w:tc>
           <w:tcPr>
-            <w:tcW w:w="1978" w:type="dxa"/>
+            <w:tcW w:w="1929" w:type="dxa"/>
           </w:tcPr>
           <w:p>
             <w:pPr>
@@ -11578,7 +11578,7 @@
         </w:tc>
         <w:tc>
           <w:tcPr>
-            <w:tcW w:w="2125" w:type="dxa"/>
+            <w:tcW w:w="2127" w:type="dxa"/>
           </w:tcPr>
           <w:p>
             <w:pPr>
@@ -11591,7 +11591,7 @@
         </w:tc>
         <w:tc>
           <w:tcPr>
-            <w:tcW w:w="2993" w:type="dxa"/>
+            <w:tcW w:w="3100" w:type="dxa"/>
           </w:tcPr>
           <w:p>
             <w:pPr>
@@ -11604,7 +11604,7 @@
         </w:tc>
         <w:tc>
           <w:tcPr>
-            <w:tcW w:w="2315" w:type="dxa"/>
+            <w:tcW w:w="2255" w:type="dxa"/>
           </w:tcPr>
           <w:p>
             <w:pPr>
@@ -11622,7 +11622,7 @@
         </w:trPr>
         <w:tc>
           <w:tcPr>
-            <w:tcW w:w="1978" w:type="dxa"/>
+            <w:tcW w:w="1929" w:type="dxa"/>
           </w:tcPr>
           <w:p>
             <w:pPr>
@@ -11635,7 +11635,7 @@
         </w:tc>
         <w:tc>
           <w:tcPr>
-            <w:tcW w:w="2125" w:type="dxa"/>
+            <w:tcW w:w="2127" w:type="dxa"/>
           </w:tcPr>
           <w:p>
             <w:pPr>
@@ -11648,7 +11648,7 @@
         </w:tc>
         <w:tc>
           <w:tcPr>
-            <w:tcW w:w="2993" w:type="dxa"/>
+            <w:tcW w:w="3100" w:type="dxa"/>
           </w:tcPr>
           <w:p>
             <w:pPr>
@@ -11661,7 +11661,7 @@
         </w:tc>
         <w:tc>
           <w:tcPr>
-            <w:tcW w:w="2315" w:type="dxa"/>
+            <w:tcW w:w="2255" w:type="dxa"/>
           </w:tcPr>
           <w:p>
             <w:pPr>
@@ -11679,7 +11679,7 @@
         </w:trPr>
         <w:tc>
           <w:tcPr>
-            <w:tcW w:w="1978" w:type="dxa"/>
+            <w:tcW w:w="1929" w:type="dxa"/>
           </w:tcPr>
           <w:p>
             <w:pPr>
@@ -11692,7 +11692,7 @@
         </w:tc>
         <w:tc>
           <w:tcPr>
-            <w:tcW w:w="2125" w:type="dxa"/>
+            <w:tcW w:w="2127" w:type="dxa"/>
           </w:tcPr>
           <w:p>
             <w:pPr>
@@ -11705,7 +11705,7 @@
         </w:tc>
         <w:tc>
           <w:tcPr>
-            <w:tcW w:w="2993" w:type="dxa"/>
+            <w:tcW w:w="3100" w:type="dxa"/>
           </w:tcPr>
           <w:p>
             <w:pPr>
@@ -11718,7 +11718,7 @@
         </w:tc>
         <w:tc>
           <w:tcPr>
-            <w:tcW w:w="2315" w:type="dxa"/>
+            <w:tcW w:w="2255" w:type="dxa"/>
           </w:tcPr>
           <w:p>
             <w:pPr>
@@ -11736,7 +11736,7 @@
         </w:trPr>
         <w:tc>
           <w:tcPr>
-            <w:tcW w:w="1978" w:type="dxa"/>
+            <w:tcW w:w="1929" w:type="dxa"/>
           </w:tcPr>
           <w:p>
             <w:pPr>
@@ -11749,7 +11749,7 @@
         </w:tc>
         <w:tc>
           <w:tcPr>
-            <w:tcW w:w="2125" w:type="dxa"/>
+            <w:tcW w:w="2127" w:type="dxa"/>
           </w:tcPr>
           <w:p>
             <w:pPr>
@@ -11762,7 +11762,7 @@
         </w:tc>
         <w:tc>
           <w:tcPr>
-            <w:tcW w:w="2993" w:type="dxa"/>
+            <w:tcW w:w="3100" w:type="dxa"/>
           </w:tcPr>
           <w:p>
             <w:pPr>
@@ -11775,7 +11775,7 @@
         </w:tc>
         <w:tc>
           <w:tcPr>
-            <w:tcW w:w="2315" w:type="dxa"/>
+            <w:tcW w:w="2255" w:type="dxa"/>
           </w:tcPr>
           <w:p>
             <w:pPr>
@@ -11793,7 +11793,7 @@
         </w:trPr>
         <w:tc>
           <w:tcPr>
-            <w:tcW w:w="1978" w:type="dxa"/>
+            <w:tcW w:w="1929" w:type="dxa"/>
           </w:tcPr>
           <w:p>
             <w:pPr>
@@ -11806,7 +11806,7 @@
         </w:tc>
         <w:tc>
           <w:tcPr>
-            <w:tcW w:w="2125" w:type="dxa"/>
+            <w:tcW w:w="2127" w:type="dxa"/>
           </w:tcPr>
           <w:p>
             <w:pPr>
@@ -11819,7 +11819,7 @@
         </w:tc>
         <w:tc>
           <w:tcPr>
-            <w:tcW w:w="2993" w:type="dxa"/>
+            <w:tcW w:w="3100" w:type="dxa"/>
           </w:tcPr>
           <w:p>
             <w:pPr>
@@ -11832,7 +11832,7 @@
         </w:tc>
         <w:tc>
           <w:tcPr>
-            <w:tcW w:w="2315" w:type="dxa"/>
+            <w:tcW w:w="2255" w:type="dxa"/>
           </w:tcPr>
           <w:p>
             <w:pPr>
@@ -11850,7 +11850,7 @@
         </w:trPr>
         <w:tc>
           <w:tcPr>
-            <w:tcW w:w="1978" w:type="dxa"/>
+            <w:tcW w:w="1929" w:type="dxa"/>
           </w:tcPr>
           <w:p>
             <w:pPr>
@@ -11863,7 +11863,7 @@
         </w:tc>
         <w:tc>
           <w:tcPr>
-            <w:tcW w:w="2125" w:type="dxa"/>
+            <w:tcW w:w="2127" w:type="dxa"/>
           </w:tcPr>
           <w:p>
             <w:pPr>
@@ -11876,7 +11876,7 @@
         </w:tc>
         <w:tc>
           <w:tcPr>
-            <w:tcW w:w="2993" w:type="dxa"/>
+            <w:tcW w:w="3100" w:type="dxa"/>
           </w:tcPr>
           <w:p>
             <w:pPr>
@@ -11889,7 +11889,7 @@
         </w:tc>
         <w:tc>
           <w:tcPr>
-            <w:tcW w:w="2315" w:type="dxa"/>
+            <w:tcW w:w="2255" w:type="dxa"/>
           </w:tcPr>
           <w:p>
             <w:pPr>
@@ -11907,7 +11907,7 @@
         </w:trPr>
         <w:tc>
           <w:tcPr>
-            <w:tcW w:w="1978" w:type="dxa"/>
+            <w:tcW w:w="1929" w:type="dxa"/>
           </w:tcPr>
           <w:p>
             <w:pPr>
@@ -11920,7 +11920,7 @@
         </w:tc>
         <w:tc>
           <w:tcPr>
-            <w:tcW w:w="2125" w:type="dxa"/>
+            <w:tcW w:w="2127" w:type="dxa"/>
           </w:tcPr>
           <w:p>
             <w:pPr>
@@ -11933,7 +11933,7 @@
         </w:tc>
         <w:tc>
           <w:tcPr>
-            <w:tcW w:w="2993" w:type="dxa"/>
+            <w:tcW w:w="3100" w:type="dxa"/>
           </w:tcPr>
           <w:p>
             <w:pPr>
@@ -11946,7 +11946,7 @@
         </w:tc>
         <w:tc>
           <w:tcPr>
-            <w:tcW w:w="2315" w:type="dxa"/>
+            <w:tcW w:w="2255" w:type="dxa"/>
           </w:tcPr>
           <w:p>
             <w:pPr>
@@ -11964,7 +11964,7 @@
         </w:trPr>
         <w:tc>
           <w:tcPr>
-            <w:tcW w:w="1978" w:type="dxa"/>
+            <w:tcW w:w="1929" w:type="dxa"/>
           </w:tcPr>
           <w:p>
             <w:pPr>
@@ -11977,7 +11977,7 @@
         </w:tc>
         <w:tc>
           <w:tcPr>
-            <w:tcW w:w="2125" w:type="dxa"/>
+            <w:tcW w:w="2127" w:type="dxa"/>
           </w:tcPr>
           <w:p>
             <w:pPr>
@@ -11990,7 +11990,7 @@
         </w:tc>
         <w:tc>
           <w:tcPr>
-            <w:tcW w:w="2993" w:type="dxa"/>
+            <w:tcW w:w="3100" w:type="dxa"/>
           </w:tcPr>
           <w:p>
             <w:pPr>
@@ -12003,7 +12003,7 @@
         </w:tc>
         <w:tc>
           <w:tcPr>
-            <w:tcW w:w="2315" w:type="dxa"/>
+            <w:tcW w:w="2255" w:type="dxa"/>
           </w:tcPr>
           <w:p>
             <w:pPr>
@@ -12021,7 +12021,7 @@
         </w:trPr>
         <w:tc>
           <w:tcPr>
-            <w:tcW w:w="1978" w:type="dxa"/>
+            <w:tcW w:w="1929" w:type="dxa"/>
           </w:tcPr>
           <w:p>
             <w:pPr>
@@ -12034,7 +12034,7 @@
         </w:tc>
         <w:tc>
           <w:tcPr>
-            <w:tcW w:w="2125" w:type="dxa"/>
+            <w:tcW w:w="2127" w:type="dxa"/>
           </w:tcPr>
           <w:p>
             <w:pPr>
@@ -12047,7 +12047,7 @@
         </w:tc>
         <w:tc>
           <w:tcPr>
-            <w:tcW w:w="2993" w:type="dxa"/>
+            <w:tcW w:w="3100" w:type="dxa"/>
           </w:tcPr>
           <w:p>
             <w:pPr>
@@ -12060,7 +12060,7 @@
         </w:tc>
         <w:tc>
           <w:tcPr>
-            <w:tcW w:w="2315" w:type="dxa"/>
+            <w:tcW w:w="2255" w:type="dxa"/>
           </w:tcPr>
           <w:p>
             <w:pPr>
@@ -12078,7 +12078,7 @@
         </w:trPr>
         <w:tc>
           <w:tcPr>
-            <w:tcW w:w="1978" w:type="dxa"/>
+            <w:tcW w:w="1929" w:type="dxa"/>
           </w:tcPr>
           <w:p>
             <w:pPr>
@@ -12091,7 +12091,7 @@
         </w:tc>
         <w:tc>
           <w:tcPr>
-            <w:tcW w:w="2125" w:type="dxa"/>
+            <w:tcW w:w="2127" w:type="dxa"/>
           </w:tcPr>
           <w:p>
             <w:pPr>
@@ -12104,7 +12104,7 @@
         </w:tc>
         <w:tc>
           <w:tcPr>
-            <w:tcW w:w="2993" w:type="dxa"/>
+            <w:tcW w:w="3100" w:type="dxa"/>
           </w:tcPr>
           <w:p>
             <w:pPr>
@@ -12117,7 +12117,7 @@
         </w:tc>
         <w:tc>
           <w:tcPr>
-            <w:tcW w:w="2315" w:type="dxa"/>
+            <w:tcW w:w="2255" w:type="dxa"/>
           </w:tcPr>
           <w:p>
             <w:pPr>
@@ -12135,7 +12135,7 @@
         </w:trPr>
         <w:tc>
           <w:tcPr>
-            <w:tcW w:w="1978" w:type="dxa"/>
+            <w:tcW w:w="1929" w:type="dxa"/>
           </w:tcPr>
           <w:p>
             <w:pPr>
@@ -12148,7 +12148,7 @@
         </w:tc>
         <w:tc>
           <w:tcPr>
-            <w:tcW w:w="2125" w:type="dxa"/>
+            <w:tcW w:w="2127" w:type="dxa"/>
           </w:tcPr>
           <w:p>
             <w:pPr>
@@ -12161,7 +12161,7 @@
         </w:tc>
         <w:tc>
           <w:tcPr>
-            <w:tcW w:w="2993" w:type="dxa"/>
+            <w:tcW w:w="3100" w:type="dxa"/>
           </w:tcPr>
           <w:p>
             <w:pPr>
@@ -12174,7 +12174,7 @@
         </w:tc>
         <w:tc>
           <w:tcPr>
-            <w:tcW w:w="2315" w:type="dxa"/>
+            <w:tcW w:w="2255" w:type="dxa"/>
           </w:tcPr>
           <w:p>
             <w:pPr>
@@ -12192,7 +12192,7 @@
         </w:trPr>
         <w:tc>
           <w:tcPr>
-            <w:tcW w:w="1978" w:type="dxa"/>
+            <w:tcW w:w="1929" w:type="dxa"/>
           </w:tcPr>
           <w:p>
             <w:pPr>
@@ -12205,7 +12205,7 @@
         </w:tc>
         <w:tc>
           <w:tcPr>
-            <w:tcW w:w="2125" w:type="dxa"/>
+            <w:tcW w:w="2127" w:type="dxa"/>
           </w:tcPr>
           <w:p>
             <w:pPr>
@@ -12218,7 +12218,7 @@
         </w:tc>
         <w:tc>
           <w:tcPr>
-            <w:tcW w:w="2993" w:type="dxa"/>
+            <w:tcW w:w="3100" w:type="dxa"/>
           </w:tcPr>
           <w:p>
             <w:pPr>
@@ -12231,7 +12231,7 @@
         </w:tc>
         <w:tc>
           <w:tcPr>
-            <w:tcW w:w="2315" w:type="dxa"/>
+            <w:tcW w:w="2255" w:type="dxa"/>
           </w:tcPr>
           <w:p>
             <w:pPr>
@@ -12249,7 +12249,7 @@
         </w:trPr>
         <w:tc>
           <w:tcPr>
-            <w:tcW w:w="1978" w:type="dxa"/>
+            <w:tcW w:w="1929" w:type="dxa"/>
           </w:tcPr>
           <w:p>
             <w:pPr>
@@ -12262,7 +12262,7 @@
         </w:tc>
         <w:tc>
           <w:tcPr>
-            <w:tcW w:w="2125" w:type="dxa"/>
+            <w:tcW w:w="2127" w:type="dxa"/>
           </w:tcPr>
           <w:p>
             <w:pPr>
@@ -12275,7 +12275,7 @@
         </w:tc>
         <w:tc>
           <w:tcPr>
-            <w:tcW w:w="2993" w:type="dxa"/>
+            <w:tcW w:w="3100" w:type="dxa"/>
           </w:tcPr>
           <w:p>
             <w:pPr>
@@ -12288,7 +12288,7 @@
         </w:tc>
         <w:tc>
           <w:tcPr>
-            <w:tcW w:w="2315" w:type="dxa"/>
+            <w:tcW w:w="2255" w:type="dxa"/>
           </w:tcPr>
           <w:p>
             <w:pPr>
@@ -12306,7 +12306,7 @@
         </w:trPr>
         <w:tc>
           <w:tcPr>
-            <w:tcW w:w="1978" w:type="dxa"/>
+            <w:tcW w:w="1929" w:type="dxa"/>
           </w:tcPr>
           <w:p>
             <w:pPr>
@@ -12319,7 +12319,7 @@
         </w:tc>
         <w:tc>
           <w:tcPr>
-            <w:tcW w:w="2125" w:type="dxa"/>
+            <w:tcW w:w="2127" w:type="dxa"/>
           </w:tcPr>
           <w:p>
             <w:pPr>
@@ -12332,7 +12332,7 @@
         </w:tc>
         <w:tc>
           <w:tcPr>
-            <w:tcW w:w="2993" w:type="dxa"/>
+            <w:tcW w:w="3100" w:type="dxa"/>
           </w:tcPr>
           <w:p>
             <w:pPr>
@@ -12345,7 +12345,7 @@
         </w:tc>
         <w:tc>
           <w:tcPr>
-            <w:tcW w:w="2315" w:type="dxa"/>
+            <w:tcW w:w="2255" w:type="dxa"/>
           </w:tcPr>
           <w:p>
             <w:pPr>
@@ -12363,7 +12363,7 @@
         </w:trPr>
         <w:tc>
           <w:tcPr>
-            <w:tcW w:w="1978" w:type="dxa"/>
+            <w:tcW w:w="1929" w:type="dxa"/>
           </w:tcPr>
           <w:p>
             <w:pPr>
@@ -12376,7 +12376,7 @@
         </w:tc>
         <w:tc>
           <w:tcPr>
-            <w:tcW w:w="2125" w:type="dxa"/>
+            <w:tcW w:w="2127" w:type="dxa"/>
           </w:tcPr>
           <w:p>
             <w:pPr>
@@ -12389,7 +12389,7 @@
         </w:tc>
         <w:tc>
           <w:tcPr>
-            <w:tcW w:w="2993" w:type="dxa"/>
+            <w:tcW w:w="3100" w:type="dxa"/>
           </w:tcPr>
           <w:p>
             <w:pPr>
@@ -12402,7 +12402,7 @@
         </w:tc>
         <w:tc>
           <w:tcPr>
-            <w:tcW w:w="2315" w:type="dxa"/>
+            <w:tcW w:w="2255" w:type="dxa"/>
           </w:tcPr>
           <w:p>
             <w:pPr>
@@ -12420,7 +12420,7 @@
         </w:trPr>
         <w:tc>
           <w:tcPr>
-            <w:tcW w:w="1978" w:type="dxa"/>
+            <w:tcW w:w="1929" w:type="dxa"/>
           </w:tcPr>
           <w:p>
             <w:pPr>
@@ -12433,7 +12433,7 @@
         </w:tc>
         <w:tc>
           <w:tcPr>
-            <w:tcW w:w="2125" w:type="dxa"/>
+            <w:tcW w:w="2127" w:type="dxa"/>
           </w:tcPr>
           <w:p>
             <w:pPr>
@@ -12446,7 +12446,7 @@
         </w:tc>
         <w:tc>
           <w:tcPr>
-            <w:tcW w:w="2993" w:type="dxa"/>
+            <w:tcW w:w="3100" w:type="dxa"/>
           </w:tcPr>
           <w:p>
             <w:pPr>
@@ -12459,7 +12459,7 @@
         </w:tc>
         <w:tc>
           <w:tcPr>
-            <w:tcW w:w="2315" w:type="dxa"/>
+            <w:tcW w:w="2255" w:type="dxa"/>
           </w:tcPr>
           <w:p>
             <w:pPr>
@@ -12477,7 +12477,7 @@
         </w:trPr>
         <w:tc>
           <w:tcPr>
-            <w:tcW w:w="1978" w:type="dxa"/>
+            <w:tcW w:w="1929" w:type="dxa"/>
           </w:tcPr>
           <w:p>
             <w:pPr>
@@ -12490,7 +12490,7 @@
         </w:tc>
         <w:tc>
           <w:tcPr>
-            <w:tcW w:w="2125" w:type="dxa"/>
+            <w:tcW w:w="2127" w:type="dxa"/>
           </w:tcPr>
           <w:p>
             <w:pPr>
@@ -12503,7 +12503,7 @@
         </w:tc>
         <w:tc>
           <w:tcPr>
-            <w:tcW w:w="2993" w:type="dxa"/>
+            <w:tcW w:w="3100" w:type="dxa"/>
           </w:tcPr>
           <w:p>
             <w:pPr>
@@ -12516,7 +12516,7 @@
         </w:tc>
         <w:tc>
           <w:tcPr>
-            <w:tcW w:w="2315" w:type="dxa"/>
+            <w:tcW w:w="2255" w:type="dxa"/>
           </w:tcPr>
           <w:p>
             <w:pPr>
@@ -12534,7 +12534,7 @@
         </w:trPr>
         <w:tc>
           <w:tcPr>
-            <w:tcW w:w="1978" w:type="dxa"/>
+            <w:tcW w:w="1929" w:type="dxa"/>
           </w:tcPr>
           <w:p>
             <w:pPr>
@@ -12547,7 +12547,7 @@
         </w:tc>
         <w:tc>
           <w:tcPr>
-            <w:tcW w:w="2125" w:type="dxa"/>
+            <w:tcW w:w="2127" w:type="dxa"/>
           </w:tcPr>
           <w:p>
             <w:pPr>
@@ -12560,7 +12560,7 @@
         </w:tc>
         <w:tc>
           <w:tcPr>
-            <w:tcW w:w="2993" w:type="dxa"/>
+            <w:tcW w:w="3100" w:type="dxa"/>
           </w:tcPr>
           <w:p>
             <w:pPr>
@@ -12573,7 +12573,7 @@
         </w:tc>
         <w:tc>
           <w:tcPr>
-            <w:tcW w:w="2315" w:type="dxa"/>
+            <w:tcW w:w="2255" w:type="dxa"/>
           </w:tcPr>
           <w:p>
             <w:pPr>
@@ -12591,7 +12591,7 @@
         </w:trPr>
         <w:tc>
           <w:tcPr>
-            <w:tcW w:w="1978" w:type="dxa"/>
+            <w:tcW w:w="1929" w:type="dxa"/>
           </w:tcPr>
           <w:p>
             <w:pPr>
@@ -12604,7 +12604,7 @@
         </w:tc>
         <w:tc>
           <w:tcPr>
-            <w:tcW w:w="2125" w:type="dxa"/>
+            <w:tcW w:w="2127" w:type="dxa"/>
           </w:tcPr>
           <w:p>
             <w:pPr>
@@ -12617,7 +12617,7 @@
         </w:tc>
         <w:tc>
           <w:tcPr>
-            <w:tcW w:w="2993" w:type="dxa"/>
+            <w:tcW w:w="3100" w:type="dxa"/>
           </w:tcPr>
           <w:p>
             <w:pPr>
@@ -12630,7 +12630,7 @@
         </w:tc>
         <w:tc>
           <w:tcPr>
-            <w:tcW w:w="2315" w:type="dxa"/>
+            <w:tcW w:w="2255" w:type="dxa"/>
           </w:tcPr>
           <w:p>
             <w:pPr>
@@ -12648,7 +12648,7 @@
         </w:trPr>
         <w:tc>
           <w:tcPr>
-            <w:tcW w:w="1978" w:type="dxa"/>
+            <w:tcW w:w="1929" w:type="dxa"/>
           </w:tcPr>
           <w:p>
             <w:pPr>
@@ -12661,7 +12661,7 @@
         </w:tc>
         <w:tc>
           <w:tcPr>
-            <w:tcW w:w="2125" w:type="dxa"/>
+            <w:tcW w:w="2127" w:type="dxa"/>
           </w:tcPr>
           <w:p>
             <w:pPr>
@@ -12674,7 +12674,7 @@
         </w:tc>
         <w:tc>
           <w:tcPr>
-            <w:tcW w:w="2993" w:type="dxa"/>
+            <w:tcW w:w="3100" w:type="dxa"/>
           </w:tcPr>
           <w:p>
             <w:pPr>
@@ -12687,7 +12687,7 @@
         </w:tc>
         <w:tc>
           <w:tcPr>
-            <w:tcW w:w="2315" w:type="dxa"/>
+            <w:tcW w:w="2255" w:type="dxa"/>
           </w:tcPr>
           <w:p>
             <w:pPr>
@@ -12709,7 +12709,7 @@
         </w:trPr>
         <w:tc>
           <w:tcPr>
-            <w:tcW w:w="1978" w:type="dxa"/>
+            <w:tcW w:w="1929" w:type="dxa"/>
           </w:tcPr>
           <w:p>
             <w:pPr>
@@ -12722,7 +12722,7 @@
         </w:tc>
         <w:tc>
           <w:tcPr>
-            <w:tcW w:w="2125" w:type="dxa"/>
+            <w:tcW w:w="2127" w:type="dxa"/>
           </w:tcPr>
           <w:p>
             <w:pPr>
@@ -12735,7 +12735,7 @@
         </w:tc>
         <w:tc>
           <w:tcPr>
-            <w:tcW w:w="2993" w:type="dxa"/>
+            <w:tcW w:w="3100" w:type="dxa"/>
           </w:tcPr>
           <w:p>
             <w:pPr>
@@ -12748,7 +12748,7 @@
         </w:tc>
         <w:tc>
           <w:tcPr>
-            <w:tcW w:w="2315" w:type="dxa"/>
+            <w:tcW w:w="2255" w:type="dxa"/>
           </w:tcPr>
           <w:p>
             <w:pPr>
@@ -12773,7 +12773,7 @@
         </w:trPr>
         <w:tc>
           <w:tcPr>
-            <w:tcW w:w="1978" w:type="dxa"/>
+            <w:tcW w:w="1929" w:type="dxa"/>
           </w:tcPr>
           <w:p>
             <w:pPr>
@@ -12786,7 +12786,7 @@
         </w:tc>
         <w:tc>
           <w:tcPr>
-            <w:tcW w:w="2125" w:type="dxa"/>
+            <w:tcW w:w="2127" w:type="dxa"/>
           </w:tcPr>
           <w:p>
             <w:pPr>
@@ -12799,7 +12799,7 @@
         </w:tc>
         <w:tc>
           <w:tcPr>
-            <w:tcW w:w="2993" w:type="dxa"/>
+            <w:tcW w:w="3100" w:type="dxa"/>
           </w:tcPr>
           <w:p>
             <w:pPr>
@@ -12812,7 +12812,7 @@
         </w:tc>
         <w:tc>
           <w:tcPr>
-            <w:tcW w:w="2315" w:type="dxa"/>
+            <w:tcW w:w="2255" w:type="dxa"/>
           </w:tcPr>
           <w:p>
             <w:pPr>
@@ -12830,7 +12830,7 @@
         </w:trPr>
         <w:tc>
           <w:tcPr>
-            <w:tcW w:w="1978" w:type="dxa"/>
+            <w:tcW w:w="1929" w:type="dxa"/>
           </w:tcPr>
           <w:p>
             <w:pPr>
@@ -12843,7 +12843,7 @@
         </w:tc>
         <w:tc>
           <w:tcPr>
-            <w:tcW w:w="2125" w:type="dxa"/>
+            <w:tcW w:w="2127" w:type="dxa"/>
           </w:tcPr>
           <w:p>
             <w:pPr>
@@ -12856,7 +12856,7 @@
         </w:tc>
         <w:tc>
           <w:tcPr>
-            <w:tcW w:w="2993" w:type="dxa"/>
+            <w:tcW w:w="3100" w:type="dxa"/>
           </w:tcPr>
           <w:p>
             <w:pPr>
@@ -12869,7 +12869,7 @@
         </w:tc>
         <w:tc>
           <w:tcPr>
-            <w:tcW w:w="2315" w:type="dxa"/>
+            <w:tcW w:w="2255" w:type="dxa"/>
           </w:tcPr>
           <w:p>
             <w:pPr>
@@ -12887,7 +12887,7 @@
         </w:trPr>
         <w:tc>
           <w:tcPr>
-            <w:tcW w:w="1978" w:type="dxa"/>
+            <w:tcW w:w="1929" w:type="dxa"/>
           </w:tcPr>
           <w:p>
             <w:pPr>
@@ -12900,7 +12900,7 @@
         </w:tc>
         <w:tc>
           <w:tcPr>
-            <w:tcW w:w="2125" w:type="dxa"/>
+            <w:tcW w:w="2127" w:type="dxa"/>
           </w:tcPr>
           <w:p>
             <w:pPr>
@@ -12913,7 +12913,7 @@
         </w:tc>
         <w:tc>
           <w:tcPr>
-            <w:tcW w:w="2993" w:type="dxa"/>
+            <w:tcW w:w="3100" w:type="dxa"/>
           </w:tcPr>
           <w:p>
             <w:pPr>
@@ -12926,7 +12926,7 @@
         </w:tc>
         <w:tc>
           <w:tcPr>
-            <w:tcW w:w="2315" w:type="dxa"/>
+            <w:tcW w:w="2255" w:type="dxa"/>
           </w:tcPr>
           <w:p>
             <w:pPr>
@@ -12944,7 +12944,7 @@
         </w:trPr>
         <w:tc>
           <w:tcPr>
-            <w:tcW w:w="1978" w:type="dxa"/>
+            <w:tcW w:w="1929" w:type="dxa"/>
           </w:tcPr>
           <w:p>
             <w:pPr>
@@ -12960,7 +12960,7 @@
         </w:tc>
         <w:tc>
           <w:tcPr>
-            <w:tcW w:w="2125" w:type="dxa"/>
+            <w:tcW w:w="2127" w:type="dxa"/>
           </w:tcPr>
           <w:p>
             <w:pPr>
@@ -12973,7 +12973,7 @@
         </w:tc>
         <w:tc>
           <w:tcPr>
-            <w:tcW w:w="2993" w:type="dxa"/>
+            <w:tcW w:w="3100" w:type="dxa"/>
           </w:tcPr>
           <w:p>
             <w:pPr>
@@ -12986,7 +12986,7 @@
         </w:tc>
         <w:tc>
           <w:tcPr>
-            <w:tcW w:w="2315" w:type="dxa"/>
+            <w:tcW w:w="2255" w:type="dxa"/>
           </w:tcPr>
           <w:p>
             <w:pPr>
@@ -13004,7 +13004,7 @@
         </w:trPr>
         <w:tc>
           <w:tcPr>
-            <w:tcW w:w="1978" w:type="dxa"/>
+            <w:tcW w:w="1929" w:type="dxa"/>
           </w:tcPr>
           <w:p>
             <w:pPr>
@@ -13020,7 +13020,7 @@
         </w:tc>
         <w:tc>
           <w:tcPr>
-            <w:tcW w:w="2125" w:type="dxa"/>
+            <w:tcW w:w="2127" w:type="dxa"/>
           </w:tcPr>
           <w:p>
             <w:pPr>
@@ -13033,7 +13033,7 @@
         </w:tc>
         <w:tc>
           <w:tcPr>
-            <w:tcW w:w="2993" w:type="dxa"/>
+            <w:tcW w:w="3100" w:type="dxa"/>
           </w:tcPr>
           <w:p>
             <w:pPr>
@@ -13046,7 +13046,7 @@
         </w:tc>
         <w:tc>
           <w:tcPr>
-            <w:tcW w:w="2315" w:type="dxa"/>
+            <w:tcW w:w="2255" w:type="dxa"/>
           </w:tcPr>
           <w:p>
             <w:pPr>
@@ -13064,7 +13064,7 @@
         </w:trPr>
         <w:tc>
           <w:tcPr>
-            <w:tcW w:w="1978" w:type="dxa"/>
+            <w:tcW w:w="1929" w:type="dxa"/>
           </w:tcPr>
           <w:p>
             <w:pPr>
@@ -13077,7 +13077,7 @@
         </w:tc>
         <w:tc>
           <w:tcPr>
-            <w:tcW w:w="2125" w:type="dxa"/>
+            <w:tcW w:w="2127" w:type="dxa"/>
           </w:tcPr>
           <w:p>
             <w:pPr>
@@ -13090,7 +13090,7 @@
         </w:tc>
         <w:tc>
           <w:tcPr>
-            <w:tcW w:w="2993" w:type="dxa"/>
+            <w:tcW w:w="3100" w:type="dxa"/>
           </w:tcPr>
           <w:p>
             <w:pPr>
@@ -13103,7 +13103,7 @@
         </w:tc>
         <w:tc>
           <w:tcPr>
-            <w:tcW w:w="2315" w:type="dxa"/>
+            <w:tcW w:w="2255" w:type="dxa"/>
           </w:tcPr>
           <w:p>
             <w:pPr>
@@ -13121,7 +13121,7 @@
         </w:trPr>
         <w:tc>
           <w:tcPr>
-            <w:tcW w:w="1978" w:type="dxa"/>
+            <w:tcW w:w="1929" w:type="dxa"/>
           </w:tcPr>
           <w:p>
             <w:pPr>
@@ -13134,7 +13134,7 @@
         </w:tc>
         <w:tc>
           <w:tcPr>
-            <w:tcW w:w="2125" w:type="dxa"/>
+            <w:tcW w:w="2127" w:type="dxa"/>
           </w:tcPr>
           <w:p>
             <w:pPr>
@@ -13147,7 +13147,7 @@
         </w:tc>
         <w:tc>
           <w:tcPr>
-            <w:tcW w:w="2993" w:type="dxa"/>
+            <w:tcW w:w="3100" w:type="dxa"/>
           </w:tcPr>
           <w:p>
             <w:pPr>
@@ -13160,7 +13160,7 @@
         </w:tc>
         <w:tc>
           <w:tcPr>
-            <w:tcW w:w="2315" w:type="dxa"/>
+            <w:tcW w:w="2255" w:type="dxa"/>
           </w:tcPr>
           <w:p>
             <w:pPr>
@@ -13178,7 +13178,7 @@
         </w:trPr>
         <w:tc>
           <w:tcPr>
-            <w:tcW w:w="1978" w:type="dxa"/>
+            <w:tcW w:w="1929" w:type="dxa"/>
           </w:tcPr>
           <w:p>
             <w:pPr>
@@ -13191,7 +13191,7 @@
         </w:tc>
         <w:tc>
           <w:tcPr>
-            <w:tcW w:w="2125" w:type="dxa"/>
+            <w:tcW w:w="2127" w:type="dxa"/>
           </w:tcPr>
           <w:p>
             <w:pPr>
@@ -13204,7 +13204,7 @@
         </w:tc>
         <w:tc>
           <w:tcPr>
-            <w:tcW w:w="2993" w:type="dxa"/>
+            <w:tcW w:w="3100" w:type="dxa"/>
           </w:tcPr>
           <w:p>
             <w:pPr>
@@ -13217,7 +13217,7 @@
         </w:tc>
         <w:tc>
           <w:tcPr>
-            <w:tcW w:w="2315" w:type="dxa"/>
+            <w:tcW w:w="2255" w:type="dxa"/>
           </w:tcPr>
           <w:p>
             <w:pPr>
@@ -13235,7 +13235,7 @@
         </w:trPr>
         <w:tc>
           <w:tcPr>
-            <w:tcW w:w="1978" w:type="dxa"/>
+            <w:tcW w:w="1929" w:type="dxa"/>
           </w:tcPr>
           <w:p>
             <w:pPr>
@@ -13248,7 +13248,7 @@
         </w:tc>
         <w:tc>
           <w:tcPr>
-            <w:tcW w:w="2125" w:type="dxa"/>
+            <w:tcW w:w="2127" w:type="dxa"/>
           </w:tcPr>
           <w:p>
             <w:pPr>
@@ -13261,7 +13261,7 @@
         </w:tc>
         <w:tc>
           <w:tcPr>
-            <w:tcW w:w="2993" w:type="dxa"/>
+            <w:tcW w:w="3100" w:type="dxa"/>
           </w:tcPr>
           <w:p>
             <w:pPr>
@@ -13274,7 +13274,7 @@
         </w:tc>
         <w:tc>
           <w:tcPr>
-            <w:tcW w:w="2315" w:type="dxa"/>
+            <w:tcW w:w="2255" w:type="dxa"/>
           </w:tcPr>
           <w:p>
             <w:pPr>
@@ -13292,7 +13292,116 @@
         </w:trPr>
         <w:tc>
           <w:tcPr>
-            <w:tcW w:w="1978" w:type="dxa"/>
+            <w:tcW w:w="1929" w:type="dxa"/>
+          </w:tcPr>
+          <w:p>
+            <w:pPr>
+              <w:pStyle w:val="Compact"/>
+            </w:pPr>
+            <w:r>
+              <w:t xml:space="preserve">ECO-EEG-035</w:t>
+            </w:r>
+          </w:p>
+        </w:tc>
+        <w:tc>
+          <w:tcPr>
+            <w:tcW w:w="2127" w:type="dxa"/>
+          </w:tcPr>
+          <w:p>
+            <w:pPr>
+              <w:pStyle w:val="Compact"/>
+            </w:pPr>
+            <w:r>
+              <w:t xml:space="preserve">scope, with four findings</w:t>
+            </w:r>
+          </w:p>
+        </w:tc>
+        <w:tc>
+          <w:tcPr>
+            <w:tcW w:w="3100" w:type="dxa"/>
+          </w:tcPr>
+          <w:p>
+            <w:pPr>
+              <w:pStyle w:val="Compact"/>
+            </w:pPr>
+            <w:r>
+              <w:t xml:space="preserve">the gaps eleven mid-quotation manufacturers exposed: the package carried</w:t>
+            </w:r>
+            <w:r>
+              <w:t xml:space="preserve"> </w:t>
+            </w:r>
+            <w:r>
+              <w:rPr>
+                <w:b/>
+                <w:bCs/>
+              </w:rPr>
+              <w:t xml:space="preserve">no datasheet index and no third-party licence exclusion</w:t>
+            </w:r>
+            <w:r>
+              <w:t xml:space="preserve">; provisioning could be run against a real ATECC608B with the configuration zone admittedly unreviewed; and three kit-BOM module rows read as vaguer than the requirements behind them. Findings:</w:t>
+            </w:r>
+            <w:r>
+              <w:t xml:space="preserve"> </w:t>
+            </w:r>
+            <w:r>
+              <w:rPr>
+                <w:b/>
+                <w:bCs/>
+              </w:rPr>
+              <w:t xml:space="preserve">the Stäubli part number at J15-J17 does not appear in either Stäubli catalogue</w:t>
+            </w:r>
+            <w:r>
+              <w:t xml:space="preserve">; the ATECC608B template’s byte map does not name the 608-specific control bytes;</w:t>
+            </w:r>
+            <w:r>
+              <w:t xml:space="preserve"> </w:t>
+            </w:r>
+            <w:r>
+              <w:rPr>
+                <w:b/>
+                <w:bCs/>
+              </w:rPr>
+              <w:t xml:space="preserve">ELECTRODE’s proposed widths cost nothing</w:t>
+            </w:r>
+            <w:r>
+              <w:t xml:space="preserve"> </w:t>
+            </w:r>
+            <w:r>
+              <w:t xml:space="preserve">while ANALOGUE_REF’s are 58 % of every under-width finding on the board; and the internal annular ring is derived from the finished hole where it is measured to the drilled one.</w:t>
+            </w:r>
+            <w:r>
+              <w:t xml:space="preserve"> </w:t>
+            </w:r>
+            <w:r>
+              <w:rPr>
+                <w:b/>
+                <w:bCs/>
+              </w:rPr>
+              <w:t xml:space="preserve">No requirement, limit or governing figure was changed</w:t>
+            </w:r>
+          </w:p>
+        </w:tc>
+        <w:tc>
+          <w:tcPr>
+            <w:tcW w:w="2255" w:type="dxa"/>
+          </w:tcPr>
+          <w:p>
+            <w:pPr>
+              <w:pStyle w:val="Compact"/>
+            </w:pPr>
+            <w:r>
+              <w:t xml:space="preserve">implemented 10 September 2026</w:t>
+            </w:r>
+          </w:p>
+        </w:tc>
+      </w:tr>
+      <w:tr>
+        <w:trPr>
+          <w:cantSplit/>
+        </w:trPr>
+        <w:tc>
+          <w:tcPr>
+            <w:tcW w:w="1929" w:type="dxa"/>
           </w:tcPr>
           <w:p>
             <w:pPr>
@@ -13305,7 +13414,7 @@
         </w:tc>
         <w:tc>
           <w:tcPr>
-            <w:tcW w:w="2125" w:type="dxa"/>
+            <w:tcW w:w="2127" w:type="dxa"/>
           </w:tcPr>
           <w:p>
             <w:pPr>
@@ -13318,7 +13427,7 @@
         </w:tc>
         <w:tc>
           <w:tcPr>
-            <w:tcW w:w="2993" w:type="dxa"/>
+            <w:tcW w:w="3100" w:type="dxa"/>
           </w:tcPr>
           <w:p>
             <w:pPr>
@@ -13362,7 +13471,7 @@
         </w:tc>
         <w:tc>
           <w:tcPr>
-            <w:tcW w:w="2315" w:type="dxa"/>
+            <w:tcW w:w="2255" w:type="dxa"/>
           </w:tcPr>
           <w:p>
             <w:pPr>
@@ -36184,7 +36293,7 @@
     </w:p>
     <w:bookmarkEnd w:id="55"/>
     <w:bookmarkEnd w:id="56"/>
-    <w:bookmarkStart w:id="64" w:name="X3aacfe108e2bb481ca91de8b58c9ab955d28537"/>
+    <w:bookmarkStart w:id="65" w:name="X3aacfe108e2bb481ca91de8b58c9ab955d28537"/>
     <w:p>
       <w:pPr>
         <w:pStyle w:val="Heading2"/>
@@ -41292,8 +41401,2094 @@
     </w:p>
     <w:bookmarkEnd w:id="62"/>
     <w:bookmarkEnd w:id="63"/>
+    <w:bookmarkStart w:id="64" w:name="X54227d8e1a65794e86796d5d708ce8d934be840"/>
+    <w:p>
+      <w:pPr>
+        <w:pStyle w:val="Heading3"/>
+      </w:pPr>
+      <w:r>
+        <w:t xml:space="preserve">ECO-EEG-035 — the gaps eleven quotations exposed</w:t>
+      </w:r>
+    </w:p>
+    <w:p>
+      <w:pPr>
+        <w:pStyle w:val="FirstParagraph"/>
+      </w:pPr>
+      <w:r>
+        <w:rPr>
+          <w:b/>
+          <w:bCs/>
+        </w:rPr>
+        <w:t xml:space="preserve">Raised 10 September 2026.</w:t>
+      </w:r>
+      <w:r>
+        <w:t xml:space="preserve"> </w:t>
+      </w:r>
+      <w:r>
+        <w:t xml:space="preserve">Eleven manufacturers are mid-quotation and their questions found</w:t>
+      </w:r>
+      <w:r>
+        <w:t xml:space="preserve"> </w:t>
+      </w:r>
+      <w:r>
+        <w:t xml:space="preserve">things that were invisible until somebody tried to price or build from the package. Six work</w:t>
+      </w:r>
+      <w:r>
+        <w:t xml:space="preserve"> </w:t>
+      </w:r>
+      <w:r>
+        <w:t xml:space="preserve">packages were opened.</w:t>
+      </w:r>
+      <w:r>
+        <w:t xml:space="preserve"> </w:t>
+      </w:r>
+      <w:r>
+        <w:rPr>
+          <w:b/>
+          <w:bCs/>
+        </w:rPr>
+        <w:t xml:space="preserve">Two of them were decisions and produced no change to any document</w:t>
+      </w:r>
+      <w:r>
+        <w:t xml:space="preserve">,</w:t>
+      </w:r>
+      <w:r>
+        <w:t xml:space="preserve"> </w:t>
+      </w:r>
+      <w:r>
+        <w:t xml:space="preserve">which is recorded here as an outcome and not as an omission.</w:t>
+      </w:r>
+    </w:p>
+    <w:p>
+      <w:pPr>
+        <w:pStyle w:val="BodyText"/>
+      </w:pPr>
+      <w:r>
+        <w:rPr>
+          <w:b/>
+          <w:bCs/>
+        </w:rPr>
+        <w:t xml:space="preserve">What changed.</w:t>
+      </w:r>
+    </w:p>
+    <w:tbl>
+      <w:tblPr>
+        <w:tblStyle w:val="Table"/>
+        <w:tblW w:w="5000" w:type="pct"/>
+        <w:tblLayout w:type="autofit"/>
+        <w:tblLook w:firstRow="1" w:lastRow="0" w:firstColumn="0" w:lastColumn="0" w:noHBand="0" w:noVBand="0" w:val="0020"/>
+      </w:tblPr>
+      <w:tblGrid>
+        <w:gridCol w:w="4425"/>
+        <w:gridCol w:w="4986"/>
+      </w:tblGrid>
+      <w:tr>
+        <w:trPr>
+          <w:cantSplit/>
+          <w:tblHeader/>
+        </w:trPr>
+        <w:tc>
+          <w:tcPr>
+            <w:tcW w:w="4425" w:type="dxa"/>
+          </w:tcPr>
+          <w:p>
+            <w:pPr>
+              <w:pStyle w:val="Compact"/>
+            </w:pPr>
+            <w:r>
+              <w:t xml:space="preserve">Change</w:t>
+            </w:r>
+          </w:p>
+        </w:tc>
+        <w:tc>
+          <w:tcPr>
+            <w:tcW w:w="4986" w:type="dxa"/>
+          </w:tcPr>
+          <w:p>
+            <w:pPr>
+              <w:pStyle w:val="Compact"/>
+            </w:pPr>
+            <w:r>
+              <w:t xml:space="preserve">Where</w:t>
+            </w:r>
+          </w:p>
+        </w:tc>
+      </w:tr>
+      <w:tr>
+        <w:trPr>
+          <w:cantSplit/>
+        </w:trPr>
+        <w:tc>
+          <w:tcPr>
+            <w:tcW w:w="4425" w:type="dxa"/>
+          </w:tcPr>
+          <w:p>
+            <w:pPr>
+              <w:pStyle w:val="Compact"/>
+            </w:pPr>
+            <w:r>
+              <w:t xml:space="preserve">A datasheet index, link-only, with a per-row</w:t>
+            </w:r>
+            <w:r>
+              <w:t xml:space="preserve"> </w:t>
+            </w:r>
+            <w:r>
+              <w:rPr>
+                <w:b/>
+                <w:bCs/>
+              </w:rPr>
+              <w:t xml:space="preserve">verified / resolved / blocked</w:t>
+            </w:r>
+            <w:r>
+              <w:t xml:space="preserve"> </w:t>
+            </w:r>
+            <w:r>
+              <w:t xml:space="preserve">mark</w:t>
+            </w:r>
+          </w:p>
+        </w:tc>
+        <w:tc>
+          <w:tcPr>
+            <w:tcW w:w="4986" w:type="dxa"/>
+          </w:tcPr>
+          <w:p>
+            <w:pPr>
+              <w:pStyle w:val="Compact"/>
+            </w:pPr>
+            <w:r>
+              <w:rPr>
+                <w:rStyle w:val="VerbatimChar"/>
+              </w:rPr>
+              <w:t xml:space="preserve">docs/datasheets/README_datasheets.md</w:t>
+            </w:r>
+            <w:r>
+              <w:t xml:space="preserve"> </w:t>
+            </w:r>
+            <w:r>
+              <w:t xml:space="preserve">(new)</w:t>
+            </w:r>
+          </w:p>
+        </w:tc>
+      </w:tr>
+      <w:tr>
+        <w:trPr>
+          <w:cantSplit/>
+        </w:trPr>
+        <w:tc>
+          <w:tcPr>
+            <w:tcW w:w="4425" w:type="dxa"/>
+          </w:tcPr>
+          <w:p>
+            <w:pPr>
+              <w:pStyle w:val="Compact"/>
+            </w:pPr>
+            <w:r>
+              <w:t xml:space="preserve">The third-party licence exclusion, stated in three places</w:t>
+            </w:r>
+          </w:p>
+        </w:tc>
+        <w:tc>
+          <w:tcPr>
+            <w:tcW w:w="4986" w:type="dxa"/>
+          </w:tcPr>
+          <w:p>
+            <w:pPr>
+              <w:pStyle w:val="Compact"/>
+            </w:pPr>
+            <w:r>
+              <w:rPr>
+                <w:rStyle w:val="VerbatimChar"/>
+              </w:rPr>
+              <w:t xml:space="preserve">README.md</w:t>
+            </w:r>
+            <w:r>
+              <w:t xml:space="preserve">,</w:t>
+            </w:r>
+            <w:r>
+              <w:t xml:space="preserve"> </w:t>
+            </w:r>
+            <w:r>
+              <w:rPr>
+                <w:rStyle w:val="VerbatimChar"/>
+              </w:rPr>
+              <w:t xml:space="preserve">README_package_index.txt</w:t>
+            </w:r>
+            <w:r>
+              <w:t xml:space="preserve">,</w:t>
+            </w:r>
+            <w:r>
+              <w:t xml:space="preserve"> </w:t>
+            </w:r>
+            <w:r>
+              <w:rPr>
+                <w:rStyle w:val="VerbatimChar"/>
+              </w:rPr>
+              <w:t xml:space="preserve">docs/datasheets/third_party/LICENCE_NOTE.md</w:t>
+            </w:r>
+            <w:r>
+              <w:t xml:space="preserve"> </w:t>
+            </w:r>
+            <w:r>
+              <w:t xml:space="preserve">(new)</w:t>
+            </w:r>
+          </w:p>
+        </w:tc>
+      </w:tr>
+      <w:tr>
+        <w:trPr>
+          <w:cantSplit/>
+        </w:trPr>
+        <w:tc>
+          <w:tcPr>
+            <w:tcW w:w="4425" w:type="dxa"/>
+          </w:tcPr>
+          <w:p>
+            <w:pPr>
+              <w:pStyle w:val="Compact"/>
+            </w:pPr>
+            <w:r>
+              <w:t xml:space="preserve">A review gate on the ATECC608B configuration zone, and the per-byte review behind it</w:t>
+            </w:r>
+          </w:p>
+        </w:tc>
+        <w:tc>
+          <w:tcPr>
+            <w:tcW w:w="4986" w:type="dxa"/>
+          </w:tcPr>
+          <w:p>
+            <w:pPr>
+              <w:pStyle w:val="Compact"/>
+            </w:pPr>
+            <w:r>
+              <w:rPr>
+                <w:rStyle w:val="VerbatimChar"/>
+              </w:rPr>
+              <w:t xml:space="preserve">firmware/tools/atecc608b_config.py</w:t>
+            </w:r>
+            <w:r>
+              <w:t xml:space="preserve">,</w:t>
+            </w:r>
+            <w:r>
+              <w:t xml:space="preserve"> </w:t>
+            </w:r>
+            <w:r>
+              <w:rPr>
+                <w:rStyle w:val="VerbatimChar"/>
+              </w:rPr>
+              <w:t xml:space="preserve">firmware/tools/provision.py</w:t>
+            </w:r>
+            <w:r>
+              <w:t xml:space="preserve">,</w:t>
+            </w:r>
+            <w:r>
+              <w:t xml:space="preserve"> </w:t>
+            </w:r>
+            <w:r>
+              <w:rPr>
+                <w:b/>
+                <w:bCs/>
+              </w:rPr>
+              <w:t xml:space="preserve">FW-EEG-001 section 7.6</w:t>
+            </w:r>
+            <w:r>
+              <w:t xml:space="preserve"> </w:t>
+            </w:r>
+            <w:r>
+              <w:t xml:space="preserve">(new), template checklist</w:t>
+            </w:r>
+            <w:r>
+              <w:t xml:space="preserve"> </w:t>
+            </w:r>
+            <w:r>
+              <w:rPr>
+                <w:b/>
+                <w:bCs/>
+              </w:rPr>
+              <w:t xml:space="preserve">item 9</w:t>
+            </w:r>
+            <w:r>
+              <w:t xml:space="preserve"> </w:t>
+            </w:r>
+            <w:r>
+              <w:t xml:space="preserve">(new)</w:t>
+            </w:r>
+          </w:p>
+        </w:tc>
+      </w:tr>
+      <w:tr>
+        <w:trPr>
+          <w:cantSplit/>
+        </w:trPr>
+        <w:tc>
+          <w:tcPr>
+            <w:tcW w:w="4425" w:type="dxa"/>
+          </w:tcPr>
+          <w:p>
+            <w:pPr>
+              <w:pStyle w:val="Compact"/>
+            </w:pPr>
+            <w:r>
+              <w:t xml:space="preserve">Three kit-BOM module rows restated to say what is open and what is not</w:t>
+            </w:r>
+          </w:p>
+        </w:tc>
+        <w:tc>
+          <w:tcPr>
+            <w:tcW w:w="4986" w:type="dxa"/>
+          </w:tcPr>
+          <w:p>
+            <w:pPr>
+              <w:pStyle w:val="Compact"/>
+            </w:pPr>
+            <w:r>
+              <w:rPr>
+                <w:rStyle w:val="VerbatimChar"/>
+              </w:rPr>
+              <w:t xml:space="preserve">tools/emit_workbooks.py</w:t>
+            </w:r>
+            <w:r>
+              <w:t xml:space="preserve">; the two BOM workbooks regenerated</w:t>
+            </w:r>
+          </w:p>
+        </w:tc>
+      </w:tr>
+      <w:tr>
+        <w:trPr>
+          <w:cantSplit/>
+        </w:trPr>
+        <w:tc>
+          <w:tcPr>
+            <w:tcW w:w="4425" w:type="dxa"/>
+          </w:tcPr>
+          <w:p>
+            <w:pPr>
+              <w:pStyle w:val="Compact"/>
+            </w:pPr>
+            <w:r>
+              <w:t xml:space="preserve">Three papers: two decisions and one investigation</w:t>
+            </w:r>
+          </w:p>
+        </w:tc>
+        <w:tc>
+          <w:tcPr>
+            <w:tcW w:w="4986" w:type="dxa"/>
+          </w:tcPr>
+          <w:p>
+            <w:pPr>
+              <w:pStyle w:val="Compact"/>
+            </w:pPr>
+            <w:r>
+              <w:rPr>
+                <w:rStyle w:val="VerbatimChar"/>
+              </w:rPr>
+              <w:t xml:space="preserve">reports/DECISION_electrode_analogue_ref_widths.md</w:t>
+            </w:r>
+            <w:r>
+              <w:t xml:space="preserve">,</w:t>
+            </w:r>
+            <w:r>
+              <w:t xml:space="preserve"> </w:t>
+            </w:r>
+            <w:r>
+              <w:rPr>
+                <w:rStyle w:val="VerbatimChar"/>
+              </w:rPr>
+              <w:t xml:space="preserve">reports/DECISION_internal_annular_ring.md</w:t>
+            </w:r>
+            <w:r>
+              <w:t xml:space="preserve">,</w:t>
+            </w:r>
+            <w:r>
+              <w:t xml:space="preserve"> </w:t>
+            </w:r>
+            <w:r>
+              <w:rPr>
+                <w:rStyle w:val="VerbatimChar"/>
+              </w:rPr>
+              <w:t xml:space="preserve">reports/INVESTIGATION_fixture_pcb_copper.md</w:t>
+            </w:r>
+            <w:r>
+              <w:t xml:space="preserve"> </w:t>
+            </w:r>
+            <w:r>
+              <w:t xml:space="preserve">(all new)</w:t>
+            </w:r>
+          </w:p>
+        </w:tc>
+      </w:tr>
+    </w:tbl>
+    <w:p>
+      <w:pPr>
+        <w:pStyle w:val="BodyText"/>
+      </w:pPr>
+      <w:r>
+        <w:rPr>
+          <w:b/>
+          <w:bCs/>
+        </w:rPr>
+        <w:t xml:space="preserve">What did NOT change, deliberately.</w:t>
+      </w:r>
+      <w:r>
+        <w:t xml:space="preserve"> </w:t>
+      </w:r>
+      <w:r>
+        <w:t xml:space="preserve">No requirement, no limit, no netclass width, no</w:t>
+      </w:r>
+      <w:r>
+        <w:t xml:space="preserve"> </w:t>
+      </w:r>
+      <w:r>
+        <w:t xml:space="preserve">governing figure, and no part number.</w:t>
+      </w:r>
+      <w:r>
+        <w:t xml:space="preserve"> </w:t>
+      </w:r>
+      <w:r>
+        <w:rPr>
+          <w:rStyle w:val="VerbatimChar"/>
+        </w:rPr>
+        <w:t xml:space="preserve">tools/design.py</w:t>
+      </w:r>
+      <w:r>
+        <w:t xml:space="preserve">,</w:t>
+      </w:r>
+      <w:r>
+        <w:t xml:space="preserve"> </w:t>
+      </w:r>
+      <w:r>
+        <w:rPr>
+          <w:rStyle w:val="VerbatimChar"/>
+        </w:rPr>
+        <w:t xml:space="preserve">tools/rules.py</w:t>
+      </w:r>
+      <w:r>
+        <w:t xml:space="preserve">, DSN-EEG-003,</w:t>
+      </w:r>
+      <w:r>
+        <w:t xml:space="preserve"> </w:t>
+      </w:r>
+      <w:r>
+        <w:t xml:space="preserve">QP-EEG-010 and RFQ-EEG-001 are untouched. The ATECC608B configuration is</w:t>
+      </w:r>
+      <w:r>
+        <w:t xml:space="preserve"> </w:t>
+      </w:r>
+      <w:r>
+        <w:rPr>
+          <w:b/>
+          <w:bCs/>
+        </w:rPr>
+        <w:t xml:space="preserve">not</w:t>
+      </w:r>
+      <w:r>
+        <w:t xml:space="preserve"> </w:t>
+      </w:r>
+      <w:r>
+        <w:t xml:space="preserve">marked</w:t>
+      </w:r>
+      <w:r>
+        <w:t xml:space="preserve"> </w:t>
+      </w:r>
+      <w:r>
+        <w:t xml:space="preserve">approved.</w:t>
+      </w:r>
+    </w:p>
+    <w:p>
+      <w:pPr>
+        <w:pStyle w:val="BodyText"/>
+      </w:pPr>
+      <w:r>
+        <w:rPr>
+          <w:b/>
+          <w:bCs/>
+        </w:rPr>
+        <w:t xml:space="preserve">The licence position, which was worse than</w:t>
+      </w:r>
+      <w:r>
+        <w:rPr>
+          <w:b/>
+          <w:bCs/>
+        </w:rPr>
+        <w:t xml:space="preserve"> </w:t>
+      </w:r>
+      <w:r>
+        <w:rPr>
+          <w:b/>
+          <w:bCs/>
+        </w:rPr>
+        <w:t xml:space="preserve">“incomplete”</w:t>
+      </w:r>
+      <w:r>
+        <w:rPr>
+          <w:b/>
+          <w:bCs/>
+        </w:rPr>
+        <w:t xml:space="preserve">.</w:t>
+      </w:r>
+      <w:r>
+        <w:t xml:space="preserve"> </w:t>
+      </w:r>
+      <w:r>
+        <w:t xml:space="preserve">The repository has</w:t>
+      </w:r>
+      <w:r>
+        <w:t xml:space="preserve"> </w:t>
+      </w:r>
+      <w:r>
+        <w:rPr>
+          <w:b/>
+          <w:bCs/>
+        </w:rPr>
+        <w:t xml:space="preserve">no</w:t>
+      </w:r>
+      <w:r>
+        <w:rPr>
+          <w:b/>
+          <w:bCs/>
+        </w:rPr>
+        <w:t xml:space="preserve"> </w:t>
+      </w:r>
+      <w:r>
+        <w:rPr>
+          <w:rStyle w:val="VerbatimChar"/>
+          <w:b/>
+          <w:bCs/>
+        </w:rPr>
+        <w:t xml:space="preserve">LICENCE</w:t>
+      </w:r>
+      <w:r>
+        <w:rPr>
+          <w:b/>
+          <w:bCs/>
+        </w:rPr>
+        <w:t xml:space="preserve"> </w:t>
+      </w:r>
+      <w:r>
+        <w:rPr>
+          <w:b/>
+          <w:bCs/>
+        </w:rPr>
+        <w:t xml:space="preserve">file at all</w:t>
+      </w:r>
+      <w:r>
+        <w:t xml:space="preserve">. It carried two blanket statements —</w:t>
+      </w:r>
+      <w:r>
+        <w:t xml:space="preserve"> </w:t>
+      </w:r>
+      <w:r>
+        <w:rPr>
+          <w:rStyle w:val="VerbatimChar"/>
+        </w:rPr>
+        <w:t xml:space="preserve">README.md</w:t>
+      </w:r>
+      <w:r>
+        <w:t xml:space="preserve"> </w:t>
+      </w:r>
+      <w:r>
+        <w:t xml:space="preserve">and</w:t>
+      </w:r>
+      <w:r>
+        <w:t xml:space="preserve"> </w:t>
+      </w:r>
+      <w:r>
+        <w:rPr>
+          <w:rStyle w:val="VerbatimChar"/>
+        </w:rPr>
+        <w:t xml:space="preserve">README_package_index.txt</w:t>
+      </w:r>
+      <w:r>
+        <w:t xml:space="preserve"> </w:t>
+      </w:r>
+      <w:r>
+        <w:t xml:space="preserve">— asserting CC BY-SA 4.0 over</w:t>
+      </w:r>
+      <w:r>
+        <w:t xml:space="preserve"> </w:t>
+      </w:r>
+      <w:r>
+        <w:t xml:space="preserve">“hardware and documents”</w:t>
+      </w:r>
+      <w:r>
+        <w:t xml:space="preserve"> </w:t>
+      </w:r>
+      <w:r>
+        <w:t xml:space="preserve">with</w:t>
+      </w:r>
+      <w:r>
+        <w:t xml:space="preserve"> </w:t>
+      </w:r>
+      <w:r>
+        <w:rPr>
+          <w:b/>
+          <w:bCs/>
+        </w:rPr>
+        <w:t xml:space="preserve">no third-party carve-out</w:t>
+      </w:r>
+      <w:r>
+        <w:rPr>
+          <w:b/>
+          <w:bCs/>
+        </w:rPr>
+        <w:t xml:space="preserve"> </w:t>
+      </w:r>
+      <w:r>
+        <w:rPr>
+          <w:b/>
+          <w:bCs/>
+        </w:rPr>
+        <w:t xml:space="preserve">anywhere</w:t>
+      </w:r>
+      <w:r>
+        <w:t xml:space="preserve">. Placing a manufacturer’s datasheet inside that tree would have purported to</w:t>
+      </w:r>
+      <w:r>
+        <w:t xml:space="preserve"> </w:t>
+      </w:r>
+      <w:r>
+        <w:t xml:space="preserve">license a work this programme does not own. The exclusion is now stated in all three places</w:t>
+      </w:r>
+      <w:r>
+        <w:t xml:space="preserve"> </w:t>
+      </w:r>
+      <w:r>
+        <w:t xml:space="preserve">rather than only in the subfolder, because a reader who never opens</w:t>
+      </w:r>
+      <w:r>
+        <w:t xml:space="preserve"> </w:t>
+      </w:r>
+      <w:r>
+        <w:rPr>
+          <w:rStyle w:val="VerbatimChar"/>
+        </w:rPr>
+        <w:t xml:space="preserve">docs/datasheets/</w:t>
+      </w:r>
+      <w:r>
+        <w:t xml:space="preserve"> </w:t>
+      </w:r>
+      <w:r>
+        <w:t xml:space="preserve">still</w:t>
+      </w:r>
+      <w:r>
+        <w:t xml:space="preserve"> </w:t>
+      </w:r>
+      <w:r>
+        <w:t xml:space="preserve">has to meet it.</w:t>
+      </w:r>
+      <w:r>
+        <w:t xml:space="preserve"> </w:t>
+      </w:r>
+      <w:r>
+        <w:rPr>
+          <w:b/>
+          <w:bCs/>
+        </w:rPr>
+        <w:t xml:space="preserve">No datasheet PDF is stored</w:t>
+      </w:r>
+      <w:r>
+        <w:t xml:space="preserve">; the index links to manufacturers’ own URLs.</w:t>
+      </w:r>
+    </w:p>
+    <w:p>
+      <w:pPr>
+        <w:pStyle w:val="BodyText"/>
+      </w:pPr>
+      <w:r>
+        <w:rPr>
+          <w:b/>
+          <w:bCs/>
+        </w:rPr>
+        <w:t xml:space="preserve">Finding 1 — the Stäubli part number does not resolve, and it is the patient-connected one.</w:t>
+      </w:r>
+      <w:r>
+        <w:t xml:space="preserve"> </w:t>
+      </w:r>
+      <w:r>
+        <w:rPr>
+          <w:rStyle w:val="VerbatimChar"/>
+        </w:rPr>
+        <w:t xml:space="preserve">design.py</w:t>
+      </w:r>
+      <w:r>
+        <w:t xml:space="preserve"> </w:t>
+      </w:r>
+      <w:r>
+        <w:t xml:space="preserve">gives J15, J16 and J17</w:t>
+      </w:r>
+      <w:r>
+        <w:t xml:space="preserve"> </w:t>
+      </w:r>
+      <w:r>
+        <w:rPr>
+          <w:rStyle w:val="VerbatimChar"/>
+        </w:rPr>
+        <w:t xml:space="preserve">Staubli SLB1,5-F / LB-I1,5</w:t>
+      </w:r>
+      <w:r>
+        <w:t xml:space="preserve">.</w:t>
+      </w:r>
+      <w:r>
+        <w:t xml:space="preserve"> </w:t>
+      </w:r>
+      <w:r>
+        <w:rPr>
+          <w:b/>
+          <w:bCs/>
+        </w:rPr>
+        <w:t xml:space="preserve">Neither designation appears</w:t>
+      </w:r>
+      <w:r>
+        <w:rPr>
+          <w:b/>
+          <w:bCs/>
+        </w:rPr>
+        <w:t xml:space="preserve"> </w:t>
+      </w:r>
+      <w:r>
+        <w:rPr>
+          <w:b/>
+          <w:bCs/>
+        </w:rPr>
+        <w:t xml:space="preserve">in Stäubli’s medical catalogue (doc. 11014109) or its Test &amp; Measurement catalogue (doc.</w:t>
+      </w:r>
+      <w:r>
+        <w:rPr>
+          <w:b/>
+          <w:bCs/>
+        </w:rPr>
+        <w:t xml:space="preserve"> </w:t>
+      </w:r>
+      <w:r>
+        <w:rPr>
+          <w:b/>
+          <w:bCs/>
+        </w:rPr>
+        <w:t xml:space="preserve">11014124)</w:t>
+      </w:r>
+      <w:r>
+        <w:t xml:space="preserve">, both of which were fetched and searched. In the</w:t>
+      </w:r>
+      <w:r>
+        <w:t xml:space="preserve"> </w:t>
+      </w:r>
+      <w:r>
+        <w:rPr>
+          <w:rStyle w:val="VerbatimChar"/>
+        </w:rPr>
+        <w:t xml:space="preserve">SLB</w:t>
+      </w:r>
+      <w:r>
+        <w:t xml:space="preserve"> </w:t>
+      </w:r>
+      <w:r>
+        <w:t xml:space="preserve">series the numeral is the</w:t>
+      </w:r>
+      <w:r>
+        <w:t xml:space="preserve"> </w:t>
+      </w:r>
+      <w:r>
+        <w:t xml:space="preserve">contact diameter —</w:t>
+      </w:r>
+      <w:r>
+        <w:t xml:space="preserve"> </w:t>
+      </w:r>
+      <w:r>
+        <w:rPr>
+          <w:rStyle w:val="VerbatimChar"/>
+        </w:rPr>
+        <w:t xml:space="preserve">SLB2-*</w:t>
+      </w:r>
+      <w:r>
+        <w:t xml:space="preserve">,</w:t>
+      </w:r>
+      <w:r>
+        <w:t xml:space="preserve"> </w:t>
+      </w:r>
+      <w:r>
+        <w:rPr>
+          <w:rStyle w:val="VerbatimChar"/>
+        </w:rPr>
+        <w:t xml:space="preserve">SLB4-*</w:t>
+      </w:r>
+      <w:r>
+        <w:t xml:space="preserve"> </w:t>
+      </w:r>
+      <w:r>
+        <w:t xml:space="preserve">— and there is no 1.5 mm member. What Stäubli publishes</w:t>
+      </w:r>
+      <w:r>
+        <w:t xml:space="preserve"> </w:t>
+      </w:r>
+      <w:r>
+        <w:t xml:space="preserve">at Ø 1.5 mm to DIN 42802 is</w:t>
+      </w:r>
+      <w:r>
+        <w:t xml:space="preserve"> </w:t>
+      </w:r>
+      <w:r>
+        <w:rPr>
+          <w:rStyle w:val="VerbatimChar"/>
+        </w:rPr>
+        <w:t xml:space="preserve">MEB1,5-R</w:t>
+      </w:r>
+      <w:r>
+        <w:t xml:space="preserve">,</w:t>
+      </w:r>
+      <w:r>
+        <w:t xml:space="preserve"> </w:t>
+      </w:r>
+      <w:r>
+        <w:rPr>
+          <w:rStyle w:val="VerbatimChar"/>
+        </w:rPr>
+        <w:t xml:space="preserve">MLB1,5-R</w:t>
+      </w:r>
+      <w:r>
+        <w:t xml:space="preserve">,</w:t>
+      </w:r>
+      <w:r>
+        <w:t xml:space="preserve"> </w:t>
+      </w:r>
+      <w:r>
+        <w:rPr>
+          <w:rStyle w:val="VerbatimChar"/>
+        </w:rPr>
+        <w:t xml:space="preserve">LS1,5-B</w:t>
+      </w:r>
+      <w:r>
+        <w:t xml:space="preserve">,</w:t>
+      </w:r>
+      <w:r>
+        <w:t xml:space="preserve"> </w:t>
+      </w:r>
+      <w:r>
+        <w:rPr>
+          <w:rStyle w:val="VerbatimChar"/>
+        </w:rPr>
+        <w:t xml:space="preserve">MS1,5-S</w:t>
+      </w:r>
+      <w:r>
+        <w:t xml:space="preserve"> </w:t>
+      </w:r>
+      <w:r>
+        <w:t xml:space="preserve">and</w:t>
+      </w:r>
+      <w:r>
+        <w:t xml:space="preserve"> </w:t>
+      </w:r>
+      <w:r>
+        <w:rPr>
+          <w:rStyle w:val="VerbatimChar"/>
+        </w:rPr>
+        <w:t xml:space="preserve">MLK1,5-B</w:t>
+      </w:r>
+      <w:r>
+        <w:t xml:space="preserve">. This</w:t>
+      </w:r>
+      <w:r>
+        <w:t xml:space="preserve"> </w:t>
+      </w:r>
+      <w:r>
+        <w:t xml:space="preserve">is very likely why three manufacturers asked for the datasheet and nobody could supply it.</w:t>
+      </w:r>
+      <w:r>
+        <w:t xml:space="preserve"> </w:t>
+      </w:r>
+      <w:r>
+        <w:rPr>
+          <w:rStyle w:val="VerbatimChar"/>
+          <w:b/>
+          <w:bCs/>
+        </w:rPr>
+        <w:t xml:space="preserve">design.py</w:t>
+      </w:r>
+      <w:r>
+        <w:rPr>
+          <w:b/>
+          <w:bCs/>
+        </w:rPr>
+        <w:t xml:space="preserve"> </w:t>
+      </w:r>
+      <w:r>
+        <w:rPr>
+          <w:b/>
+          <w:bCs/>
+        </w:rPr>
+        <w:t xml:space="preserve">is unchanged</w:t>
+      </w:r>
+      <w:r>
+        <w:t xml:space="preserve">: correcting a non-substitutable patient-connected part is a</w:t>
+      </w:r>
+      <w:r>
+        <w:t xml:space="preserve"> </w:t>
+      </w:r>
+      <w:r>
+        <w:t xml:space="preserve">person’s decision, and it also raises a question this register does not settle — the two</w:t>
+      </w:r>
+      <w:r>
+        <w:t xml:space="preserve"> </w:t>
+      </w:r>
+      <w:r>
+        <w:t xml:space="preserve">panel-mount parts Stäubli publishes present a</w:t>
+      </w:r>
+      <w:r>
+        <w:t xml:space="preserve"> </w:t>
+      </w:r>
+      <w:r>
+        <w:rPr>
+          <w:b/>
+          <w:bCs/>
+        </w:rPr>
+        <w:t xml:space="preserve">pin</w:t>
+      </w:r>
+      <w:r>
+        <w:t xml:space="preserve">, the carrier footprint is named</w:t>
+      </w:r>
+      <w:r>
+        <w:t xml:space="preserve"> </w:t>
+      </w:r>
+      <w:r>
+        <w:rPr>
+          <w:rStyle w:val="VerbatimChar"/>
+        </w:rPr>
+        <w:t xml:space="preserve">..._Socket</w:t>
+      </w:r>
+      <w:r>
+        <w:t xml:space="preserve">, and kit BOM row 36 buys leads with a</w:t>
+      </w:r>
+      <w:r>
+        <w:t xml:space="preserve"> </w:t>
+      </w:r>
+      <w:r>
+        <w:rPr>
+          <w:b/>
+          <w:bCs/>
+        </w:rPr>
+        <w:t xml:space="preserve">plug</w:t>
+      </w:r>
+      <w:r>
+        <w:t xml:space="preserve">. Which end carries the male</w:t>
+      </w:r>
+      <w:r>
+        <w:t xml:space="preserve"> </w:t>
+      </w:r>
+      <w:r>
+        <w:t xml:space="preserve">contact belongs to RISK-EEG-011 and the safety reviewer. ECO-EEG-031 already marked these</w:t>
+      </w:r>
+      <w:r>
+        <w:t xml:space="preserve"> </w:t>
+      </w:r>
+      <w:r>
+        <w:t xml:space="preserve">sockets non-substitutable; it did not check that the part exists.</w:t>
+      </w:r>
+    </w:p>
+    <w:p>
+      <w:pPr>
+        <w:pStyle w:val="BodyText"/>
+      </w:pPr>
+      <w:r>
+        <w:rPr>
+          <w:b/>
+          <w:bCs/>
+        </w:rPr>
+        <w:t xml:space="preserve">Finding 2 — provisioning could be run against a real part.</w:t>
+      </w:r>
+      <w:r>
+        <w:t xml:space="preserve"> </w:t>
+      </w:r>
+      <w:r>
+        <w:rPr>
+          <w:rStyle w:val="VerbatimChar"/>
+        </w:rPr>
+        <w:t xml:space="preserve">provision.py</w:t>
+      </w:r>
+      <w:r>
+        <w:t xml:space="preserve"> </w:t>
+      </w:r>
+      <w:r>
+        <w:t xml:space="preserve">printed</w:t>
+      </w:r>
+      <w:r>
+        <w:t xml:space="preserve"> </w:t>
+      </w:r>
+      <w:r>
+        <w:t xml:space="preserve">“PROPOSAL, not reviewed”</w:t>
+      </w:r>
+      <w:r>
+        <w:t xml:space="preserve"> </w:t>
+      </w:r>
+      <w:r>
+        <w:t xml:space="preserve">and then carried on. It now</w:t>
+      </w:r>
+      <w:r>
+        <w:t xml:space="preserve"> </w:t>
+      </w:r>
+      <w:r>
+        <w:rPr>
+          <w:b/>
+          <w:bCs/>
+        </w:rPr>
+        <w:t xml:space="preserve">refuses and exits 2</w:t>
+      </w:r>
+      <w:r>
+        <w:t xml:space="preserve"> </w:t>
+      </w:r>
+      <w:r>
+        <w:t xml:space="preserve">on any run that</w:t>
+      </w:r>
+      <w:r>
+        <w:t xml:space="preserve"> </w:t>
+      </w:r>
+      <w:r>
+        <w:t xml:space="preserve">is not</w:t>
+      </w:r>
+      <w:r>
+        <w:t xml:space="preserve"> </w:t>
+      </w:r>
+      <w:r>
+        <w:rPr>
+          <w:rStyle w:val="VerbatimChar"/>
+        </w:rPr>
+        <w:t xml:space="preserve">--dry-run</w:t>
+      </w:r>
+      <w:r>
+        <w:t xml:space="preserve">, and there is</w:t>
+      </w:r>
+      <w:r>
+        <w:t xml:space="preserve"> </w:t>
+      </w:r>
+      <w:r>
+        <w:rPr>
+          <w:b/>
+          <w:bCs/>
+        </w:rPr>
+        <w:t xml:space="preserve">no</w:t>
+      </w:r>
+      <w:r>
+        <w:rPr>
+          <w:b/>
+          <w:bCs/>
+        </w:rPr>
+        <w:t xml:space="preserve"> </w:t>
+      </w:r>
+      <w:r>
+        <w:rPr>
+          <w:rStyle w:val="VerbatimChar"/>
+          <w:b/>
+          <w:bCs/>
+        </w:rPr>
+        <w:t xml:space="preserve">--force</w:t>
+      </w:r>
+      <w:r>
+        <w:rPr>
+          <w:b/>
+          <w:bCs/>
+        </w:rPr>
+        <w:t xml:space="preserve">, no environment variable and no file</w:t>
+      </w:r>
+      <w:r>
+        <w:t xml:space="preserve"> </w:t>
+      </w:r>
+      <w:r>
+        <w:t xml:space="preserve">that</w:t>
+      </w:r>
+      <w:r>
+        <w:t xml:space="preserve"> </w:t>
+      </w:r>
+      <w:r>
+        <w:t xml:space="preserve">enables it: the flag is set by a person editing</w:t>
+      </w:r>
+      <w:r>
+        <w:t xml:space="preserve"> </w:t>
+      </w:r>
+      <w:r>
+        <w:rPr>
+          <w:rStyle w:val="VerbatimChar"/>
+        </w:rPr>
+        <w:t xml:space="preserve">atecc608b_config.py</w:t>
+      </w:r>
+      <w:r>
+        <w:t xml:space="preserve">.</w:t>
+      </w:r>
+      <w:r>
+        <w:t xml:space="preserve"> </w:t>
+      </w:r>
+      <w:r>
+        <w:rPr>
+          <w:rStyle w:val="VerbatimChar"/>
+        </w:rPr>
+        <w:t xml:space="preserve">--dry-run</w:t>
+      </w:r>
+      <w:r>
+        <w:t xml:space="preserve"> </w:t>
+      </w:r>
+      <w:r>
+        <w:t xml:space="preserve">is</w:t>
+      </w:r>
+      <w:r>
+        <w:t xml:space="preserve"> </w:t>
+      </w:r>
+      <w:r>
+        <w:t xml:space="preserve">unaffected and</w:t>
+      </w:r>
+      <w:r>
+        <w:t xml:space="preserve"> </w:t>
+      </w:r>
+      <w:r>
+        <w:rPr>
+          <w:rStyle w:val="VerbatimChar"/>
+        </w:rPr>
+        <w:t xml:space="preserve">provision_selftest.py</w:t>
+      </w:r>
+      <w:r>
+        <w:t xml:space="preserve"> </w:t>
+      </w:r>
+      <w:r>
+        <w:t xml:space="preserve">passes unchanged. The consequence, stated plainly for</w:t>
+      </w:r>
+      <w:r>
+        <w:t xml:space="preserve"> </w:t>
+      </w:r>
+      <w:r>
+        <w:t xml:space="preserve">assemblers, is that</w:t>
+      </w:r>
+      <w:r>
+        <w:t xml:space="preserve"> </w:t>
+      </w:r>
+      <w:r>
+        <w:rPr>
+          <w:b/>
+          <w:bCs/>
+        </w:rPr>
+        <w:t xml:space="preserve">provisioning cannot be quoted as a production operation today</w:t>
+      </w:r>
+      <w:r>
+        <w:t xml:space="preserve"> </w:t>
+      </w:r>
+      <w:r>
+        <w:t xml:space="preserve">— it is</w:t>
+      </w:r>
+      <w:r>
+        <w:t xml:space="preserve"> </w:t>
+      </w:r>
+      <w:r>
+        <w:t xml:space="preserve">blocked at the tool, by design.</w:t>
+      </w:r>
+    </w:p>
+    <w:p>
+      <w:pPr>
+        <w:pStyle w:val="BodyText"/>
+      </w:pPr>
+      <w:r>
+        <w:t xml:space="preserve">The review itself is FW-EEG-001 section 7.6. It corrects the common framing: the template</w:t>
+      </w:r>
+      <w:r>
+        <w:t xml:space="preserve"> </w:t>
+      </w:r>
+      <w:r>
+        <w:rPr>
+          <w:b/>
+          <w:bCs/>
+        </w:rPr>
+        <w:t xml:space="preserve">specifies four bytes and deliberately does not write the other 124</w:t>
+      </w:r>
+      <w:r>
+        <w:t xml:space="preserve">, so the outstanding</w:t>
+      </w:r>
+      <w:r>
+        <w:t xml:space="preserve"> </w:t>
+      </w:r>
+      <w:r>
+        <w:t xml:space="preserve">question for those 124 is not</w:t>
+      </w:r>
+      <w:r>
+        <w:t xml:space="preserve"> </w:t>
+      </w:r>
+      <w:r>
+        <w:t xml:space="preserve">“what value”</w:t>
+      </w:r>
+      <w:r>
+        <w:t xml:space="preserve"> </w:t>
+      </w:r>
+      <w:r>
+        <w:t xml:space="preserve">but</w:t>
+      </w:r>
+      <w:r>
+        <w:t xml:space="preserve"> </w:t>
+      </w:r>
+      <w:r>
+        <w:t xml:space="preserve">“is inheriting the factory default acceptable</w:t>
+      </w:r>
+      <w:r>
+        <w:t xml:space="preserve"> </w:t>
+      </w:r>
+      <w:r>
+        <w:t xml:space="preserve">on a part that will be permanently locked”</w:t>
+      </w:r>
+      <w:r>
+        <w:t xml:space="preserve">. Choosing 124 values would be the worse outcome.</w:t>
+      </w:r>
+      <w:r>
+        <w:t xml:space="preserve"> </w:t>
+      </w:r>
+      <w:r>
+        <w:t xml:space="preserve">Section 7.6 also finds that the template’s byte map does not name the</w:t>
+      </w:r>
+      <w:r>
+        <w:t xml:space="preserve"> </w:t>
+      </w:r>
+      <w:r>
+        <w:rPr>
+          <w:b/>
+          <w:bCs/>
+        </w:rPr>
+        <w:t xml:space="preserve">608-specific</w:t>
+      </w:r>
+      <w:r>
+        <w:t xml:space="preserve"> </w:t>
+      </w:r>
+      <w:r>
+        <w:t xml:space="preserve">control</w:t>
+      </w:r>
+      <w:r>
+        <w:t xml:space="preserve"> </w:t>
+      </w:r>
+      <w:r>
+        <w:t xml:space="preserve">bytes —</w:t>
+      </w:r>
+      <w:r>
+        <w:t xml:space="preserve"> </w:t>
+      </w:r>
+      <w:r>
+        <w:rPr>
+          <w:rStyle w:val="VerbatimChar"/>
+        </w:rPr>
+        <w:t xml:space="preserve">UseLock</w:t>
+      </w:r>
+      <w:r>
+        <w:t xml:space="preserve">,</w:t>
+      </w:r>
+      <w:r>
+        <w:t xml:space="preserve"> </w:t>
+      </w:r>
+      <w:r>
+        <w:rPr>
+          <w:rStyle w:val="VerbatimChar"/>
+        </w:rPr>
+        <w:t xml:space="preserve">VolatileKeyPermission</w:t>
+      </w:r>
+      <w:r>
+        <w:t xml:space="preserve">,</w:t>
+      </w:r>
+      <w:r>
+        <w:t xml:space="preserve"> </w:t>
+      </w:r>
+      <w:r>
+        <w:rPr>
+          <w:rStyle w:val="VerbatimChar"/>
+        </w:rPr>
+        <w:t xml:space="preserve">SecureBoot</w:t>
+      </w:r>
+      <w:r>
+        <w:t xml:space="preserve">, the KDF IV controls and</w:t>
+      </w:r>
+      <w:r>
+        <w:t xml:space="preserve"> </w:t>
+      </w:r>
+      <w:r>
+        <w:rPr>
+          <w:rStyle w:val="VerbatimChar"/>
+        </w:rPr>
+        <w:t xml:space="preserve">ChipOptions</w:t>
+      </w:r>
+      <w:r>
+        <w:t xml:space="preserve"> </w:t>
+      </w:r>
+      <w:r>
+        <w:t xml:space="preserve">— which the published 608 map places at offsets</w:t>
+      </w:r>
+      <w:r>
+        <w:t xml:space="preserve"> </w:t>
+      </w:r>
+      <w:r>
+        <w:rPr>
+          <w:b/>
+          <w:bCs/>
+        </w:rPr>
+        <w:t xml:space="preserve">68–74 and 90–91</w:t>
+      </w:r>
+      <w:r>
+        <w:t xml:space="preserve">. That is</w:t>
+      </w:r>
+      <w:r>
+        <w:t xml:space="preserve"> </w:t>
+      </w:r>
+      <w:r>
+        <w:rPr>
+          <w:b/>
+          <w:bCs/>
+        </w:rPr>
+        <w:t xml:space="preserve">new checklist item 9</w:t>
+      </w:r>
+      <w:r>
+        <w:t xml:space="preserve">, and the offset attribution is asserted from the published map, not</w:t>
+      </w:r>
+      <w:r>
+        <w:t xml:space="preserve"> </w:t>
+      </w:r>
+      <w:r>
+        <w:t xml:space="preserve">read out of the datasheet.</w:t>
+      </w:r>
+    </w:p>
+    <w:p>
+      <w:pPr>
+        <w:pStyle w:val="BodyText"/>
+      </w:pPr>
+      <w:r>
+        <w:rPr>
+          <w:b/>
+          <w:bCs/>
+        </w:rPr>
+        <w:t xml:space="preserve">Finding 3 — the width proposals cost the opposite of what was assumed.</w:t>
+      </w:r>
+      <w:r>
+        <w:t xml:space="preserve"> </w:t>
+      </w:r>
+      <w:r>
+        <w:t xml:space="preserve">Measured from the</w:t>
+      </w:r>
+      <w:r>
+        <w:t xml:space="preserve"> </w:t>
+      </w:r>
+      <w:r>
+        <w:t xml:space="preserve">released Rev B geometry, segment by segment, reproducing the regrade tool’s 322 under-width</w:t>
+      </w:r>
+      <w:r>
+        <w:t xml:space="preserve"> </w:t>
+      </w:r>
+      <w:r>
+        <w:t xml:space="preserve">findings exactly:</w:t>
+      </w:r>
+      <w:r>
+        <w:t xml:space="preserve"> </w:t>
+      </w:r>
+      <w:r>
+        <w:rPr>
+          <w:b/>
+          <w:bCs/>
+        </w:rPr>
+        <w:t xml:space="preserve">ELECTRODE has zero</w:t>
+      </w:r>
+      <w:r>
+        <w:t xml:space="preserve">, at a narrowest 0.300 mm against a 0.25 mm minimum</w:t>
+      </w:r>
+      <w:r>
+        <w:t xml:space="preserve"> </w:t>
+      </w:r>
+      <w:r>
+        <w:t xml:space="preserve">and 0.30 mm preferred — it already meets the</w:t>
+      </w:r>
+      <w:r>
+        <w:t xml:space="preserve"> </w:t>
+      </w:r>
+      <w:r>
+        <w:rPr>
+          <w:i/>
+          <w:iCs/>
+        </w:rPr>
+        <w:t xml:space="preserve">preferred</w:t>
+      </w:r>
+      <w:r>
+        <w:t xml:space="preserve"> </w:t>
+      </w:r>
+      <w:r>
+        <w:t xml:space="preserve">figure everywhere, so promoting it</w:t>
+      </w:r>
+      <w:r>
+        <w:t xml:space="preserve"> </w:t>
+      </w:r>
+      <w:r>
+        <w:t xml:space="preserve">costs nothing.</w:t>
+      </w:r>
+      <w:r>
+        <w:t xml:space="preserve"> </w:t>
+      </w:r>
+      <w:r>
+        <w:rPr>
+          <w:b/>
+          <w:bCs/>
+        </w:rPr>
+        <w:t xml:space="preserve">ANALOGUE_REF has 186, 58 % of every under-width finding on the board</w:t>
+      </w:r>
+      <w:r>
+        <w:t xml:space="preserve">, and</w:t>
+      </w:r>
+      <w:r>
+        <w:t xml:space="preserve"> </w:t>
+      </w:r>
+      <w:r>
+        <w:t xml:space="preserve">all 186 are on AVDD and AVSS while AGND_REF has none — meaning the 0.30 mm minimum binds</w:t>
+      </w:r>
+      <w:r>
+        <w:t xml:space="preserve"> </w:t>
+      </w:r>
+      <w:r>
+        <w:t xml:space="preserve">hardest on the two nets its own justification, written about the mid-rail, does not describe.</w:t>
+      </w:r>
+      <w:r>
+        <w:t xml:space="preserve"> </w:t>
+      </w:r>
+      <w:r>
+        <w:t xml:space="preserve">The paper also corrects the brief that raised it: both rows are</w:t>
+      </w:r>
+      <w:r>
+        <w:t xml:space="preserve"> </w:t>
+      </w:r>
+      <w:r>
+        <w:rPr>
+          <w:rStyle w:val="VerbatimChar"/>
+        </w:rPr>
+        <w:t xml:space="preserve">confirm=("width",)</w:t>
+      </w:r>
+      <w:r>
+        <w:t xml:space="preserve">, not a</w:t>
+      </w:r>
+      <w:r>
+        <w:t xml:space="preserve"> </w:t>
+      </w:r>
+      <w:r>
+        <w:t xml:space="preserve">whole-row flag.</w:t>
+      </w:r>
+      <w:r>
+        <w:t xml:space="preserve"> </w:t>
+      </w:r>
+      <w:r>
+        <w:rPr>
+          <w:b/>
+          <w:bCs/>
+        </w:rPr>
+        <w:t xml:space="preserve">No width was chosen.</w:t>
+      </w:r>
+    </w:p>
+    <w:p>
+      <w:pPr>
+        <w:pStyle w:val="BodyText"/>
+      </w:pPr>
+      <w:r>
+        <w:rPr>
+          <w:b/>
+          <w:bCs/>
+        </w:rPr>
+        <w:t xml:space="preserve">Finding 4 — the annular ring is derived from the wrong diameter.</w:t>
+      </w:r>
+      <w:r>
+        <w:t xml:space="preserve"> </w:t>
+      </w:r>
+      <w:r>
+        <w:t xml:space="preserve">The 0.15 mm nominal ring</w:t>
+      </w:r>
+      <w:r>
+        <w:t xml:space="preserve"> </w:t>
+      </w:r>
+      <w:r>
+        <w:t xml:space="preserve">and the 0.125 mm misregistration budget check out arithmetically against DSN-EEG-003 §3.2.</w:t>
+      </w:r>
+      <w:r>
+        <w:t xml:space="preserve"> </w:t>
+      </w:r>
+      <w:r>
+        <w:t xml:space="preserve">But every statement of them in this package derives the ring from the</w:t>
+      </w:r>
+      <w:r>
+        <w:t xml:space="preserve"> </w:t>
+      </w:r>
+      <w:r>
+        <w:rPr>
+          <w:b/>
+          <w:bCs/>
+        </w:rPr>
+        <w:t xml:space="preserve">0.30 mm finished</w:t>
+      </w:r>
+      <w:r>
+        <w:rPr>
+          <w:b/>
+          <w:bCs/>
+        </w:rPr>
+        <w:t xml:space="preserve"> </w:t>
+      </w:r>
+      <w:r>
+        <w:rPr>
+          <w:b/>
+          <w:bCs/>
+        </w:rPr>
+        <w:t xml:space="preserve">hole</w:t>
+      </w:r>
+      <w:r>
+        <w:t xml:space="preserve">, where the internal annular ring is measured to the</w:t>
+      </w:r>
+      <w:r>
+        <w:t xml:space="preserve"> </w:t>
+      </w:r>
+      <w:r>
+        <w:rPr>
+          <w:b/>
+          <w:bCs/>
+        </w:rPr>
+        <w:t xml:space="preserve">drilled</w:t>
+      </w:r>
+      <w:r>
+        <w:t xml:space="preserve"> </w:t>
+      </w:r>
+      <w:r>
+        <w:t xml:space="preserve">hole, which is larger</w:t>
+      </w:r>
+      <w:r>
+        <w:t xml:space="preserve"> </w:t>
+      </w:r>
+      <w:r>
+        <w:t xml:space="preserve">by the plating allowance. At a routine 25 µm per wall the real budget is</w:t>
+      </w:r>
+      <w:r>
+        <w:t xml:space="preserve"> </w:t>
+      </w:r>
+      <w:r>
+        <w:rPr>
+          <w:b/>
+          <w:bCs/>
+        </w:rPr>
+        <w:t xml:space="preserve">0.100 mm, 20 %</w:t>
+      </w:r>
+      <w:r>
+        <w:rPr>
+          <w:b/>
+          <w:bCs/>
+        </w:rPr>
+        <w:t xml:space="preserve"> </w:t>
+      </w:r>
+      <w:r>
+        <w:rPr>
+          <w:b/>
+          <w:bCs/>
+        </w:rPr>
+        <w:t xml:space="preserve">tighter than the plan states</w:t>
+      </w:r>
+      <w:r>
+        <w:t xml:space="preserve">. Related and independent:</w:t>
+      </w:r>
+      <w:r>
+        <w:t xml:space="preserve"> </w:t>
+      </w:r>
+      <w:r>
+        <w:rPr>
+          <w:b/>
+          <w:bCs/>
+        </w:rPr>
+        <w:t xml:space="preserve">nothing in this package states a</w:t>
+      </w:r>
+      <w:r>
+        <w:rPr>
+          <w:b/>
+          <w:bCs/>
+        </w:rPr>
+        <w:t xml:space="preserve"> </w:t>
+      </w:r>
+      <w:r>
+        <w:rPr>
+          <w:b/>
+          <w:bCs/>
+        </w:rPr>
+        <w:t xml:space="preserve">drill size or a plating allowance anywhere</w:t>
+      </w:r>
+      <w:r>
+        <w:t xml:space="preserve"> </w:t>
+      </w:r>
+      <w:r>
+        <w:t xml:space="preserve">— the fabricator is given a finished dimension</w:t>
+      </w:r>
+      <w:r>
+        <w:t xml:space="preserve"> </w:t>
+      </w:r>
+      <w:r>
+        <w:t xml:space="preserve">and asked to meet a ring figure computed as though no plating existed. That gap should be</w:t>
+      </w:r>
+      <w:r>
+        <w:t xml:space="preserve"> </w:t>
+      </w:r>
+      <w:r>
+        <w:t xml:space="preserve">closed whatever is decided about IQC-B11. This point is</w:t>
+      </w:r>
+      <w:r>
+        <w:t xml:space="preserve"> </w:t>
+      </w:r>
+      <w:r>
+        <w:rPr>
+          <w:b/>
+          <w:bCs/>
+        </w:rPr>
+        <w:t xml:space="preserve">asserted from standard IPC practice</w:t>
+      </w:r>
+      <w:r>
+        <w:rPr>
+          <w:b/>
+          <w:bCs/>
+        </w:rPr>
+        <w:t xml:space="preserve"> </w:t>
+      </w:r>
+      <w:r>
+        <w:rPr>
+          <w:b/>
+          <w:bCs/>
+        </w:rPr>
+        <w:t xml:space="preserve">and has not been verified against a copy of IPC-6012</w:t>
+      </w:r>
+      <w:r>
+        <w:t xml:space="preserve">.</w:t>
+      </w:r>
+      <w:r>
+        <w:t xml:space="preserve"> </w:t>
+      </w:r>
+      <w:r>
+        <w:rPr>
+          <w:b/>
+          <w:bCs/>
+        </w:rPr>
+        <w:t xml:space="preserve">QP-EEG-010 is unchanged.</w:t>
+      </w:r>
+    </w:p>
+    <w:p>
+      <w:pPr>
+        <w:pStyle w:val="BodyText"/>
+      </w:pPr>
+      <w:r>
+        <w:rPr>
+          <w:b/>
+          <w:bCs/>
+        </w:rPr>
+        <w:t xml:space="preserve">An investigation that concluded the work should not start.</w:t>
+      </w:r>
+      <w:r>
+        <w:t xml:space="preserve"> </w:t>
+      </w:r>
+      <w:r>
+        <w:rPr>
+          <w:rStyle w:val="VerbatimChar"/>
+        </w:rPr>
+        <w:t xml:space="preserve">fixtures/pcb/</w:t>
+      </w:r>
+      <w:r>
+        <w:t xml:space="preserve"> </w:t>
+      </w:r>
+      <w:r>
+        <w:t xml:space="preserve">holding only</w:t>
+      </w:r>
+      <w:r>
+        <w:t xml:space="preserve"> </w:t>
+      </w:r>
+      <w:r>
+        <w:t xml:space="preserve">FIX-01 and FIX-04 is</w:t>
+      </w:r>
+      <w:r>
+        <w:t xml:space="preserve"> </w:t>
+      </w:r>
+      <w:r>
+        <w:rPr>
+          <w:b/>
+          <w:bCs/>
+        </w:rPr>
+        <w:t xml:space="preserve">correct and complete</w:t>
+      </w:r>
+      <w:r>
+        <w:t xml:space="preserve">: FIX-03 is a printed nest plus bought items and</w:t>
+      </w:r>
+      <w:r>
+        <w:t xml:space="preserve"> </w:t>
+      </w:r>
+      <w:r>
+        <w:t xml:space="preserve">is not an electronic assembly at all, and FIX-02 has a circuit but no board and never had one</w:t>
+      </w:r>
+      <w:r>
+        <w:t xml:space="preserve"> </w:t>
+      </w:r>
+      <w:r>
+        <w:t xml:space="preserve">specified — §6.1 prices a PCB line for FIX-01 and FIX-04 only. Copper was omitted by decision,</w:t>
+      </w:r>
+      <w:r>
+        <w:t xml:space="preserve"> </w:t>
+      </w:r>
+      <w:r>
+        <w:t xml:space="preserve">is priced at</w:t>
+      </w:r>
+      <w:r>
+        <w:t xml:space="preserve"> </w:t>
+      </w:r>
+      <w:r>
+        <w:rPr>
+          <w:b/>
+          <w:bCs/>
+        </w:rPr>
+        <w:t xml:space="preserve">85 hours / EUR 4 675</w:t>
+      </w:r>
+      <w:r>
+        <w:t xml:space="preserve"> </w:t>
+      </w:r>
+      <w:r>
+        <w:t xml:space="preserve">one-off in §6.1 and scheduled at</w:t>
+      </w:r>
+      <w:r>
+        <w:t xml:space="preserve"> </w:t>
+      </w:r>
+      <w:r>
+        <w:rPr>
+          <w:b/>
+          <w:bCs/>
+        </w:rPr>
+        <w:t xml:space="preserve">15 working days</w:t>
+      </w:r>
+      <w:r>
+        <w:t xml:space="preserve"> </w:t>
+      </w:r>
+      <w:r>
+        <w:t xml:space="preserve">in</w:t>
+      </w:r>
+      <w:r>
+        <w:t xml:space="preserve"> </w:t>
+      </w:r>
+      <w:r>
+        <w:t xml:space="preserve">§6.3, and turns on one number the package does not carry:</w:t>
+      </w:r>
+      <w:r>
+        <w:t xml:space="preserve"> </w:t>
+      </w:r>
+      <w:r>
+        <w:rPr>
+          <w:b/>
+          <w:bCs/>
+        </w:rPr>
+        <w:t xml:space="preserve">the Omron G6K-2F-Y land pattern</w:t>
+      </w:r>
+      <w:r>
+        <w:t xml:space="preserve">,</w:t>
+      </w:r>
+      <w:r>
+        <w:t xml:space="preserve"> </w:t>
+      </w:r>
+      <w:r>
+        <w:t xml:space="preserve">against a FIX-01 area budget with a</w:t>
+      </w:r>
+      <w:r>
+        <w:t xml:space="preserve"> </w:t>
+      </w:r>
+      <w:r>
+        <w:rPr>
+          <w:b/>
+          <w:bCs/>
+        </w:rPr>
+        <w:t xml:space="preserve">1.0 % margin</w:t>
+      </w:r>
+      <w:r>
+        <w:t xml:space="preserve">. Routing before that number is known</w:t>
+      </w:r>
+      <w:r>
+        <w:t xml:space="preserve"> </w:t>
+      </w:r>
+      <w:r>
+        <w:t xml:space="preserve">would spend EUR 2 530 against an outline that may not close.</w:t>
+      </w:r>
+      <w:r>
+        <w:t xml:space="preserve"> </w:t>
+      </w:r>
+      <w:r>
+        <w:rPr>
+          <w:rStyle w:val="VerbatimChar"/>
+        </w:rPr>
+        <w:t xml:space="preserve">tools/fixture_gen.py</w:t>
+      </w:r>
+      <w:r>
+        <w:t xml:space="preserve"> </w:t>
+      </w:r>
+      <w:r>
+        <w:t xml:space="preserve">cannot</w:t>
+      </w:r>
+      <w:r>
+        <w:t xml:space="preserve"> </w:t>
+      </w:r>
+      <w:r>
+        <w:t xml:space="preserve">emit copper and should not learn to — machine routing on the carrier is exactly what the</w:t>
+      </w:r>
+      <w:r>
+        <w:t xml:space="preserve"> </w:t>
+      </w:r>
+      <w:r>
+        <w:t xml:space="preserve">external reviewer rejected.</w:t>
+      </w:r>
+      <w:r>
+        <w:t xml:space="preserve"> </w:t>
+      </w:r>
+      <w:r>
+        <w:rPr>
+          <w:b/>
+          <w:bCs/>
+        </w:rPr>
+        <w:t xml:space="preserve">No fixture file was changed.</w:t>
+      </w:r>
+    </w:p>
+    <w:p>
+      <w:pPr>
+        <w:pStyle w:val="BodyText"/>
+      </w:pPr>
+      <w:r>
+        <w:rPr>
+          <w:b/>
+          <w:bCs/>
+        </w:rPr>
+        <w:t xml:space="preserve">A pre-existing break found in passing, not fixed.</w:t>
+      </w:r>
+      <w:r>
+        <w:t xml:space="preserve"> </w:t>
+      </w:r>
+      <w:r>
+        <w:rPr>
+          <w:rStyle w:val="VerbatimChar"/>
+        </w:rPr>
+        <w:t xml:space="preserve">tools/emit_workbooks.py</w:t>
+      </w:r>
+      <w:r>
+        <w:t xml:space="preserve"> </w:t>
+      </w:r>
+      <w:r>
+        <w:t xml:space="preserve">resolves</w:t>
+      </w:r>
+      <w:r>
+        <w:t xml:space="preserve"> </w:t>
+      </w:r>
+      <w:r>
+        <w:rPr>
+          <w:rStyle w:val="VerbatimChar"/>
+        </w:rPr>
+        <w:t xml:space="preserve">V1 = os.path.dirname(PKG)</w:t>
+      </w:r>
+      <w:r>
+        <w:t xml:space="preserve"> </w:t>
+      </w:r>
+      <w:r>
+        <w:t xml:space="preserve">and reads</w:t>
+      </w:r>
+      <w:r>
+        <w:t xml:space="preserve"> </w:t>
+      </w:r>
+      <w:r>
+        <w:rPr>
+          <w:rStyle w:val="VerbatimChar"/>
+        </w:rPr>
+        <w:t xml:space="preserve">EEG_kit_manufacturer_contacts.xlsx</w:t>
+      </w:r>
+      <w:r>
+        <w:t xml:space="preserve"> </w:t>
+      </w:r>
+      <w:r>
+        <w:t xml:space="preserve">from</w:t>
+      </w:r>
+      <w:r>
+        <w:t xml:space="preserve"> </w:t>
+      </w:r>
+      <w:r>
+        <w:rPr>
+          <w:b/>
+          <w:bCs/>
+        </w:rPr>
+        <w:t xml:space="preserve">beside the</w:t>
+      </w:r>
+      <w:r>
+        <w:rPr>
+          <w:b/>
+          <w:bCs/>
+        </w:rPr>
+        <w:t xml:space="preserve"> </w:t>
+      </w:r>
+      <w:r>
+        <w:rPr>
+          <w:b/>
+          <w:bCs/>
+        </w:rPr>
+        <w:t xml:space="preserve">repository</w:t>
+      </w:r>
+      <w:r>
+        <w:t xml:space="preserve">, where it does not exist, so</w:t>
+      </w:r>
+      <w:r>
+        <w:t xml:space="preserve"> </w:t>
+      </w:r>
+      <w:r>
+        <w:rPr>
+          <w:rStyle w:val="VerbatimChar"/>
+        </w:rPr>
+        <w:t xml:space="preserve">main()</w:t>
+      </w:r>
+      <w:r>
+        <w:t xml:space="preserve"> </w:t>
+      </w:r>
+      <w:r>
+        <w:t xml:space="preserve">cannot complete. The kit BOM and the costed</w:t>
+      </w:r>
+      <w:r>
+        <w:t xml:space="preserve"> </w:t>
+      </w:r>
+      <w:r>
+        <w:t xml:space="preserve">BOM were regenerated by calling their builders directly;</w:t>
+      </w:r>
+      <w:r>
+        <w:t xml:space="preserve"> </w:t>
+      </w:r>
+      <w:r>
+        <w:rPr>
+          <w:rStyle w:val="VerbatimChar"/>
+        </w:rPr>
+        <w:t xml:space="preserve">EEG_kit_manufacturer_contacts_RevB.xlsx</w:t>
+      </w:r>
+      <w:r>
+        <w:t xml:space="preserve"> </w:t>
+      </w:r>
+      <w:r>
+        <w:t xml:space="preserve">was</w:t>
+      </w:r>
+      <w:r>
+        <w:t xml:space="preserve"> </w:t>
+      </w:r>
+      <w:r>
+        <w:rPr>
+          <w:b/>
+          <w:bCs/>
+        </w:rPr>
+        <w:t xml:space="preserve">not</w:t>
+      </w:r>
+      <w:r>
+        <w:t xml:space="preserve"> </w:t>
+      </w:r>
+      <w:r>
+        <w:t xml:space="preserve">regenerated and is unchanged.</w:t>
+      </w:r>
+      <w:r>
+        <w:t xml:space="preserve"> </w:t>
+      </w:r>
+      <w:r>
+        <w:rPr>
+          <w:rStyle w:val="VerbatimChar"/>
+        </w:rPr>
+        <w:t xml:space="preserve">emit_workbooks.py</w:t>
+      </w:r>
+      <w:r>
+        <w:t xml:space="preserve"> </w:t>
+      </w:r>
+      <w:r>
+        <w:t xml:space="preserve">also needs</w:t>
+      </w:r>
+      <w:r>
+        <w:t xml:space="preserve"> </w:t>
+      </w:r>
+      <w:r>
+        <w:rPr>
+          <w:rStyle w:val="VerbatimChar"/>
+        </w:rPr>
+        <w:t xml:space="preserve">openpyxl</w:t>
+      </w:r>
+      <w:r>
+        <w:t xml:space="preserve">, which is</w:t>
+      </w:r>
+      <w:r>
+        <w:t xml:space="preserve"> </w:t>
+      </w:r>
+      <w:r>
+        <w:t xml:space="preserve">not in any pinned requirement file in this repository. Raised, not solved.</w:t>
+      </w:r>
+    </w:p>
+    <w:p>
+      <w:pPr>
+        <w:pStyle w:val="BodyText"/>
+      </w:pPr>
+      <w:r>
+        <w:rPr>
+          <w:b/>
+          <w:bCs/>
+        </w:rPr>
+        <w:t xml:space="preserve">Impact:</w:t>
+      </w:r>
+      <w:r>
+        <w:t xml:space="preserve"> </w:t>
+      </w:r>
+      <w:r>
+        <w:t xml:space="preserve">two new documents under</w:t>
+      </w:r>
+      <w:r>
+        <w:t xml:space="preserve"> </w:t>
+      </w:r>
+      <w:r>
+        <w:rPr>
+          <w:rStyle w:val="VerbatimChar"/>
+        </w:rPr>
+        <w:t xml:space="preserve">docs/datasheets/</w:t>
+      </w:r>
+      <w:r>
+        <w:t xml:space="preserve">, three papers under</w:t>
+      </w:r>
+      <w:r>
+        <w:t xml:space="preserve"> </w:t>
+      </w:r>
+      <w:r>
+        <w:rPr>
+          <w:rStyle w:val="VerbatimChar"/>
+        </w:rPr>
+        <w:t xml:space="preserve">reports/</w:t>
+      </w:r>
+      <w:r>
+        <w:t xml:space="preserve">, one new</w:t>
+      </w:r>
+      <w:r>
+        <w:t xml:space="preserve"> </w:t>
+      </w:r>
+      <w:r>
+        <w:t xml:space="preserve">section in FW-EEG-001, one new checklist item, a refusal in one host tool, three restated BOM</w:t>
+      </w:r>
+      <w:r>
+        <w:t xml:space="preserve"> </w:t>
+      </w:r>
+      <w:r>
+        <w:t xml:space="preserve">rows and the licence exclusion in two top-level files.</w:t>
+      </w:r>
+      <w:r>
+        <w:t xml:space="preserve"> </w:t>
+      </w:r>
+      <w:r>
+        <w:rPr>
+          <w:b/>
+          <w:bCs/>
+        </w:rPr>
+        <w:t xml:space="preserve">Nothing here changes the instrument,</w:t>
+      </w:r>
+      <w:r>
+        <w:rPr>
+          <w:b/>
+          <w:bCs/>
+        </w:rPr>
+        <w:t xml:space="preserve"> </w:t>
+      </w:r>
+      <w:r>
+        <w:rPr>
+          <w:b/>
+          <w:bCs/>
+        </w:rPr>
+        <w:t xml:space="preserve">and nothing here closes a decision that belongs to a person.</w:t>
+      </w:r>
+    </w:p>
+    <w:p>
+      <w:r>
+        <w:pict>
+          <v:rect style="width:0;height:1.5pt" ns2:hralign="center" ns2:hrstd="t" ns2:hr="t"/>
+        </w:pict>
+      </w:r>
+    </w:p>
     <w:bookmarkEnd w:id="64"/>
-    <w:bookmarkStart w:id="65" w:name="change-procedure-from-here"/>
+    <w:bookmarkEnd w:id="65"/>
+    <w:bookmarkStart w:id="66" w:name="change-procedure-from-here"/>
     <w:p>
       <w:pPr>
         <w:pStyle w:val="Heading2"/>
@@ -42156,8 +44351,8 @@
         <w:t xml:space="preserve">not invent a number.</w:t>
       </w:r>
     </w:p>
-    <w:bookmarkEnd w:id="65"/>
-    <w:bookmarkStart w:id="66" w:name="X853a956c1147203e4539aeeb0fc6abf7eaba04f"/>
+    <w:bookmarkEnd w:id="66"/>
+    <w:bookmarkStart w:id="67" w:name="X853a956c1147203e4539aeeb0fc6abf7eaba04f"/>
     <w:p>
       <w:pPr>
         <w:pStyle w:val="Heading2"/>
@@ -42198,8 +44393,8 @@
         <w:t xml:space="preserve">documents are cited by title.</w:t>
       </w:r>
     </w:p>
-    <w:bookmarkEnd w:id="66"/>
     <w:bookmarkEnd w:id="67"/>
+    <w:bookmarkEnd w:id="68"/>
     <w:sectPr>
       <w:pgSz w:h="16838" w:w="11906"/>
       <w:pgMar w:bottom="1134" w:footer="720" w:gutter="0" w:header="720" w:left="1247" w:right="1247" w:top="1134"/>

--- a/docs/ECO-EEG-016_RevC_change_control_and_document_register.docx
+++ b/docs/ECO-EEG-016_RevC_change_control_and_document_register.docx
@@ -28,7 +28,7 @@
         </w:p>
       </w:sdtContent>
     </w:sdt>
-    <w:bookmarkStart w:id="68" w:name="change-control-and-document-register"/>
+    <w:bookmarkStart w:id="75" w:name="change-control-and-document-register"/>
     <w:p>
       <w:pPr>
         <w:pStyle w:val="Heading1"/>
@@ -11382,10 +11382,10 @@
         <w:tblLook w:firstRow="1" w:lastRow="0" w:firstColumn="0" w:lastColumn="0" w:noHBand="0" w:noVBand="0" w:val="0020"/>
       </w:tblPr>
       <w:tblGrid>
-        <w:gridCol w:w="1929"/>
-        <w:gridCol w:w="2127"/>
-        <w:gridCol w:w="3100"/>
-        <w:gridCol w:w="2255"/>
+        <w:gridCol w:w="1912"/>
+        <w:gridCol w:w="2108"/>
+        <w:gridCol w:w="3158"/>
+        <w:gridCol w:w="2233"/>
       </w:tblGrid>
       <w:tr>
         <w:trPr>
@@ -11394,7 +11394,7 @@
         </w:trPr>
         <w:tc>
           <w:tcPr>
-            <w:tcW w:w="1929" w:type="dxa"/>
+            <w:tcW w:w="1912" w:type="dxa"/>
           </w:tcPr>
           <w:p>
             <w:pPr>
@@ -11407,7 +11407,7 @@
         </w:tc>
         <w:tc>
           <w:tcPr>
-            <w:tcW w:w="2127" w:type="dxa"/>
+            <w:tcW w:w="2108" w:type="dxa"/>
           </w:tcPr>
           <w:p>
             <w:pPr>
@@ -11420,7 +11420,7 @@
         </w:tc>
         <w:tc>
           <w:tcPr>
-            <w:tcW w:w="3100" w:type="dxa"/>
+            <w:tcW w:w="3158" w:type="dxa"/>
           </w:tcPr>
           <w:p>
             <w:pPr>
@@ -11433,7 +11433,7 @@
         </w:tc>
         <w:tc>
           <w:tcPr>
-            <w:tcW w:w="2255" w:type="dxa"/>
+            <w:tcW w:w="2233" w:type="dxa"/>
           </w:tcPr>
           <w:p>
             <w:pPr>
@@ -11451,7 +11451,7 @@
         </w:trPr>
         <w:tc>
           <w:tcPr>
-            <w:tcW w:w="1929" w:type="dxa"/>
+            <w:tcW w:w="1912" w:type="dxa"/>
           </w:tcPr>
           <w:p>
             <w:pPr>
@@ -11464,7 +11464,7 @@
         </w:tc>
         <w:tc>
           <w:tcPr>
-            <w:tcW w:w="2127" w:type="dxa"/>
+            <w:tcW w:w="2108" w:type="dxa"/>
           </w:tcPr>
           <w:p>
             <w:pPr>
@@ -11477,7 +11477,7 @@
         </w:tc>
         <w:tc>
           <w:tcPr>
-            <w:tcW w:w="3100" w:type="dxa"/>
+            <w:tcW w:w="3158" w:type="dxa"/>
           </w:tcPr>
           <w:p>
             <w:pPr>
@@ -11490,7 +11490,7 @@
         </w:tc>
         <w:tc>
           <w:tcPr>
-            <w:tcW w:w="2255" w:type="dxa"/>
+            <w:tcW w:w="2233" w:type="dxa"/>
           </w:tcPr>
           <w:p>
             <w:pPr>
@@ -11508,7 +11508,7 @@
         </w:trPr>
         <w:tc>
           <w:tcPr>
-            <w:tcW w:w="1929" w:type="dxa"/>
+            <w:tcW w:w="1912" w:type="dxa"/>
           </w:tcPr>
           <w:p>
             <w:pPr>
@@ -11521,7 +11521,7 @@
         </w:tc>
         <w:tc>
           <w:tcPr>
-            <w:tcW w:w="2127" w:type="dxa"/>
+            <w:tcW w:w="2108" w:type="dxa"/>
           </w:tcPr>
           <w:p>
             <w:pPr>
@@ -11534,7 +11534,7 @@
         </w:tc>
         <w:tc>
           <w:tcPr>
-            <w:tcW w:w="3100" w:type="dxa"/>
+            <w:tcW w:w="3158" w:type="dxa"/>
           </w:tcPr>
           <w:p>
             <w:pPr>
@@ -11547,7 +11547,7 @@
         </w:tc>
         <w:tc>
           <w:tcPr>
-            <w:tcW w:w="2255" w:type="dxa"/>
+            <w:tcW w:w="2233" w:type="dxa"/>
           </w:tcPr>
           <w:p>
             <w:pPr>
@@ -11565,7 +11565,7 @@
         </w:trPr>
         <w:tc>
           <w:tcPr>
-            <w:tcW w:w="1929" w:type="dxa"/>
+            <w:tcW w:w="1912" w:type="dxa"/>
           </w:tcPr>
           <w:p>
             <w:pPr>
@@ -11578,7 +11578,7 @@
         </w:tc>
         <w:tc>
           <w:tcPr>
-            <w:tcW w:w="2127" w:type="dxa"/>
+            <w:tcW w:w="2108" w:type="dxa"/>
           </w:tcPr>
           <w:p>
             <w:pPr>
@@ -11591,7 +11591,7 @@
         </w:tc>
         <w:tc>
           <w:tcPr>
-            <w:tcW w:w="3100" w:type="dxa"/>
+            <w:tcW w:w="3158" w:type="dxa"/>
           </w:tcPr>
           <w:p>
             <w:pPr>
@@ -11604,7 +11604,7 @@
         </w:tc>
         <w:tc>
           <w:tcPr>
-            <w:tcW w:w="2255" w:type="dxa"/>
+            <w:tcW w:w="2233" w:type="dxa"/>
           </w:tcPr>
           <w:p>
             <w:pPr>
@@ -11622,7 +11622,7 @@
         </w:trPr>
         <w:tc>
           <w:tcPr>
-            <w:tcW w:w="1929" w:type="dxa"/>
+            <w:tcW w:w="1912" w:type="dxa"/>
           </w:tcPr>
           <w:p>
             <w:pPr>
@@ -11635,7 +11635,7 @@
         </w:tc>
         <w:tc>
           <w:tcPr>
-            <w:tcW w:w="2127" w:type="dxa"/>
+            <w:tcW w:w="2108" w:type="dxa"/>
           </w:tcPr>
           <w:p>
             <w:pPr>
@@ -11648,7 +11648,7 @@
         </w:tc>
         <w:tc>
           <w:tcPr>
-            <w:tcW w:w="3100" w:type="dxa"/>
+            <w:tcW w:w="3158" w:type="dxa"/>
           </w:tcPr>
           <w:p>
             <w:pPr>
@@ -11661,7 +11661,7 @@
         </w:tc>
         <w:tc>
           <w:tcPr>
-            <w:tcW w:w="2255" w:type="dxa"/>
+            <w:tcW w:w="2233" w:type="dxa"/>
           </w:tcPr>
           <w:p>
             <w:pPr>
@@ -11679,7 +11679,7 @@
         </w:trPr>
         <w:tc>
           <w:tcPr>
-            <w:tcW w:w="1929" w:type="dxa"/>
+            <w:tcW w:w="1912" w:type="dxa"/>
           </w:tcPr>
           <w:p>
             <w:pPr>
@@ -11692,7 +11692,7 @@
         </w:tc>
         <w:tc>
           <w:tcPr>
-            <w:tcW w:w="2127" w:type="dxa"/>
+            <w:tcW w:w="2108" w:type="dxa"/>
           </w:tcPr>
           <w:p>
             <w:pPr>
@@ -11705,7 +11705,7 @@
         </w:tc>
         <w:tc>
           <w:tcPr>
-            <w:tcW w:w="3100" w:type="dxa"/>
+            <w:tcW w:w="3158" w:type="dxa"/>
           </w:tcPr>
           <w:p>
             <w:pPr>
@@ -11718,7 +11718,7 @@
         </w:tc>
         <w:tc>
           <w:tcPr>
-            <w:tcW w:w="2255" w:type="dxa"/>
+            <w:tcW w:w="2233" w:type="dxa"/>
           </w:tcPr>
           <w:p>
             <w:pPr>
@@ -11736,7 +11736,7 @@
         </w:trPr>
         <w:tc>
           <w:tcPr>
-            <w:tcW w:w="1929" w:type="dxa"/>
+            <w:tcW w:w="1912" w:type="dxa"/>
           </w:tcPr>
           <w:p>
             <w:pPr>
@@ -11749,7 +11749,7 @@
         </w:tc>
         <w:tc>
           <w:tcPr>
-            <w:tcW w:w="2127" w:type="dxa"/>
+            <w:tcW w:w="2108" w:type="dxa"/>
           </w:tcPr>
           <w:p>
             <w:pPr>
@@ -11762,7 +11762,7 @@
         </w:tc>
         <w:tc>
           <w:tcPr>
-            <w:tcW w:w="3100" w:type="dxa"/>
+            <w:tcW w:w="3158" w:type="dxa"/>
           </w:tcPr>
           <w:p>
             <w:pPr>
@@ -11775,7 +11775,7 @@
         </w:tc>
         <w:tc>
           <w:tcPr>
-            <w:tcW w:w="2255" w:type="dxa"/>
+            <w:tcW w:w="2233" w:type="dxa"/>
           </w:tcPr>
           <w:p>
             <w:pPr>
@@ -11793,7 +11793,7 @@
         </w:trPr>
         <w:tc>
           <w:tcPr>
-            <w:tcW w:w="1929" w:type="dxa"/>
+            <w:tcW w:w="1912" w:type="dxa"/>
           </w:tcPr>
           <w:p>
             <w:pPr>
@@ -11806,7 +11806,7 @@
         </w:tc>
         <w:tc>
           <w:tcPr>
-            <w:tcW w:w="2127" w:type="dxa"/>
+            <w:tcW w:w="2108" w:type="dxa"/>
           </w:tcPr>
           <w:p>
             <w:pPr>
@@ -11819,7 +11819,7 @@
         </w:tc>
         <w:tc>
           <w:tcPr>
-            <w:tcW w:w="3100" w:type="dxa"/>
+            <w:tcW w:w="3158" w:type="dxa"/>
           </w:tcPr>
           <w:p>
             <w:pPr>
@@ -11832,7 +11832,7 @@
         </w:tc>
         <w:tc>
           <w:tcPr>
-            <w:tcW w:w="2255" w:type="dxa"/>
+            <w:tcW w:w="2233" w:type="dxa"/>
           </w:tcPr>
           <w:p>
             <w:pPr>
@@ -11850,7 +11850,7 @@
         </w:trPr>
         <w:tc>
           <w:tcPr>
-            <w:tcW w:w="1929" w:type="dxa"/>
+            <w:tcW w:w="1912" w:type="dxa"/>
           </w:tcPr>
           <w:p>
             <w:pPr>
@@ -11863,7 +11863,7 @@
         </w:tc>
         <w:tc>
           <w:tcPr>
-            <w:tcW w:w="2127" w:type="dxa"/>
+            <w:tcW w:w="2108" w:type="dxa"/>
           </w:tcPr>
           <w:p>
             <w:pPr>
@@ -11876,7 +11876,7 @@
         </w:tc>
         <w:tc>
           <w:tcPr>
-            <w:tcW w:w="3100" w:type="dxa"/>
+            <w:tcW w:w="3158" w:type="dxa"/>
           </w:tcPr>
           <w:p>
             <w:pPr>
@@ -11889,7 +11889,7 @@
         </w:tc>
         <w:tc>
           <w:tcPr>
-            <w:tcW w:w="2255" w:type="dxa"/>
+            <w:tcW w:w="2233" w:type="dxa"/>
           </w:tcPr>
           <w:p>
             <w:pPr>
@@ -11907,7 +11907,7 @@
         </w:trPr>
         <w:tc>
           <w:tcPr>
-            <w:tcW w:w="1929" w:type="dxa"/>
+            <w:tcW w:w="1912" w:type="dxa"/>
           </w:tcPr>
           <w:p>
             <w:pPr>
@@ -11920,7 +11920,7 @@
         </w:tc>
         <w:tc>
           <w:tcPr>
-            <w:tcW w:w="2127" w:type="dxa"/>
+            <w:tcW w:w="2108" w:type="dxa"/>
           </w:tcPr>
           <w:p>
             <w:pPr>
@@ -11933,7 +11933,7 @@
         </w:tc>
         <w:tc>
           <w:tcPr>
-            <w:tcW w:w="3100" w:type="dxa"/>
+            <w:tcW w:w="3158" w:type="dxa"/>
           </w:tcPr>
           <w:p>
             <w:pPr>
@@ -11946,7 +11946,7 @@
         </w:tc>
         <w:tc>
           <w:tcPr>
-            <w:tcW w:w="2255" w:type="dxa"/>
+            <w:tcW w:w="2233" w:type="dxa"/>
           </w:tcPr>
           <w:p>
             <w:pPr>
@@ -11964,7 +11964,7 @@
         </w:trPr>
         <w:tc>
           <w:tcPr>
-            <w:tcW w:w="1929" w:type="dxa"/>
+            <w:tcW w:w="1912" w:type="dxa"/>
           </w:tcPr>
           <w:p>
             <w:pPr>
@@ -11977,7 +11977,7 @@
         </w:tc>
         <w:tc>
           <w:tcPr>
-            <w:tcW w:w="2127" w:type="dxa"/>
+            <w:tcW w:w="2108" w:type="dxa"/>
           </w:tcPr>
           <w:p>
             <w:pPr>
@@ -11990,7 +11990,7 @@
         </w:tc>
         <w:tc>
           <w:tcPr>
-            <w:tcW w:w="3100" w:type="dxa"/>
+            <w:tcW w:w="3158" w:type="dxa"/>
           </w:tcPr>
           <w:p>
             <w:pPr>
@@ -12003,7 +12003,7 @@
         </w:tc>
         <w:tc>
           <w:tcPr>
-            <w:tcW w:w="2255" w:type="dxa"/>
+            <w:tcW w:w="2233" w:type="dxa"/>
           </w:tcPr>
           <w:p>
             <w:pPr>
@@ -12021,7 +12021,7 @@
         </w:trPr>
         <w:tc>
           <w:tcPr>
-            <w:tcW w:w="1929" w:type="dxa"/>
+            <w:tcW w:w="1912" w:type="dxa"/>
           </w:tcPr>
           <w:p>
             <w:pPr>
@@ -12034,7 +12034,7 @@
         </w:tc>
         <w:tc>
           <w:tcPr>
-            <w:tcW w:w="2127" w:type="dxa"/>
+            <w:tcW w:w="2108" w:type="dxa"/>
           </w:tcPr>
           <w:p>
             <w:pPr>
@@ -12047,7 +12047,7 @@
         </w:tc>
         <w:tc>
           <w:tcPr>
-            <w:tcW w:w="3100" w:type="dxa"/>
+            <w:tcW w:w="3158" w:type="dxa"/>
           </w:tcPr>
           <w:p>
             <w:pPr>
@@ -12060,7 +12060,7 @@
         </w:tc>
         <w:tc>
           <w:tcPr>
-            <w:tcW w:w="2255" w:type="dxa"/>
+            <w:tcW w:w="2233" w:type="dxa"/>
           </w:tcPr>
           <w:p>
             <w:pPr>
@@ -12078,7 +12078,7 @@
         </w:trPr>
         <w:tc>
           <w:tcPr>
-            <w:tcW w:w="1929" w:type="dxa"/>
+            <w:tcW w:w="1912" w:type="dxa"/>
           </w:tcPr>
           <w:p>
             <w:pPr>
@@ -12091,7 +12091,7 @@
         </w:tc>
         <w:tc>
           <w:tcPr>
-            <w:tcW w:w="2127" w:type="dxa"/>
+            <w:tcW w:w="2108" w:type="dxa"/>
           </w:tcPr>
           <w:p>
             <w:pPr>
@@ -12104,7 +12104,7 @@
         </w:tc>
         <w:tc>
           <w:tcPr>
-            <w:tcW w:w="3100" w:type="dxa"/>
+            <w:tcW w:w="3158" w:type="dxa"/>
           </w:tcPr>
           <w:p>
             <w:pPr>
@@ -12117,7 +12117,7 @@
         </w:tc>
         <w:tc>
           <w:tcPr>
-            <w:tcW w:w="2255" w:type="dxa"/>
+            <w:tcW w:w="2233" w:type="dxa"/>
           </w:tcPr>
           <w:p>
             <w:pPr>
@@ -12135,7 +12135,7 @@
         </w:trPr>
         <w:tc>
           <w:tcPr>
-            <w:tcW w:w="1929" w:type="dxa"/>
+            <w:tcW w:w="1912" w:type="dxa"/>
           </w:tcPr>
           <w:p>
             <w:pPr>
@@ -12148,7 +12148,7 @@
         </w:tc>
         <w:tc>
           <w:tcPr>
-            <w:tcW w:w="2127" w:type="dxa"/>
+            <w:tcW w:w="2108" w:type="dxa"/>
           </w:tcPr>
           <w:p>
             <w:pPr>
@@ -12161,7 +12161,7 @@
         </w:tc>
         <w:tc>
           <w:tcPr>
-            <w:tcW w:w="3100" w:type="dxa"/>
+            <w:tcW w:w="3158" w:type="dxa"/>
           </w:tcPr>
           <w:p>
             <w:pPr>
@@ -12174,7 +12174,7 @@
         </w:tc>
         <w:tc>
           <w:tcPr>
-            <w:tcW w:w="2255" w:type="dxa"/>
+            <w:tcW w:w="2233" w:type="dxa"/>
           </w:tcPr>
           <w:p>
             <w:pPr>
@@ -12192,7 +12192,7 @@
         </w:trPr>
         <w:tc>
           <w:tcPr>
-            <w:tcW w:w="1929" w:type="dxa"/>
+            <w:tcW w:w="1912" w:type="dxa"/>
           </w:tcPr>
           <w:p>
             <w:pPr>
@@ -12205,7 +12205,7 @@
         </w:tc>
         <w:tc>
           <w:tcPr>
-            <w:tcW w:w="2127" w:type="dxa"/>
+            <w:tcW w:w="2108" w:type="dxa"/>
           </w:tcPr>
           <w:p>
             <w:pPr>
@@ -12218,7 +12218,7 @@
         </w:tc>
         <w:tc>
           <w:tcPr>
-            <w:tcW w:w="3100" w:type="dxa"/>
+            <w:tcW w:w="3158" w:type="dxa"/>
           </w:tcPr>
           <w:p>
             <w:pPr>
@@ -12231,7 +12231,7 @@
         </w:tc>
         <w:tc>
           <w:tcPr>
-            <w:tcW w:w="2255" w:type="dxa"/>
+            <w:tcW w:w="2233" w:type="dxa"/>
           </w:tcPr>
           <w:p>
             <w:pPr>
@@ -12249,7 +12249,7 @@
         </w:trPr>
         <w:tc>
           <w:tcPr>
-            <w:tcW w:w="1929" w:type="dxa"/>
+            <w:tcW w:w="1912" w:type="dxa"/>
           </w:tcPr>
           <w:p>
             <w:pPr>
@@ -12262,7 +12262,7 @@
         </w:tc>
         <w:tc>
           <w:tcPr>
-            <w:tcW w:w="2127" w:type="dxa"/>
+            <w:tcW w:w="2108" w:type="dxa"/>
           </w:tcPr>
           <w:p>
             <w:pPr>
@@ -12275,7 +12275,7 @@
         </w:tc>
         <w:tc>
           <w:tcPr>
-            <w:tcW w:w="3100" w:type="dxa"/>
+            <w:tcW w:w="3158" w:type="dxa"/>
           </w:tcPr>
           <w:p>
             <w:pPr>
@@ -12288,7 +12288,7 @@
         </w:tc>
         <w:tc>
           <w:tcPr>
-            <w:tcW w:w="2255" w:type="dxa"/>
+            <w:tcW w:w="2233" w:type="dxa"/>
           </w:tcPr>
           <w:p>
             <w:pPr>
@@ -12306,7 +12306,7 @@
         </w:trPr>
         <w:tc>
           <w:tcPr>
-            <w:tcW w:w="1929" w:type="dxa"/>
+            <w:tcW w:w="1912" w:type="dxa"/>
           </w:tcPr>
           <w:p>
             <w:pPr>
@@ -12319,7 +12319,7 @@
         </w:tc>
         <w:tc>
           <w:tcPr>
-            <w:tcW w:w="2127" w:type="dxa"/>
+            <w:tcW w:w="2108" w:type="dxa"/>
           </w:tcPr>
           <w:p>
             <w:pPr>
@@ -12332,7 +12332,7 @@
         </w:tc>
         <w:tc>
           <w:tcPr>
-            <w:tcW w:w="3100" w:type="dxa"/>
+            <w:tcW w:w="3158" w:type="dxa"/>
           </w:tcPr>
           <w:p>
             <w:pPr>
@@ -12345,7 +12345,7 @@
         </w:tc>
         <w:tc>
           <w:tcPr>
-            <w:tcW w:w="2255" w:type="dxa"/>
+            <w:tcW w:w="2233" w:type="dxa"/>
           </w:tcPr>
           <w:p>
             <w:pPr>
@@ -12363,7 +12363,7 @@
         </w:trPr>
         <w:tc>
           <w:tcPr>
-            <w:tcW w:w="1929" w:type="dxa"/>
+            <w:tcW w:w="1912" w:type="dxa"/>
           </w:tcPr>
           <w:p>
             <w:pPr>
@@ -12376,7 +12376,7 @@
         </w:tc>
         <w:tc>
           <w:tcPr>
-            <w:tcW w:w="2127" w:type="dxa"/>
+            <w:tcW w:w="2108" w:type="dxa"/>
           </w:tcPr>
           <w:p>
             <w:pPr>
@@ -12389,7 +12389,7 @@
         </w:tc>
         <w:tc>
           <w:tcPr>
-            <w:tcW w:w="3100" w:type="dxa"/>
+            <w:tcW w:w="3158" w:type="dxa"/>
           </w:tcPr>
           <w:p>
             <w:pPr>
@@ -12402,7 +12402,7 @@
         </w:tc>
         <w:tc>
           <w:tcPr>
-            <w:tcW w:w="2255" w:type="dxa"/>
+            <w:tcW w:w="2233" w:type="dxa"/>
           </w:tcPr>
           <w:p>
             <w:pPr>
@@ -12420,7 +12420,7 @@
         </w:trPr>
         <w:tc>
           <w:tcPr>
-            <w:tcW w:w="1929" w:type="dxa"/>
+            <w:tcW w:w="1912" w:type="dxa"/>
           </w:tcPr>
           <w:p>
             <w:pPr>
@@ -12433,7 +12433,7 @@
         </w:tc>
         <w:tc>
           <w:tcPr>
-            <w:tcW w:w="2127" w:type="dxa"/>
+            <w:tcW w:w="2108" w:type="dxa"/>
           </w:tcPr>
           <w:p>
             <w:pPr>
@@ -12446,7 +12446,7 @@
         </w:tc>
         <w:tc>
           <w:tcPr>
-            <w:tcW w:w="3100" w:type="dxa"/>
+            <w:tcW w:w="3158" w:type="dxa"/>
           </w:tcPr>
           <w:p>
             <w:pPr>
@@ -12459,7 +12459,7 @@
         </w:tc>
         <w:tc>
           <w:tcPr>
-            <w:tcW w:w="2255" w:type="dxa"/>
+            <w:tcW w:w="2233" w:type="dxa"/>
           </w:tcPr>
           <w:p>
             <w:pPr>
@@ -12477,7 +12477,7 @@
         </w:trPr>
         <w:tc>
           <w:tcPr>
-            <w:tcW w:w="1929" w:type="dxa"/>
+            <w:tcW w:w="1912" w:type="dxa"/>
           </w:tcPr>
           <w:p>
             <w:pPr>
@@ -12490,7 +12490,7 @@
         </w:tc>
         <w:tc>
           <w:tcPr>
-            <w:tcW w:w="2127" w:type="dxa"/>
+            <w:tcW w:w="2108" w:type="dxa"/>
           </w:tcPr>
           <w:p>
             <w:pPr>
@@ -12503,7 +12503,7 @@
         </w:tc>
         <w:tc>
           <w:tcPr>
-            <w:tcW w:w="3100" w:type="dxa"/>
+            <w:tcW w:w="3158" w:type="dxa"/>
           </w:tcPr>
           <w:p>
             <w:pPr>
@@ -12516,7 +12516,7 @@
         </w:tc>
         <w:tc>
           <w:tcPr>
-            <w:tcW w:w="2255" w:type="dxa"/>
+            <w:tcW w:w="2233" w:type="dxa"/>
           </w:tcPr>
           <w:p>
             <w:pPr>
@@ -12534,7 +12534,7 @@
         </w:trPr>
         <w:tc>
           <w:tcPr>
-            <w:tcW w:w="1929" w:type="dxa"/>
+            <w:tcW w:w="1912" w:type="dxa"/>
           </w:tcPr>
           <w:p>
             <w:pPr>
@@ -12547,7 +12547,7 @@
         </w:tc>
         <w:tc>
           <w:tcPr>
-            <w:tcW w:w="2127" w:type="dxa"/>
+            <w:tcW w:w="2108" w:type="dxa"/>
           </w:tcPr>
           <w:p>
             <w:pPr>
@@ -12560,7 +12560,7 @@
         </w:tc>
         <w:tc>
           <w:tcPr>
-            <w:tcW w:w="3100" w:type="dxa"/>
+            <w:tcW w:w="3158" w:type="dxa"/>
           </w:tcPr>
           <w:p>
             <w:pPr>
@@ -12573,7 +12573,7 @@
         </w:tc>
         <w:tc>
           <w:tcPr>
-            <w:tcW w:w="2255" w:type="dxa"/>
+            <w:tcW w:w="2233" w:type="dxa"/>
           </w:tcPr>
           <w:p>
             <w:pPr>
@@ -12591,7 +12591,7 @@
         </w:trPr>
         <w:tc>
           <w:tcPr>
-            <w:tcW w:w="1929" w:type="dxa"/>
+            <w:tcW w:w="1912" w:type="dxa"/>
           </w:tcPr>
           <w:p>
             <w:pPr>
@@ -12604,7 +12604,7 @@
         </w:tc>
         <w:tc>
           <w:tcPr>
-            <w:tcW w:w="2127" w:type="dxa"/>
+            <w:tcW w:w="2108" w:type="dxa"/>
           </w:tcPr>
           <w:p>
             <w:pPr>
@@ -12617,7 +12617,7 @@
         </w:tc>
         <w:tc>
           <w:tcPr>
-            <w:tcW w:w="3100" w:type="dxa"/>
+            <w:tcW w:w="3158" w:type="dxa"/>
           </w:tcPr>
           <w:p>
             <w:pPr>
@@ -12630,7 +12630,7 @@
         </w:tc>
         <w:tc>
           <w:tcPr>
-            <w:tcW w:w="2255" w:type="dxa"/>
+            <w:tcW w:w="2233" w:type="dxa"/>
           </w:tcPr>
           <w:p>
             <w:pPr>
@@ -12648,7 +12648,7 @@
         </w:trPr>
         <w:tc>
           <w:tcPr>
-            <w:tcW w:w="1929" w:type="dxa"/>
+            <w:tcW w:w="1912" w:type="dxa"/>
           </w:tcPr>
           <w:p>
             <w:pPr>
@@ -12661,7 +12661,7 @@
         </w:tc>
         <w:tc>
           <w:tcPr>
-            <w:tcW w:w="2127" w:type="dxa"/>
+            <w:tcW w:w="2108" w:type="dxa"/>
           </w:tcPr>
           <w:p>
             <w:pPr>
@@ -12674,7 +12674,7 @@
         </w:tc>
         <w:tc>
           <w:tcPr>
-            <w:tcW w:w="3100" w:type="dxa"/>
+            <w:tcW w:w="3158" w:type="dxa"/>
           </w:tcPr>
           <w:p>
             <w:pPr>
@@ -12687,7 +12687,7 @@
         </w:tc>
         <w:tc>
           <w:tcPr>
-            <w:tcW w:w="2255" w:type="dxa"/>
+            <w:tcW w:w="2233" w:type="dxa"/>
           </w:tcPr>
           <w:p>
             <w:pPr>
@@ -12709,7 +12709,7 @@
         </w:trPr>
         <w:tc>
           <w:tcPr>
-            <w:tcW w:w="1929" w:type="dxa"/>
+            <w:tcW w:w="1912" w:type="dxa"/>
           </w:tcPr>
           <w:p>
             <w:pPr>
@@ -12722,7 +12722,7 @@
         </w:tc>
         <w:tc>
           <w:tcPr>
-            <w:tcW w:w="2127" w:type="dxa"/>
+            <w:tcW w:w="2108" w:type="dxa"/>
           </w:tcPr>
           <w:p>
             <w:pPr>
@@ -12735,7 +12735,7 @@
         </w:tc>
         <w:tc>
           <w:tcPr>
-            <w:tcW w:w="3100" w:type="dxa"/>
+            <w:tcW w:w="3158" w:type="dxa"/>
           </w:tcPr>
           <w:p>
             <w:pPr>
@@ -12748,7 +12748,7 @@
         </w:tc>
         <w:tc>
           <w:tcPr>
-            <w:tcW w:w="2255" w:type="dxa"/>
+            <w:tcW w:w="2233" w:type="dxa"/>
           </w:tcPr>
           <w:p>
             <w:pPr>
@@ -12773,7 +12773,7 @@
         </w:trPr>
         <w:tc>
           <w:tcPr>
-            <w:tcW w:w="1929" w:type="dxa"/>
+            <w:tcW w:w="1912" w:type="dxa"/>
           </w:tcPr>
           <w:p>
             <w:pPr>
@@ -12786,7 +12786,7 @@
         </w:tc>
         <w:tc>
           <w:tcPr>
-            <w:tcW w:w="2127" w:type="dxa"/>
+            <w:tcW w:w="2108" w:type="dxa"/>
           </w:tcPr>
           <w:p>
             <w:pPr>
@@ -12799,7 +12799,7 @@
         </w:tc>
         <w:tc>
           <w:tcPr>
-            <w:tcW w:w="3100" w:type="dxa"/>
+            <w:tcW w:w="3158" w:type="dxa"/>
           </w:tcPr>
           <w:p>
             <w:pPr>
@@ -12812,7 +12812,7 @@
         </w:tc>
         <w:tc>
           <w:tcPr>
-            <w:tcW w:w="2255" w:type="dxa"/>
+            <w:tcW w:w="2233" w:type="dxa"/>
           </w:tcPr>
           <w:p>
             <w:pPr>
@@ -12830,7 +12830,7 @@
         </w:trPr>
         <w:tc>
           <w:tcPr>
-            <w:tcW w:w="1929" w:type="dxa"/>
+            <w:tcW w:w="1912" w:type="dxa"/>
           </w:tcPr>
           <w:p>
             <w:pPr>
@@ -12843,7 +12843,7 @@
         </w:tc>
         <w:tc>
           <w:tcPr>
-            <w:tcW w:w="2127" w:type="dxa"/>
+            <w:tcW w:w="2108" w:type="dxa"/>
           </w:tcPr>
           <w:p>
             <w:pPr>
@@ -12856,7 +12856,7 @@
         </w:tc>
         <w:tc>
           <w:tcPr>
-            <w:tcW w:w="3100" w:type="dxa"/>
+            <w:tcW w:w="3158" w:type="dxa"/>
           </w:tcPr>
           <w:p>
             <w:pPr>
@@ -12869,7 +12869,7 @@
         </w:tc>
         <w:tc>
           <w:tcPr>
-            <w:tcW w:w="2255" w:type="dxa"/>
+            <w:tcW w:w="2233" w:type="dxa"/>
           </w:tcPr>
           <w:p>
             <w:pPr>
@@ -12887,7 +12887,7 @@
         </w:trPr>
         <w:tc>
           <w:tcPr>
-            <w:tcW w:w="1929" w:type="dxa"/>
+            <w:tcW w:w="1912" w:type="dxa"/>
           </w:tcPr>
           <w:p>
             <w:pPr>
@@ -12900,7 +12900,7 @@
         </w:tc>
         <w:tc>
           <w:tcPr>
-            <w:tcW w:w="2127" w:type="dxa"/>
+            <w:tcW w:w="2108" w:type="dxa"/>
           </w:tcPr>
           <w:p>
             <w:pPr>
@@ -12913,7 +12913,7 @@
         </w:tc>
         <w:tc>
           <w:tcPr>
-            <w:tcW w:w="3100" w:type="dxa"/>
+            <w:tcW w:w="3158" w:type="dxa"/>
           </w:tcPr>
           <w:p>
             <w:pPr>
@@ -12926,7 +12926,7 @@
         </w:tc>
         <w:tc>
           <w:tcPr>
-            <w:tcW w:w="2255" w:type="dxa"/>
+            <w:tcW w:w="2233" w:type="dxa"/>
           </w:tcPr>
           <w:p>
             <w:pPr>
@@ -12944,7 +12944,7 @@
         </w:trPr>
         <w:tc>
           <w:tcPr>
-            <w:tcW w:w="1929" w:type="dxa"/>
+            <w:tcW w:w="1912" w:type="dxa"/>
           </w:tcPr>
           <w:p>
             <w:pPr>
@@ -12960,7 +12960,7 @@
         </w:tc>
         <w:tc>
           <w:tcPr>
-            <w:tcW w:w="2127" w:type="dxa"/>
+            <w:tcW w:w="2108" w:type="dxa"/>
           </w:tcPr>
           <w:p>
             <w:pPr>
@@ -12973,7 +12973,7 @@
         </w:tc>
         <w:tc>
           <w:tcPr>
-            <w:tcW w:w="3100" w:type="dxa"/>
+            <w:tcW w:w="3158" w:type="dxa"/>
           </w:tcPr>
           <w:p>
             <w:pPr>
@@ -12986,7 +12986,7 @@
         </w:tc>
         <w:tc>
           <w:tcPr>
-            <w:tcW w:w="2255" w:type="dxa"/>
+            <w:tcW w:w="2233" w:type="dxa"/>
           </w:tcPr>
           <w:p>
             <w:pPr>
@@ -13004,7 +13004,7 @@
         </w:trPr>
         <w:tc>
           <w:tcPr>
-            <w:tcW w:w="1929" w:type="dxa"/>
+            <w:tcW w:w="1912" w:type="dxa"/>
           </w:tcPr>
           <w:p>
             <w:pPr>
@@ -13020,7 +13020,7 @@
         </w:tc>
         <w:tc>
           <w:tcPr>
-            <w:tcW w:w="2127" w:type="dxa"/>
+            <w:tcW w:w="2108" w:type="dxa"/>
           </w:tcPr>
           <w:p>
             <w:pPr>
@@ -13033,7 +13033,7 @@
         </w:tc>
         <w:tc>
           <w:tcPr>
-            <w:tcW w:w="3100" w:type="dxa"/>
+            <w:tcW w:w="3158" w:type="dxa"/>
           </w:tcPr>
           <w:p>
             <w:pPr>
@@ -13046,7 +13046,7 @@
         </w:tc>
         <w:tc>
           <w:tcPr>
-            <w:tcW w:w="2255" w:type="dxa"/>
+            <w:tcW w:w="2233" w:type="dxa"/>
           </w:tcPr>
           <w:p>
             <w:pPr>
@@ -13064,7 +13064,7 @@
         </w:trPr>
         <w:tc>
           <w:tcPr>
-            <w:tcW w:w="1929" w:type="dxa"/>
+            <w:tcW w:w="1912" w:type="dxa"/>
           </w:tcPr>
           <w:p>
             <w:pPr>
@@ -13077,7 +13077,7 @@
         </w:tc>
         <w:tc>
           <w:tcPr>
-            <w:tcW w:w="2127" w:type="dxa"/>
+            <w:tcW w:w="2108" w:type="dxa"/>
           </w:tcPr>
           <w:p>
             <w:pPr>
@@ -13090,7 +13090,7 @@
         </w:tc>
         <w:tc>
           <w:tcPr>
-            <w:tcW w:w="3100" w:type="dxa"/>
+            <w:tcW w:w="3158" w:type="dxa"/>
           </w:tcPr>
           <w:p>
             <w:pPr>
@@ -13103,7 +13103,7 @@
         </w:tc>
         <w:tc>
           <w:tcPr>
-            <w:tcW w:w="2255" w:type="dxa"/>
+            <w:tcW w:w="2233" w:type="dxa"/>
           </w:tcPr>
           <w:p>
             <w:pPr>
@@ -13121,7 +13121,7 @@
         </w:trPr>
         <w:tc>
           <w:tcPr>
-            <w:tcW w:w="1929" w:type="dxa"/>
+            <w:tcW w:w="1912" w:type="dxa"/>
           </w:tcPr>
           <w:p>
             <w:pPr>
@@ -13134,7 +13134,7 @@
         </w:tc>
         <w:tc>
           <w:tcPr>
-            <w:tcW w:w="2127" w:type="dxa"/>
+            <w:tcW w:w="2108" w:type="dxa"/>
           </w:tcPr>
           <w:p>
             <w:pPr>
@@ -13147,7 +13147,7 @@
         </w:tc>
         <w:tc>
           <w:tcPr>
-            <w:tcW w:w="3100" w:type="dxa"/>
+            <w:tcW w:w="3158" w:type="dxa"/>
           </w:tcPr>
           <w:p>
             <w:pPr>
@@ -13160,7 +13160,7 @@
         </w:tc>
         <w:tc>
           <w:tcPr>
-            <w:tcW w:w="2255" w:type="dxa"/>
+            <w:tcW w:w="2233" w:type="dxa"/>
           </w:tcPr>
           <w:p>
             <w:pPr>
@@ -13178,7 +13178,7 @@
         </w:trPr>
         <w:tc>
           <w:tcPr>
-            <w:tcW w:w="1929" w:type="dxa"/>
+            <w:tcW w:w="1912" w:type="dxa"/>
           </w:tcPr>
           <w:p>
             <w:pPr>
@@ -13191,7 +13191,7 @@
         </w:tc>
         <w:tc>
           <w:tcPr>
-            <w:tcW w:w="2127" w:type="dxa"/>
+            <w:tcW w:w="2108" w:type="dxa"/>
           </w:tcPr>
           <w:p>
             <w:pPr>
@@ -13204,7 +13204,7 @@
         </w:tc>
         <w:tc>
           <w:tcPr>
-            <w:tcW w:w="3100" w:type="dxa"/>
+            <w:tcW w:w="3158" w:type="dxa"/>
           </w:tcPr>
           <w:p>
             <w:pPr>
@@ -13217,7 +13217,7 @@
         </w:tc>
         <w:tc>
           <w:tcPr>
-            <w:tcW w:w="2255" w:type="dxa"/>
+            <w:tcW w:w="2233" w:type="dxa"/>
           </w:tcPr>
           <w:p>
             <w:pPr>
@@ -13235,7 +13235,7 @@
         </w:trPr>
         <w:tc>
           <w:tcPr>
-            <w:tcW w:w="1929" w:type="dxa"/>
+            <w:tcW w:w="1912" w:type="dxa"/>
           </w:tcPr>
           <w:p>
             <w:pPr>
@@ -13248,7 +13248,7 @@
         </w:tc>
         <w:tc>
           <w:tcPr>
-            <w:tcW w:w="2127" w:type="dxa"/>
+            <w:tcW w:w="2108" w:type="dxa"/>
           </w:tcPr>
           <w:p>
             <w:pPr>
@@ -13261,7 +13261,7 @@
         </w:tc>
         <w:tc>
           <w:tcPr>
-            <w:tcW w:w="3100" w:type="dxa"/>
+            <w:tcW w:w="3158" w:type="dxa"/>
           </w:tcPr>
           <w:p>
             <w:pPr>
@@ -13274,7 +13274,7 @@
         </w:tc>
         <w:tc>
           <w:tcPr>
-            <w:tcW w:w="2255" w:type="dxa"/>
+            <w:tcW w:w="2233" w:type="dxa"/>
           </w:tcPr>
           <w:p>
             <w:pPr>
@@ -13292,7 +13292,245 @@
         </w:trPr>
         <w:tc>
           <w:tcPr>
-            <w:tcW w:w="1929" w:type="dxa"/>
+            <w:tcW w:w="1912" w:type="dxa"/>
+          </w:tcPr>
+          <w:p>
+            <w:pPr>
+              <w:pStyle w:val="Compact"/>
+            </w:pPr>
+            <w:r>
+              <w:t xml:space="preserve">ECO-EEG-036</w:t>
+            </w:r>
+          </w:p>
+        </w:tc>
+        <w:tc>
+          <w:tcPr>
+            <w:tcW w:w="2108" w:type="dxa"/>
+          </w:tcPr>
+          <w:p>
+            <w:pPr>
+              <w:pStyle w:val="Compact"/>
+            </w:pPr>
+            <w:r>
+              <w:t xml:space="preserve">correction, with a communication record</w:t>
+            </w:r>
+          </w:p>
+        </w:tc>
+        <w:tc>
+          <w:tcPr>
+            <w:tcW w:w="3158" w:type="dxa"/>
+          </w:tcPr>
+          <w:p>
+            <w:pPr>
+              <w:pStyle w:val="Compact"/>
+            </w:pPr>
+            <w:r>
+              <w:t xml:space="preserve">closing ECO-EEG-035 so it can be published. The drill-size and plating-allowance gap is closed at source:</w:t>
+            </w:r>
+            <w:r>
+              <w:t xml:space="preserve"> </w:t>
+            </w:r>
+            <w:r>
+              <w:rPr>
+                <w:rStyle w:val="VerbatimChar"/>
+              </w:rPr>
+              <w:t xml:space="preserve">design.py</w:t>
+            </w:r>
+            <w:r>
+              <w:t xml:space="preserve"> </w:t>
+            </w:r>
+            <w:r>
+              <w:t xml:space="preserve">gains fabrication notes</w:t>
+            </w:r>
+            <w:r>
+              <w:t xml:space="preserve"> </w:t>
+            </w:r>
+            <w:r>
+              <w:rPr>
+                <w:b/>
+                <w:bCs/>
+              </w:rPr>
+              <w:t xml:space="preserve">7a</w:t>
+            </w:r>
+            <w:r>
+              <w:t xml:space="preserve"> </w:t>
+            </w:r>
+            <w:r>
+              <w:t xml:space="preserve">and</w:t>
+            </w:r>
+            <w:r>
+              <w:t xml:space="preserve"> </w:t>
+            </w:r>
+            <w:r>
+              <w:rPr>
+                <w:b/>
+                <w:bCs/>
+              </w:rPr>
+              <w:t xml:space="preserve">7b</w:t>
+            </w:r>
+            <w:r>
+              <w:t xml:space="preserve"> </w:t>
+            </w:r>
+            <w:r>
+              <w:t xml:space="preserve">and DSN-EEG-003 §3.2 gains two rows, so a fabricator is told which diameter is finished, must declare the tool, and is given the</w:t>
+            </w:r>
+            <w:r>
+              <w:t xml:space="preserve"> </w:t>
+            </w:r>
+            <w:r>
+              <w:rPr>
+                <w:b/>
+                <w:bCs/>
+              </w:rPr>
+              <w:t xml:space="preserve">external</w:t>
+            </w:r>
+            <w:r>
+              <w:t xml:space="preserve"> </w:t>
+            </w:r>
+            <w:r>
+              <w:t xml:space="preserve">ring separately from the</w:t>
+            </w:r>
+            <w:r>
+              <w:t xml:space="preserve"> </w:t>
+            </w:r>
+            <w:r>
+              <w:rPr>
+                <w:b/>
+                <w:bCs/>
+              </w:rPr>
+              <w:t xml:space="preserve">internal</w:t>
+            </w:r>
+            <w:r>
+              <w:t xml:space="preserve"> </w:t>
+            </w:r>
+            <w:r>
+              <w:t xml:space="preserve">one.</w:t>
+            </w:r>
+            <w:r>
+              <w:t xml:space="preserve"> </w:t>
+            </w:r>
+            <w:r>
+              <w:rPr>
+                <w:b/>
+                <w:bCs/>
+              </w:rPr>
+              <w:t xml:space="preserve">J15–J17 traced to the root commit and never verified</w:t>
+            </w:r>
+            <w:r>
+              <w:t xml:space="preserve">; the requirement is restated without a manufacturer and</w:t>
+            </w:r>
+            <w:r>
+              <w:t xml:space="preserve"> </w:t>
+            </w:r>
+            <w:r>
+              <w:rPr>
+                <w:b/>
+                <w:bCs/>
+              </w:rPr>
+              <w:t xml:space="preserve">no verified candidate meets it</w:t>
+            </w:r>
+            <w:r>
+              <w:t xml:space="preserve"> </w:t>
+            </w:r>
+            <w:r>
+              <w:t xml:space="preserve">— every 1.5 mm DIN 42802 part any manufacturer publishes is a panel or cable part, which puts the carrier footprint itself in question</w:t>
+            </w:r>
+            <w:r>
+              <w:t xml:space="preserve"> </w:t>
+            </w:r>
+            <w:r>
+              <w:rPr>
+                <w:b/>
+                <w:bCs/>
+              </w:rPr>
+              <w:t xml:space="preserve">before the layout desk places</w:t>
+            </w:r>
+            <w:r>
+              <w:t xml:space="preserve">. RISK-EEG-011 gains</w:t>
+            </w:r>
+            <w:r>
+              <w:t xml:space="preserve"> </w:t>
+            </w:r>
+            <w:r>
+              <w:rPr>
+                <w:b/>
+                <w:bCs/>
+              </w:rPr>
+              <w:t xml:space="preserve">SR-13</w:t>
+            </w:r>
+            <w:r>
+              <w:t xml:space="preserve"> </w:t>
+            </w:r>
+            <w:r>
+              <w:t xml:space="preserve">on connector gender, open.</w:t>
+            </w:r>
+            <w:r>
+              <w:t xml:space="preserve"> </w:t>
+            </w:r>
+            <w:r>
+              <w:rPr>
+                <w:b/>
+                <w:bCs/>
+              </w:rPr>
+              <w:t xml:space="preserve">ECO-EEG-035’s</w:t>
+            </w:r>
+            <w:r>
+              <w:rPr>
+                <w:b/>
+                <w:bCs/>
+              </w:rPr>
+              <w:t xml:space="preserve"> </w:t>
+            </w:r>
+            <w:r>
+              <w:rPr>
+                <w:b/>
+                <w:bCs/>
+              </w:rPr>
+              <w:t xml:space="preserve">“a plug and a pin cannot both be right”</w:t>
+            </w:r>
+            <w:r>
+              <w:rPr>
+                <w:b/>
+                <w:bCs/>
+              </w:rPr>
+              <w:t xml:space="preserve"> </w:t>
+            </w:r>
+            <w:r>
+              <w:rPr>
+                <w:b/>
+                <w:bCs/>
+              </w:rPr>
+              <w:t xml:space="preserve">is withdrawn as over-called.</w:t>
+            </w:r>
+            <w:r>
+              <w:t xml:space="preserve"> </w:t>
+            </w:r>
+            <w:r>
+              <w:t xml:space="preserve">What was stated to manufacturers in error is recorded below</w:t>
+            </w:r>
+          </w:p>
+        </w:tc>
+        <w:tc>
+          <w:tcPr>
+            <w:tcW w:w="2233" w:type="dxa"/>
+          </w:tcPr>
+          <w:p>
+            <w:pPr>
+              <w:pStyle w:val="Compact"/>
+            </w:pPr>
+            <w:r>
+              <w:t xml:space="preserve">implemented 10 September 2026</w:t>
+            </w:r>
+          </w:p>
+        </w:tc>
+      </w:tr>
+      <w:tr>
+        <w:trPr>
+          <w:cantSplit/>
+        </w:trPr>
+        <w:tc>
+          <w:tcPr>
+            <w:tcW w:w="1912" w:type="dxa"/>
           </w:tcPr>
           <w:p>
             <w:pPr>
@@ -13305,7 +13543,7 @@
         </w:tc>
         <w:tc>
           <w:tcPr>
-            <w:tcW w:w="2127" w:type="dxa"/>
+            <w:tcW w:w="2108" w:type="dxa"/>
           </w:tcPr>
           <w:p>
             <w:pPr>
@@ -13318,7 +13556,7 @@
         </w:tc>
         <w:tc>
           <w:tcPr>
-            <w:tcW w:w="3100" w:type="dxa"/>
+            <w:tcW w:w="3158" w:type="dxa"/>
           </w:tcPr>
           <w:p>
             <w:pPr>
@@ -13383,7 +13621,7 @@
         </w:tc>
         <w:tc>
           <w:tcPr>
-            <w:tcW w:w="2255" w:type="dxa"/>
+            <w:tcW w:w="2233" w:type="dxa"/>
           </w:tcPr>
           <w:p>
             <w:pPr>
@@ -13401,7 +13639,7 @@
         </w:trPr>
         <w:tc>
           <w:tcPr>
-            <w:tcW w:w="1929" w:type="dxa"/>
+            <w:tcW w:w="1912" w:type="dxa"/>
           </w:tcPr>
           <w:p>
             <w:pPr>
@@ -13414,7 +13652,7 @@
         </w:tc>
         <w:tc>
           <w:tcPr>
-            <w:tcW w:w="2127" w:type="dxa"/>
+            <w:tcW w:w="2108" w:type="dxa"/>
           </w:tcPr>
           <w:p>
             <w:pPr>
@@ -13427,7 +13665,7 @@
         </w:tc>
         <w:tc>
           <w:tcPr>
-            <w:tcW w:w="3100" w:type="dxa"/>
+            <w:tcW w:w="3158" w:type="dxa"/>
           </w:tcPr>
           <w:p>
             <w:pPr>
@@ -13471,7 +13709,7 @@
         </w:tc>
         <w:tc>
           <w:tcPr>
-            <w:tcW w:w="2255" w:type="dxa"/>
+            <w:tcW w:w="2233" w:type="dxa"/>
           </w:tcPr>
           <w:p>
             <w:pPr>
@@ -36293,7 +36531,7 @@
     </w:p>
     <w:bookmarkEnd w:id="55"/>
     <w:bookmarkEnd w:id="56"/>
-    <w:bookmarkStart w:id="65" w:name="X3aacfe108e2bb481ca91de8b58c9ab955d28537"/>
+    <w:bookmarkStart w:id="72" w:name="X3aacfe108e2bb481ca91de8b58c9ab955d28537"/>
     <w:p>
       <w:pPr>
         <w:pStyle w:val="Heading2"/>
@@ -43487,8 +43725,2248 @@
       </w:r>
     </w:p>
     <w:bookmarkEnd w:id="64"/>
+    <w:bookmarkStart w:id="71" w:name="X29bcfd283efa7215ed4e7f1c4855b3a5f898aa5"/>
+    <w:p>
+      <w:pPr>
+        <w:pStyle w:val="Heading3"/>
+      </w:pPr>
+      <w:r>
+        <w:t xml:space="preserve">ECO-EEG-036 — closing ECO-EEG-035 so it can be published</w:t>
+      </w:r>
+    </w:p>
+    <w:p>
+      <w:pPr>
+        <w:pStyle w:val="FirstParagraph"/>
+      </w:pPr>
+      <w:r>
+        <w:rPr>
+          <w:b/>
+          <w:bCs/>
+        </w:rPr>
+        <w:t xml:space="preserve">Raised 10 September 2026.</w:t>
+      </w:r>
+      <w:r>
+        <w:t xml:space="preserve"> </w:t>
+      </w:r>
+      <w:r>
+        <w:t xml:space="preserve">ECO-EEG-035 did what it was asked and stopped where it was told</w:t>
+      </w:r>
+      <w:r>
+        <w:t xml:space="preserve"> </w:t>
+      </w:r>
+      <w:r>
+        <w:t xml:space="preserve">to. Two of its findings</w:t>
+      </w:r>
+      <w:r>
+        <w:t xml:space="preserve"> </w:t>
+      </w:r>
+      <w:r>
+        <w:rPr>
+          <w:b/>
+          <w:bCs/>
+        </w:rPr>
+        <w:t xml:space="preserve">contradict statements already made to manufacturers</w:t>
+      </w:r>
+      <w:r>
+        <w:t xml:space="preserve">, and nothing</w:t>
+      </w:r>
+      <w:r>
+        <w:t xml:space="preserve"> </w:t>
+      </w:r>
+      <w:r>
+        <w:t xml:space="preserve">could be published to them until those were resolved. This change resolves them.</w:t>
+      </w:r>
+    </w:p>
+    <w:bookmarkStart w:id="65" w:name="what-changed"/>
+    <w:p>
+      <w:pPr>
+        <w:pStyle w:val="Heading4"/>
+      </w:pPr>
+      <w:r>
+        <w:t xml:space="preserve">What changed</w:t>
+      </w:r>
+    </w:p>
+    <w:tbl>
+      <w:tblPr>
+        <w:tblStyle w:val="Table"/>
+        <w:tblW w:w="5000" w:type="pct"/>
+        <w:tblLayout w:type="autofit"/>
+        <w:tblLook w:firstRow="1" w:lastRow="0" w:firstColumn="0" w:lastColumn="0" w:noHBand="0" w:noVBand="0" w:val="0020"/>
+      </w:tblPr>
+      <w:tblGrid>
+        <w:gridCol w:w="5069"/>
+        <w:gridCol w:w="4342"/>
+      </w:tblGrid>
+      <w:tr>
+        <w:trPr>
+          <w:cantSplit/>
+          <w:tblHeader/>
+        </w:trPr>
+        <w:tc>
+          <w:tcPr>
+            <w:tcW w:w="5069" w:type="dxa"/>
+          </w:tcPr>
+          <w:p>
+            <w:pPr>
+              <w:pStyle w:val="Compact"/>
+            </w:pPr>
+            <w:r>
+              <w:t xml:space="preserve">Change</w:t>
+            </w:r>
+          </w:p>
+        </w:tc>
+        <w:tc>
+          <w:tcPr>
+            <w:tcW w:w="4342" w:type="dxa"/>
+          </w:tcPr>
+          <w:p>
+            <w:pPr>
+              <w:pStyle w:val="Compact"/>
+            </w:pPr>
+            <w:r>
+              <w:t xml:space="preserve">Where</w:t>
+            </w:r>
+          </w:p>
+        </w:tc>
+      </w:tr>
+      <w:tr>
+        <w:trPr>
+          <w:cantSplit/>
+        </w:trPr>
+        <w:tc>
+          <w:tcPr>
+            <w:tcW w:w="5069" w:type="dxa"/>
+          </w:tcPr>
+          <w:p>
+            <w:pPr>
+              <w:pStyle w:val="Compact"/>
+            </w:pPr>
+            <w:r>
+              <w:t xml:space="preserve">Hole sizes declared as</w:t>
+            </w:r>
+            <w:r>
+              <w:t xml:space="preserve"> </w:t>
+            </w:r>
+            <w:r>
+              <w:rPr>
+                <w:b/>
+                <w:bCs/>
+              </w:rPr>
+              <w:t xml:space="preserve">finished</w:t>
+            </w:r>
+            <w:r>
+              <w:t xml:space="preserve"> </w:t>
+            </w:r>
+            <w:r>
+              <w:t xml:space="preserve">diameters; the fabricator must</w:t>
+            </w:r>
+            <w:r>
+              <w:t xml:space="preserve"> </w:t>
+            </w:r>
+            <w:r>
+              <w:rPr>
+                <w:b/>
+                <w:bCs/>
+              </w:rPr>
+              <w:t xml:space="preserve">declare the tool size and plating allowance</w:t>
+            </w:r>
+            <w:r>
+              <w:t xml:space="preserve"> </w:t>
+            </w:r>
+            <w:r>
+              <w:t xml:space="preserve">per lot</w:t>
+            </w:r>
+          </w:p>
+        </w:tc>
+        <w:tc>
+          <w:tcPr>
+            <w:tcW w:w="4342" w:type="dxa"/>
+          </w:tcPr>
+          <w:p>
+            <w:pPr>
+              <w:pStyle w:val="Compact"/>
+            </w:pPr>
+            <w:r>
+              <w:rPr>
+                <w:rStyle w:val="VerbatimChar"/>
+              </w:rPr>
+              <w:t xml:space="preserve">tools/design.py</w:t>
+            </w:r>
+            <w:r>
+              <w:t xml:space="preserve"> </w:t>
+            </w:r>
+            <w:r>
+              <w:t xml:space="preserve">fabrication notes</w:t>
+            </w:r>
+            <w:r>
+              <w:t xml:space="preserve"> </w:t>
+            </w:r>
+            <w:r>
+              <w:rPr>
+                <w:b/>
+                <w:bCs/>
+              </w:rPr>
+              <w:t xml:space="preserve">7a</w:t>
+            </w:r>
+            <w:r>
+              <w:t xml:space="preserve"> </w:t>
+            </w:r>
+            <w:r>
+              <w:t xml:space="preserve">and</w:t>
+            </w:r>
+            <w:r>
+              <w:t xml:space="preserve"> </w:t>
+            </w:r>
+            <w:r>
+              <w:rPr>
+                <w:b/>
+                <w:bCs/>
+              </w:rPr>
+              <w:t xml:space="preserve">7b</w:t>
+            </w:r>
+            <w:r>
+              <w:t xml:space="preserve">; DSN-EEG-003 §3.2, two new rows</w:t>
+            </w:r>
+          </w:p>
+        </w:tc>
+      </w:tr>
+      <w:tr>
+        <w:trPr>
+          <w:cantSplit/>
+        </w:trPr>
+        <w:tc>
+          <w:tcPr>
+            <w:tcW w:w="5069" w:type="dxa"/>
+          </w:tcPr>
+          <w:p>
+            <w:pPr>
+              <w:pStyle w:val="Compact"/>
+            </w:pPr>
+            <w:r>
+              <w:t xml:space="preserve">The via row now says</w:t>
+            </w:r>
+            <w:r>
+              <w:t xml:space="preserve"> </w:t>
+            </w:r>
+            <w:r>
+              <w:rPr>
+                <w:b/>
+                <w:bCs/>
+              </w:rPr>
+              <w:t xml:space="preserve">0.15 mm EXTERNAL</w:t>
+            </w:r>
+            <w:r>
+              <w:t xml:space="preserve"> </w:t>
+            </w:r>
+            <w:r>
+              <w:t xml:space="preserve">annular ring, with the internal ring stated separately as</w:t>
+            </w:r>
+            <w:r>
+              <w:t xml:space="preserve"> </w:t>
+            </w:r>
+            <w:r>
+              <w:rPr>
+                <w:rStyle w:val="VerbatimChar"/>
+              </w:rPr>
+              <w:t xml:space="preserve">(0.60 − drilled) / 2</w:t>
+            </w:r>
+          </w:p>
+        </w:tc>
+        <w:tc>
+          <w:tcPr>
+            <w:tcW w:w="4342" w:type="dxa"/>
+          </w:tcPr>
+          <w:p>
+            <w:pPr>
+              <w:pStyle w:val="Compact"/>
+            </w:pPr>
+            <w:r>
+              <w:t xml:space="preserve">DSN-EEG-003 §3.2</w:t>
+            </w:r>
+          </w:p>
+        </w:tc>
+      </w:tr>
+      <w:tr>
+        <w:trPr>
+          <w:cantSplit/>
+        </w:trPr>
+        <w:tc>
+          <w:tcPr>
+            <w:tcW w:w="5069" w:type="dxa"/>
+          </w:tcPr>
+          <w:p>
+            <w:pPr>
+              <w:pStyle w:val="Compact"/>
+            </w:pPr>
+            <w:r>
+              <w:t xml:space="preserve">J15–J17 provenance, requirement and candidate search</w:t>
+            </w:r>
+          </w:p>
+        </w:tc>
+        <w:tc>
+          <w:tcPr>
+            <w:tcW w:w="4342" w:type="dxa"/>
+          </w:tcPr>
+          <w:p>
+            <w:pPr>
+              <w:pStyle w:val="Compact"/>
+            </w:pPr>
+            <w:r>
+              <w:rPr>
+                <w:rStyle w:val="VerbatimChar"/>
+              </w:rPr>
+              <w:t xml:space="preserve">reports/INVESTIGATION_din42802_sockets_J15_J17.md</w:t>
+            </w:r>
+            <w:r>
+              <w:t xml:space="preserve"> </w:t>
+            </w:r>
+            <w:r>
+              <w:t xml:space="preserve">(new)</w:t>
+            </w:r>
+          </w:p>
+        </w:tc>
+      </w:tr>
+      <w:tr>
+        <w:trPr>
+          <w:cantSplit/>
+        </w:trPr>
+        <w:tc>
+          <w:tcPr>
+            <w:tcW w:w="5069" w:type="dxa"/>
+          </w:tcPr>
+          <w:p>
+            <w:pPr>
+              <w:pStyle w:val="Compact"/>
+            </w:pPr>
+            <w:r>
+              <w:t xml:space="preserve">Connector gender opened as a finding, with the analysis attached</w:t>
+            </w:r>
+          </w:p>
+        </w:tc>
+        <w:tc>
+          <w:tcPr>
+            <w:tcW w:w="4342" w:type="dxa"/>
+          </w:tcPr>
+          <w:p>
+            <w:pPr>
+              <w:pStyle w:val="Compact"/>
+            </w:pPr>
+            <w:r>
+              <w:t xml:space="preserve">RISK-EEG-011</w:t>
+            </w:r>
+            <w:r>
+              <w:t xml:space="preserve"> </w:t>
+            </w:r>
+            <w:r>
+              <w:rPr>
+                <w:b/>
+                <w:bCs/>
+              </w:rPr>
+              <w:t xml:space="preserve">SR-13</w:t>
+            </w:r>
+            <w:r>
+              <w:t xml:space="preserve"> </w:t>
+            </w:r>
+            <w:r>
+              <w:t xml:space="preserve">and new §10.1</w:t>
+            </w:r>
+          </w:p>
+        </w:tc>
+      </w:tr>
+      <w:tr>
+        <w:trPr>
+          <w:cantSplit/>
+        </w:trPr>
+        <w:tc>
+          <w:tcPr>
+            <w:tcW w:w="5069" w:type="dxa"/>
+          </w:tcPr>
+          <w:p>
+            <w:pPr>
+              <w:pStyle w:val="Compact"/>
+            </w:pPr>
+            <w:r>
+              <w:t xml:space="preserve">Three blocked lookups, one page</w:t>
+            </w:r>
+          </w:p>
+        </w:tc>
+        <w:tc>
+          <w:tcPr>
+            <w:tcW w:w="4342" w:type="dxa"/>
+          </w:tcPr>
+          <w:p>
+            <w:pPr>
+              <w:pStyle w:val="Compact"/>
+            </w:pPr>
+            <w:r>
+              <w:rPr>
+                <w:rStyle w:val="VerbatimChar"/>
+              </w:rPr>
+              <w:t xml:space="preserve">docs/datasheets/OPEN_LOOKUPS.md</w:t>
+            </w:r>
+            <w:r>
+              <w:t xml:space="preserve"> </w:t>
+            </w:r>
+            <w:r>
+              <w:t xml:space="preserve">(new)</w:t>
+            </w:r>
+          </w:p>
+        </w:tc>
+      </w:tr>
+      <w:tr>
+        <w:trPr>
+          <w:cantSplit/>
+        </w:trPr>
+        <w:tc>
+          <w:tcPr>
+            <w:tcW w:w="5069" w:type="dxa"/>
+          </w:tcPr>
+          <w:p>
+            <w:pPr>
+              <w:pStyle w:val="Compact"/>
+            </w:pPr>
+            <w:r>
+              <w:t xml:space="preserve">ECO-EEG-035’s plug/pin claim withdrawn</w:t>
+            </w:r>
+          </w:p>
+        </w:tc>
+        <w:tc>
+          <w:tcPr>
+            <w:tcW w:w="4342" w:type="dxa"/>
+          </w:tcPr>
+          <w:p>
+            <w:pPr>
+              <w:pStyle w:val="Compact"/>
+            </w:pPr>
+            <w:r>
+              <w:rPr>
+                <w:rStyle w:val="VerbatimChar"/>
+              </w:rPr>
+              <w:t xml:space="preserve">docs/datasheets/README_datasheets.md</w:t>
+            </w:r>
+            <w:r>
+              <w:t xml:space="preserve"> </w:t>
+            </w:r>
+            <w:r>
+              <w:t xml:space="preserve">§1</w:t>
+            </w:r>
+          </w:p>
+        </w:tc>
+      </w:tr>
+      <w:tr>
+        <w:trPr>
+          <w:cantSplit/>
+        </w:trPr>
+        <w:tc>
+          <w:tcPr>
+            <w:tcW w:w="5069" w:type="dxa"/>
+          </w:tcPr>
+          <w:p>
+            <w:pPr>
+              <w:pStyle w:val="Compact"/>
+            </w:pPr>
+            <w:r>
+              <w:t xml:space="preserve">Recompute, verification status and the superseded-figure list</w:t>
+            </w:r>
+          </w:p>
+        </w:tc>
+        <w:tc>
+          <w:tcPr>
+            <w:tcW w:w="4342" w:type="dxa"/>
+          </w:tcPr>
+          <w:p>
+            <w:pPr>
+              <w:pStyle w:val="Compact"/>
+            </w:pPr>
+            <w:r>
+              <w:rPr>
+                <w:rStyle w:val="VerbatimChar"/>
+              </w:rPr>
+              <w:t xml:space="preserve">reports/DECISION_internal_annular_ring.md</w:t>
+            </w:r>
+            <w:r>
+              <w:t xml:space="preserve"> </w:t>
+            </w:r>
+            <w:r>
+              <w:t xml:space="preserve">§3.4–3.6</w:t>
+            </w:r>
+          </w:p>
+        </w:tc>
+      </w:tr>
+    </w:tbl>
+    <w:p>
+      <w:pPr>
+        <w:pStyle w:val="BodyText"/>
+      </w:pPr>
+      <w:r>
+        <w:rPr>
+          <w:b/>
+          <w:bCs/>
+        </w:rPr>
+        <w:t xml:space="preserve">No requirement or limit was changed. QP-EEG-010 is untouched</w:t>
+      </w:r>
+      <w:r>
+        <w:t xml:space="preserve"> </w:t>
+      </w:r>
+      <w:r>
+        <w:t xml:space="preserve">— that decision is open and</w:t>
+      </w:r>
+      <w:r>
+        <w:t xml:space="preserve"> </w:t>
+      </w:r>
+      <w:r>
+        <w:t xml:space="preserve">vendor answers are still arriving.</w:t>
+      </w:r>
+      <w:r>
+        <w:t xml:space="preserve"> </w:t>
+      </w:r>
+      <w:r>
+        <w:rPr>
+          <w:rStyle w:val="VerbatimChar"/>
+          <w:b/>
+          <w:bCs/>
+        </w:rPr>
+        <w:t xml:space="preserve">design.py</w:t>
+      </w:r>
+      <w:r>
+        <w:rPr>
+          <w:b/>
+          <w:bCs/>
+        </w:rPr>
+        <w:t xml:space="preserve">’s part number for J15–J17 is untouched.</w:t>
+      </w:r>
+    </w:p>
     <w:bookmarkEnd w:id="65"/>
-    <w:bookmarkStart w:id="66" w:name="change-procedure-from-here"/>
+    <w:bookmarkStart w:id="66" w:name="X2cdcdb3b71d59401f0706039a344ed458055226"/>
+    <w:p>
+      <w:pPr>
+        <w:pStyle w:val="Heading4"/>
+      </w:pPr>
+      <w:r>
+        <w:t xml:space="preserve">The J15–J17 part number: traced, and it was never verified</w:t>
+      </w:r>
+    </w:p>
+    <w:p>
+      <w:pPr>
+        <w:pStyle w:val="FirstParagraph"/>
+      </w:pPr>
+      <w:r>
+        <w:rPr>
+          <w:rStyle w:val="VerbatimChar"/>
+        </w:rPr>
+        <w:t xml:space="preserve">SLB1,5-F / LB-I1,5</w:t>
+      </w:r>
+      <w:r>
+        <w:t xml:space="preserve"> </w:t>
+      </w:r>
+      <w:r>
+        <w:t xml:space="preserve">entered at</w:t>
+      </w:r>
+      <w:r>
+        <w:t xml:space="preserve"> </w:t>
+      </w:r>
+      <w:r>
+        <w:rPr>
+          <w:rStyle w:val="VerbatimChar"/>
+          <w:b/>
+          <w:bCs/>
+        </w:rPr>
+        <w:t xml:space="preserve">b18782a</w:t>
+      </w:r>
+      <w:r>
+        <w:rPr>
+          <w:b/>
+          <w:bCs/>
+        </w:rPr>
+        <w:t xml:space="preserve">, the root commit of the repository</w:t>
+      </w:r>
+      <w:r>
+        <w:t xml:space="preserve">, byte-identical</w:t>
+      </w:r>
+      <w:r>
+        <w:t xml:space="preserve"> </w:t>
+      </w:r>
+      <w:r>
+        <w:t xml:space="preserve">to today, and eight subsequent commits touched the string without changing it.</w:t>
+      </w:r>
+    </w:p>
+    <w:p>
+      <w:pPr>
+        <w:pStyle w:val="BodyText"/>
+      </w:pPr>
+      <w:r>
+        <w:rPr>
+          <w:b/>
+          <w:bCs/>
+        </w:rPr>
+        <w:t xml:space="preserve">The package never claimed it was verified.</w:t>
+      </w:r>
+      <w:r>
+        <w:t xml:space="preserve"> </w:t>
+      </w:r>
+      <w:r>
+        <w:t xml:space="preserve">AVL-EEG-017 §1.4.1 has said throughout that it</w:t>
+      </w:r>
+      <w:r>
+        <w:t xml:space="preserve"> </w:t>
+      </w:r>
+      <w:r>
+        <w:t xml:space="preserve">is</w:t>
+      </w:r>
+      <w:r>
+        <w:t xml:space="preserve"> </w:t>
+      </w:r>
+      <w:r>
+        <w:t xml:space="preserve">“a class of part, not a confirmed PCB part”</w:t>
+      </w:r>
+      <w:r>
+        <w:t xml:space="preserve">, that</w:t>
+      </w:r>
+      <w:r>
+        <w:t xml:space="preserve"> </w:t>
+      </w:r>
+      <w:r>
+        <w:t xml:space="preserve">“no catalogue part has been confirmed to</w:t>
+      </w:r>
+      <w:r>
+        <w:t xml:space="preserve"> </w:t>
+      </w:r>
+      <w:r>
+        <w:t xml:space="preserve">fit it”</w:t>
+      </w:r>
+      <w:r>
+        <w:t xml:space="preserve">, and that the line has</w:t>
+      </w:r>
+      <w:r>
+        <w:t xml:space="preserve"> </w:t>
+      </w:r>
+      <w:r>
+        <w:rPr>
+          <w:b/>
+          <w:bCs/>
+        </w:rPr>
+        <w:t xml:space="preserve">no qualified vendor</w:t>
+      </w:r>
+      <w:r>
+        <w:t xml:space="preserve"> </w:t>
+      </w:r>
+      <w:r>
+        <w:t xml:space="preserve">and a</w:t>
+      </w:r>
+      <w:r>
+        <w:t xml:space="preserve"> </w:t>
+      </w:r>
+      <w:r>
+        <w:rPr>
+          <w:b/>
+          <w:bCs/>
+        </w:rPr>
+        <w:t xml:space="preserve">12-week first-article lead</w:t>
+      </w:r>
+      <w:r>
+        <w:rPr>
+          <w:b/>
+          <w:bCs/>
+        </w:rPr>
+        <w:t xml:space="preserve"> </w:t>
+      </w:r>
+      <w:r>
+        <w:rPr>
+          <w:b/>
+          <w:bCs/>
+        </w:rPr>
+        <w:t xml:space="preserve">time</w:t>
+      </w:r>
+      <w:r>
+        <w:t xml:space="preserve">;</w:t>
+      </w:r>
+      <w:r>
+        <w:t xml:space="preserve"> </w:t>
+      </w:r>
+      <w:r>
+        <w:rPr>
+          <w:rStyle w:val="VerbatimChar"/>
+        </w:rPr>
+        <w:t xml:space="preserve">footprint_audit.py</w:t>
+      </w:r>
+      <w:r>
+        <w:t xml:space="preserve"> </w:t>
+      </w:r>
+      <w:r>
+        <w:t xml:space="preserve">reports J15–J17 as</w:t>
+      </w:r>
+      <w:r>
+        <w:t xml:space="preserve"> </w:t>
+      </w:r>
+      <w:r>
+        <w:rPr>
+          <w:b/>
+          <w:bCs/>
+        </w:rPr>
+        <w:t xml:space="preserve">OPEN</w:t>
+      </w:r>
+      <w:r>
+        <w:t xml:space="preserve">, never as a pass.</w:t>
+      </w:r>
+      <w:r>
+        <w:t xml:space="preserve"> </w:t>
+      </w:r>
+      <w:r>
+        <w:rPr>
+          <w:b/>
+          <w:bCs/>
+        </w:rPr>
+        <w:t xml:space="preserve">ECO-EEG-031 is</w:t>
+      </w:r>
+      <w:r>
+        <w:rPr>
+          <w:b/>
+          <w:bCs/>
+        </w:rPr>
+        <w:t xml:space="preserve"> </w:t>
+      </w:r>
+      <w:r>
+        <w:rPr>
+          <w:b/>
+          <w:bCs/>
+        </w:rPr>
+        <w:t xml:space="preserve">the near miss</w:t>
+      </w:r>
+      <w:r>
+        <w:t xml:space="preserve">: it audited four unbuyable part numbers, corrected three outright, and for</w:t>
+      </w:r>
+      <w:r>
+        <w:t xml:space="preserve"> </w:t>
+      </w:r>
+      <w:r>
+        <w:t xml:space="preserve">this one added a</w:t>
+      </w:r>
+      <w:r>
+        <w:t xml:space="preserve"> </w:t>
+      </w:r>
+      <w:r>
+        <w:rPr>
+          <w:rStyle w:val="VerbatimChar"/>
+        </w:rPr>
+        <w:t xml:space="preserve">NOT_SUBSTITUTABLE</w:t>
+      </w:r>
+      <w:r>
+        <w:t xml:space="preserve"> </w:t>
+      </w:r>
+      <w:r>
+        <w:t xml:space="preserve">flag instead — nobody checked that the designation</w:t>
+      </w:r>
+      <w:r>
+        <w:t xml:space="preserve"> </w:t>
+      </w:r>
+      <w:r>
+        <w:t xml:space="preserve">exists.</w:t>
+      </w:r>
+    </w:p>
+    <w:p>
+      <w:pPr>
+        <w:pStyle w:val="BodyText"/>
+      </w:pPr>
+      <w:r>
+        <w:t xml:space="preserve">One refinement to AVL-EEG-017 §1.4.1, which is</w:t>
+      </w:r>
+      <w:r>
+        <w:t xml:space="preserve"> </w:t>
+      </w:r>
+      <w:r>
+        <w:rPr>
+          <w:b/>
+          <w:bCs/>
+        </w:rPr>
+        <w:t xml:space="preserve">not amended here</w:t>
+      </w:r>
+      <w:r>
+        <w:t xml:space="preserve">: it describes the two</w:t>
+      </w:r>
+      <w:r>
+        <w:t xml:space="preserve"> </w:t>
+      </w:r>
+      <w:r>
+        <w:t xml:space="preserve">strings as</w:t>
+      </w:r>
+      <w:r>
+        <w:t xml:space="preserve"> </w:t>
+      </w:r>
+      <w:r>
+        <w:t xml:space="preserve">“cable and panel parts”</w:t>
+      </w:r>
+      <w:r>
+        <w:t xml:space="preserve">. On the fetched catalogues they are</w:t>
+      </w:r>
+      <w:r>
+        <w:t xml:space="preserve"> </w:t>
+      </w:r>
+      <w:r>
+        <w:rPr>
+          <w:b/>
+          <w:bCs/>
+        </w:rPr>
+        <w:t xml:space="preserve">not Stäubli</w:t>
+      </w:r>
+      <w:r>
+        <w:rPr>
+          <w:b/>
+          <w:bCs/>
+        </w:rPr>
+        <w:t xml:space="preserve"> </w:t>
+      </w:r>
+      <w:r>
+        <w:rPr>
+          <w:b/>
+          <w:bCs/>
+        </w:rPr>
+        <w:t xml:space="preserve">designations of any kind</w:t>
+      </w:r>
+      <w:r>
+        <w:t xml:space="preserve">. Its conclusion — no qualified vendor, sample required — stands.</w:t>
+      </w:r>
+    </w:p>
+    <w:bookmarkEnd w:id="66"/>
+    <w:bookmarkStart w:id="67" w:name="X16bc8463f5e0910d6045d69b1d8dacaa147a9c3"/>
+    <w:p>
+      <w:pPr>
+        <w:pStyle w:val="Heading4"/>
+      </w:pPr>
+      <w:r>
+        <w:t xml:space="preserve">The finding that is urgent because of timing, not severity</w:t>
+      </w:r>
+    </w:p>
+    <w:p>
+      <w:pPr>
+        <w:pStyle w:val="FirstParagraph"/>
+      </w:pPr>
+      <w:r>
+        <w:rPr>
+          <w:b/>
+          <w:bCs/>
+        </w:rPr>
+        <w:t xml:space="preserve">No verified candidate meets the requirement, and the reason is structural.</w:t>
+      </w:r>
+      <w:r>
+        <w:t xml:space="preserve"> </w:t>
+      </w:r>
+      <w:r>
+        <w:t xml:space="preserve">Stäubli’s</w:t>
+      </w:r>
+      <w:r>
+        <w:t xml:space="preserve"> </w:t>
+      </w:r>
+      <w:r>
+        <w:t xml:space="preserve">medical catalogue, searched in full as fetched text, contains</w:t>
+      </w:r>
+      <w:r>
+        <w:t xml:space="preserve"> </w:t>
+      </w:r>
+      <w:r>
+        <w:rPr>
+          <w:b/>
+          <w:bCs/>
+        </w:rPr>
+        <w:t xml:space="preserve">no occurrence of</w:t>
+      </w:r>
+      <w:r>
+        <w:rPr>
+          <w:b/>
+          <w:bCs/>
+        </w:rPr>
+        <w:t xml:space="preserve"> </w:t>
+      </w:r>
+      <w:r>
+        <w:rPr>
+          <w:b/>
+          <w:bCs/>
+        </w:rPr>
+        <w:t xml:space="preserve">“PCB”</w:t>
+      </w:r>
+      <w:r>
+        <w:rPr>
+          <w:b/>
+          <w:bCs/>
+        </w:rPr>
+        <w:t xml:space="preserve">,</w:t>
+      </w:r>
+      <w:r>
+        <w:rPr>
+          <w:b/>
+          <w:bCs/>
+        </w:rPr>
+        <w:t xml:space="preserve"> </w:t>
+      </w:r>
+      <w:r>
+        <w:rPr>
+          <w:b/>
+          <w:bCs/>
+        </w:rPr>
+        <w:t xml:space="preserve">“printed circuit”</w:t>
+      </w:r>
+      <w:r>
+        <w:rPr>
+          <w:b/>
+          <w:bCs/>
+        </w:rPr>
+        <w:t xml:space="preserve">,</w:t>
+      </w:r>
+      <w:r>
+        <w:rPr>
+          <w:b/>
+          <w:bCs/>
+        </w:rPr>
+        <w:t xml:space="preserve"> </w:t>
+      </w:r>
+      <w:r>
+        <w:rPr>
+          <w:b/>
+          <w:bCs/>
+        </w:rPr>
+        <w:t xml:space="preserve">“solder pin”</w:t>
+      </w:r>
+      <w:r>
+        <w:rPr>
+          <w:b/>
+          <w:bCs/>
+        </w:rPr>
+        <w:t xml:space="preserve">,</w:t>
+      </w:r>
+      <w:r>
+        <w:rPr>
+          <w:b/>
+          <w:bCs/>
+        </w:rPr>
+        <w:t xml:space="preserve"> </w:t>
+      </w:r>
+      <w:r>
+        <w:rPr>
+          <w:b/>
+          <w:bCs/>
+        </w:rPr>
+        <w:t xml:space="preserve">“through-hole”</w:t>
+      </w:r>
+      <w:r>
+        <w:rPr>
+          <w:b/>
+          <w:bCs/>
+        </w:rPr>
+        <w:t xml:space="preserve"> </w:t>
+      </w:r>
+      <w:r>
+        <w:rPr>
+          <w:b/>
+          <w:bCs/>
+        </w:rPr>
+        <w:t xml:space="preserve">or</w:t>
+      </w:r>
+      <w:r>
+        <w:rPr>
+          <w:b/>
+          <w:bCs/>
+        </w:rPr>
+        <w:t xml:space="preserve"> </w:t>
+      </w:r>
+      <w:r>
+        <w:rPr>
+          <w:b/>
+          <w:bCs/>
+        </w:rPr>
+        <w:t xml:space="preserve">“board mount”</w:t>
+      </w:r>
+      <w:r>
+        <w:rPr>
+          <w:b/>
+          <w:bCs/>
+        </w:rPr>
+        <w:t xml:space="preserve"> </w:t>
+      </w:r>
+      <w:r>
+        <w:rPr>
+          <w:b/>
+          <w:bCs/>
+        </w:rPr>
+        <w:t xml:space="preserve">anywhere</w:t>
+      </w:r>
+      <w:r>
+        <w:t xml:space="preserve">. Every 1.5 mm</w:t>
+      </w:r>
+      <w:r>
+        <w:t xml:space="preserve"> </w:t>
+      </w:r>
+      <w:r>
+        <w:t xml:space="preserve">DIN 42802 part any manufacturer was found to publish is a</w:t>
+      </w:r>
+      <w:r>
+        <w:t xml:space="preserve"> </w:t>
+      </w:r>
+      <w:r>
+        <w:rPr>
+          <w:b/>
+          <w:bCs/>
+        </w:rPr>
+        <w:t xml:space="preserve">panel</w:t>
+      </w:r>
+      <w:r>
+        <w:t xml:space="preserve"> </w:t>
+      </w:r>
+      <w:r>
+        <w:t xml:space="preserve">part or a</w:t>
+      </w:r>
+      <w:r>
+        <w:t xml:space="preserve"> </w:t>
+      </w:r>
+      <w:r>
+        <w:rPr>
+          <w:b/>
+          <w:bCs/>
+        </w:rPr>
+        <w:t xml:space="preserve">cable</w:t>
+      </w:r>
+      <w:r>
+        <w:t xml:space="preserve"> </w:t>
+      </w:r>
+      <w:r>
+        <w:t xml:space="preserve">part.</w:t>
+      </w:r>
+      <w:r>
+        <w:t xml:space="preserve"> </w:t>
+      </w:r>
+      <w:r>
+        <w:t xml:space="preserve">The carrier footprint</w:t>
+      </w:r>
+      <w:r>
+        <w:t xml:space="preserve"> </w:t>
+      </w:r>
+      <w:r>
+        <w:rPr>
+          <w:rStyle w:val="VerbatimChar"/>
+        </w:rPr>
+        <w:t xml:space="preserve">DIN42802_1p5mm_Socket</w:t>
+      </w:r>
+      <w:r>
+        <w:t xml:space="preserve"> </w:t>
+      </w:r>
+      <w:r>
+        <w:t xml:space="preserve">is a</w:t>
+      </w:r>
+      <w:r>
+        <w:t xml:space="preserve"> </w:t>
+      </w:r>
+      <w:r>
+        <w:rPr>
+          <w:b/>
+          <w:bCs/>
+        </w:rPr>
+        <w:t xml:space="preserve">PCB</w:t>
+      </w:r>
+      <w:r>
+        <w:t xml:space="preserve"> </w:t>
+      </w:r>
+      <w:r>
+        <w:t xml:space="preserve">part, and</w:t>
+      </w:r>
+      <w:r>
+        <w:t xml:space="preserve"> </w:t>
+      </w:r>
+      <w:r>
+        <w:rPr>
+          <w:rStyle w:val="VerbatimChar"/>
+        </w:rPr>
+        <w:t xml:space="preserve">fplib.py</w:t>
+      </w:r>
+      <w:r>
+        <w:t xml:space="preserve">’s own docstring</w:t>
+      </w:r>
+      <w:r>
+        <w:t xml:space="preserve"> </w:t>
+      </w:r>
+      <w:r>
+        <w:t xml:space="preserve">calls it a</w:t>
+      </w:r>
+      <w:r>
+        <w:t xml:space="preserve"> </w:t>
+      </w:r>
+      <w:r>
+        <w:t xml:space="preserve">“panel socket,</w:t>
+      </w:r>
+      <w:r>
+        <w:t xml:space="preserve"> </w:t>
+      </w:r>
+      <w:r>
+        <w:rPr>
+          <w:b/>
+          <w:bCs/>
+        </w:rPr>
+        <w:t xml:space="preserve">PCB-mount version</w:t>
+      </w:r>
+      <w:r>
+        <w:t xml:space="preserve">”</w:t>
+      </w:r>
+      <w:r>
+        <w:t xml:space="preserve">.</w:t>
+      </w:r>
+    </w:p>
+    <w:p>
+      <w:pPr>
+        <w:pStyle w:val="BodyText"/>
+      </w:pPr>
+      <w:r>
+        <w:t xml:space="preserve">AVL-EEG-017 §3 already names the fallback:</w:t>
+      </w:r>
+      <w:r>
+        <w:t xml:space="preserve"> </w:t>
+      </w:r>
+      <w:r>
+        <w:t xml:space="preserve">“a panel-mount socket on a flying lead into a 1×3</w:t>
+      </w:r>
+      <w:r>
+        <w:t xml:space="preserve"> </w:t>
+      </w:r>
+      <w:r>
+        <w:t xml:space="preserve">header,</w:t>
+      </w:r>
+      <w:r>
+        <w:t xml:space="preserve"> </w:t>
+      </w:r>
+      <w:r>
+        <w:rPr>
+          <w:b/>
+          <w:bCs/>
+        </w:rPr>
+        <w:t xml:space="preserve">which moves the part off the carrier footprint entirely</w:t>
+      </w:r>
+      <w:r>
+        <w:t xml:space="preserve">”</w:t>
+      </w:r>
+      <w:r>
+        <w:t xml:space="preserve">.</w:t>
+      </w:r>
+    </w:p>
+    <w:p>
+      <w:pPr>
+        <w:pStyle w:val="BodyText"/>
+      </w:pPr>
+      <w:r>
+        <w:rPr>
+          <w:b/>
+          <w:bCs/>
+        </w:rPr>
+        <w:t xml:space="preserve">That is a placement change, and the Rev C layout desk has not started.</w:t>
+      </w:r>
+      <w:r>
+        <w:t xml:space="preserve"> </w:t>
+      </w:r>
+      <w:r>
+        <w:t xml:space="preserve">Three 9.8 × 7.8 mm</w:t>
+      </w:r>
+      <w:r>
+        <w:t xml:space="preserve"> </w:t>
+      </w:r>
+      <w:r>
+        <w:t xml:space="preserve">bodies and nine holes sit in the analogue zone under the tightest clearance rule on the board.</w:t>
+      </w:r>
+      <w:r>
+        <w:t xml:space="preserve"> </w:t>
+      </w:r>
+      <w:r>
+        <w:t xml:space="preserve">Taken now it is an edit to</w:t>
+      </w:r>
+      <w:r>
+        <w:t xml:space="preserve"> </w:t>
+      </w:r>
+      <w:r>
+        <w:rPr>
+          <w:rStyle w:val="VerbatimChar"/>
+        </w:rPr>
+        <w:t xml:space="preserve">design.py</w:t>
+      </w:r>
+      <w:r>
+        <w:t xml:space="preserve"> </w:t>
+      </w:r>
+      <w:r>
+        <w:t xml:space="preserve">and a re-emission. Taken after placement, the 15-day</w:t>
+      </w:r>
+      <w:r>
+        <w:t xml:space="preserve"> </w:t>
+      </w:r>
+      <w:r>
+        <w:t xml:space="preserve">layout leg is paid twice.</w:t>
+      </w:r>
+      <w:r>
+        <w:t xml:space="preserve"> </w:t>
+      </w:r>
+      <w:r>
+        <w:rPr>
+          <w:b/>
+          <w:bCs/>
+        </w:rPr>
+        <w:t xml:space="preserve">The recommendation — stated as a recommendation — is to settle</w:t>
+      </w:r>
+      <w:r>
+        <w:rPr>
+          <w:b/>
+          <w:bCs/>
+        </w:rPr>
+        <w:t xml:space="preserve"> </w:t>
+      </w:r>
+      <w:r>
+        <w:rPr>
+          <w:b/>
+          <w:bCs/>
+        </w:rPr>
+        <w:t xml:space="preserve">whether these are board- or panel-mounted before the layout desk is released to place, even</w:t>
+      </w:r>
+      <w:r>
+        <w:rPr>
+          <w:b/>
+          <w:bCs/>
+        </w:rPr>
+        <w:t xml:space="preserve"> </w:t>
+      </w:r>
+      <w:r>
+        <w:rPr>
+          <w:b/>
+          <w:bCs/>
+        </w:rPr>
+        <w:t xml:space="preserve">if the part itself is not chosen by then.</w:t>
+      </w:r>
+    </w:p>
+    <w:bookmarkEnd w:id="67"/>
+    <w:bookmarkStart w:id="68" w:name="a-claim-withdrawn"/>
+    <w:p>
+      <w:pPr>
+        <w:pStyle w:val="Heading4"/>
+      </w:pPr>
+      <w:r>
+        <w:t xml:space="preserve">A claim withdrawn</w:t>
+      </w:r>
+    </w:p>
+    <w:p>
+      <w:pPr>
+        <w:pStyle w:val="FirstParagraph"/>
+      </w:pPr>
+      <w:r>
+        <w:t xml:space="preserve">ECO-EEG-035 recorded that</w:t>
+      </w:r>
+      <w:r>
+        <w:t xml:space="preserve"> </w:t>
+      </w:r>
+      <w:r>
+        <w:t xml:space="preserve">“a plug and a pin cannot both be right”</w:t>
+      </w:r>
+      <w:r>
+        <w:t xml:space="preserve">.</w:t>
+      </w:r>
+      <w:r>
+        <w:t xml:space="preserve"> </w:t>
+      </w:r>
+      <w:r>
+        <w:rPr>
+          <w:b/>
+          <w:bCs/>
+        </w:rPr>
+        <w:t xml:space="preserve">That was over-called and</w:t>
+      </w:r>
+      <w:r>
+        <w:rPr>
+          <w:b/>
+          <w:bCs/>
+        </w:rPr>
+        <w:t xml:space="preserve"> </w:t>
+      </w:r>
+      <w:r>
+        <w:rPr>
+          <w:b/>
+          <w:bCs/>
+        </w:rPr>
+        <w:t xml:space="preserve">is withdrawn.</w:t>
+      </w:r>
+      <w:r>
+        <w:t xml:space="preserve"> </w:t>
+      </w:r>
+      <w:r>
+        <w:t xml:space="preserve">In DIN 42802 trade usage the lead-end part is a</w:t>
+      </w:r>
+      <w:r>
+        <w:t xml:space="preserve"> </w:t>
+      </w:r>
+      <w:r>
+        <w:rPr>
+          <w:i/>
+          <w:iCs/>
+        </w:rPr>
+        <w:t xml:space="preserve">touch-proof plug</w:t>
+      </w:r>
+      <w:r>
+        <w:t xml:space="preserve"> </w:t>
+      </w:r>
+      <w:r>
+        <w:t xml:space="preserve">and is</w:t>
+      </w:r>
+      <w:r>
+        <w:t xml:space="preserve"> </w:t>
+      </w:r>
+      <w:r>
+        <w:rPr>
+          <w:b/>
+          <w:bCs/>
+        </w:rPr>
+        <w:t xml:space="preserve">electrically female</w:t>
+      </w:r>
+      <w:r>
+        <w:t xml:space="preserve">; the instrument end is an</w:t>
+      </w:r>
+      <w:r>
+        <w:t xml:space="preserve"> </w:t>
+      </w:r>
+      <w:r>
+        <w:rPr>
+          <w:i/>
+          <w:iCs/>
+        </w:rPr>
+        <w:t xml:space="preserve">input socket</w:t>
+      </w:r>
+      <w:r>
+        <w:t xml:space="preserve"> </w:t>
+      </w:r>
+      <w:r>
+        <w:t xml:space="preserve">carrying a</w:t>
+      </w:r>
+      <w:r>
+        <w:t xml:space="preserve"> </w:t>
+      </w:r>
+      <w:r>
+        <w:rPr>
+          <w:b/>
+          <w:bCs/>
+        </w:rPr>
+        <w:t xml:space="preserve">recessed male</w:t>
+      </w:r>
+      <w:r>
+        <w:rPr>
+          <w:b/>
+          <w:bCs/>
+        </w:rPr>
+        <w:t xml:space="preserve"> </w:t>
+      </w:r>
+      <w:r>
+        <w:rPr>
+          <w:b/>
+          <w:bCs/>
+        </w:rPr>
+        <w:t xml:space="preserve">pin</w:t>
+      </w:r>
+      <w:r>
+        <w:t xml:space="preserve">. Two independent manufacturers state it, and Stäubli’s product shapes agree. The</w:t>
+      </w:r>
+      <w:r>
+        <w:t xml:space="preserve"> </w:t>
+      </w:r>
+      <w:r>
+        <w:t xml:space="preserve">package’s naming is therefore consistent, not contradictory.</w:t>
+      </w:r>
+    </w:p>
+    <w:p>
+      <w:pPr>
+        <w:pStyle w:val="BodyText"/>
+      </w:pPr>
+      <w:r>
+        <w:t xml:space="preserve">What is genuinely open is</w:t>
+      </w:r>
+      <w:r>
+        <w:t xml:space="preserve"> </w:t>
+      </w:r>
+      <w:r>
+        <w:rPr>
+          <w:b/>
+          <w:bCs/>
+        </w:rPr>
+        <w:t xml:space="preserve">SR-13</w:t>
+      </w:r>
+      <w:r>
+        <w:t xml:space="preserve">: the convention is read from vendor documentation, not</w:t>
+      </w:r>
+      <w:r>
+        <w:t xml:space="preserve"> </w:t>
+      </w:r>
+      <w:r>
+        <w:t xml:space="preserve">from DIN 42802 or IEC 60601-1, neither of which this programme holds; and</w:t>
+      </w:r>
+      <w:r>
+        <w:t xml:space="preserve"> </w:t>
+      </w:r>
+      <w:r>
+        <w:rPr>
+          <w:rStyle w:val="VerbatimChar"/>
+        </w:rPr>
+        <w:t xml:space="preserve">WH-EEG-008</w:t>
+      </w:r>
+      <w:r>
+        <w:t xml:space="preserve"> </w:t>
+      </w:r>
+      <w:r>
+        <w:t xml:space="preserve">§3.1.2.1 calls the lead-end parts</w:t>
+      </w:r>
+      <w:r>
+        <w:t xml:space="preserve"> </w:t>
+      </w:r>
+      <w:r>
+        <w:t xml:space="preserve">“</w:t>
+      </w:r>
+      <w:r>
+        <w:rPr>
+          <w:b/>
+          <w:bCs/>
+        </w:rPr>
+        <w:t xml:space="preserve">male</w:t>
+      </w:r>
+      <w:r>
+        <w:t xml:space="preserve"> </w:t>
+      </w:r>
+      <w:r>
+        <w:t xml:space="preserve">plugs”</w:t>
+      </w:r>
+      <w:r>
+        <w:t xml:space="preserve"> </w:t>
+      </w:r>
+      <w:r>
+        <w:t xml:space="preserve">where those manufacturers call the same part</w:t>
+      </w:r>
+      <w:r>
+        <w:t xml:space="preserve"> </w:t>
+      </w:r>
+      <w:r>
+        <w:t xml:space="preserve">female. Under one reading that is a wording correction; under the other it is a patient-safety</w:t>
+      </w:r>
+      <w:r>
+        <w:t xml:space="preserve"> </w:t>
+      </w:r>
+      <w:r>
+        <w:t xml:space="preserve">concern.</w:t>
+      </w:r>
+      <w:r>
+        <w:t xml:space="preserve"> </w:t>
+      </w:r>
+      <w:r>
+        <w:rPr>
+          <w:b/>
+          <w:bCs/>
+        </w:rPr>
+        <w:t xml:space="preserve">It is not corrected here, because correcting it presumes the answer.</w:t>
+      </w:r>
+    </w:p>
+    <w:bookmarkEnd w:id="68"/>
+    <w:bookmarkStart w:id="69" w:name="X83335d2472627c1846e7acd339c792e039c2639"/>
+    <w:p>
+      <w:pPr>
+        <w:pStyle w:val="Heading4"/>
+      </w:pPr>
+      <w:r>
+        <w:t xml:space="preserve">The IPC reading stays asserted, deliberately</w:t>
+      </w:r>
+    </w:p>
+    <w:p>
+      <w:pPr>
+        <w:pStyle w:val="FirstParagraph"/>
+      </w:pPr>
+      <w:r>
+        <w:t xml:space="preserve">A copy of IPC-6012 is</w:t>
+      </w:r>
+      <w:r>
+        <w:t xml:space="preserve"> </w:t>
+      </w:r>
+      <w:r>
+        <w:rPr>
+          <w:b/>
+          <w:bCs/>
+        </w:rPr>
+        <w:t xml:space="preserve">not available</w:t>
+      </w:r>
+      <w:r>
+        <w:t xml:space="preserve"> </w:t>
+      </w:r>
+      <w:r>
+        <w:t xml:space="preserve">— paywalled, and held nowhere in this repository. The</w:t>
+      </w:r>
+      <w:r>
+        <w:t xml:space="preserve"> </w:t>
+      </w:r>
+      <w:r>
+        <w:t xml:space="preserve">reading that the internal annular ring is measured to the</w:t>
+      </w:r>
+      <w:r>
+        <w:t xml:space="preserve"> </w:t>
+      </w:r>
+      <w:r>
+        <w:rPr>
+          <w:b/>
+          <w:bCs/>
+        </w:rPr>
+        <w:t xml:space="preserve">drilled</w:t>
+      </w:r>
+      <w:r>
+        <w:t xml:space="preserve"> </w:t>
+      </w:r>
+      <w:r>
+        <w:t xml:space="preserve">hole therefore</w:t>
+      </w:r>
+      <w:r>
+        <w:t xml:space="preserve"> </w:t>
+      </w:r>
+      <w:r>
+        <w:rPr>
+          <w:b/>
+          <w:bCs/>
+        </w:rPr>
+        <w:t xml:space="preserve">stays</w:t>
+      </w:r>
+      <w:r>
+        <w:rPr>
+          <w:b/>
+          <w:bCs/>
+        </w:rPr>
+        <w:t xml:space="preserve"> </w:t>
+      </w:r>
+      <w:r>
+        <w:rPr>
+          <w:b/>
+          <w:bCs/>
+        </w:rPr>
+        <w:t xml:space="preserve">marked asserted</w:t>
+      </w:r>
+      <w:r>
+        <w:t xml:space="preserve"> </w:t>
+      </w:r>
+      <w:r>
+        <w:t xml:space="preserve">and has</w:t>
+      </w:r>
+      <w:r>
+        <w:t xml:space="preserve"> </w:t>
+      </w:r>
+      <w:r>
+        <w:rPr>
+          <w:b/>
+          <w:bCs/>
+        </w:rPr>
+        <w:t xml:space="preserve">not</w:t>
+      </w:r>
+      <w:r>
+        <w:t xml:space="preserve"> </w:t>
+      </w:r>
+      <w:r>
+        <w:t xml:space="preserve">been upgraded by finding a secondary source that agrees.</w:t>
+      </w:r>
+    </w:p>
+    <w:bookmarkEnd w:id="69"/>
+    <w:bookmarkStart w:id="70" w:name="Xd6b301eb8fe2a956e84a7e0ec4b3409c282fbe2"/>
+    <w:p>
+      <w:pPr>
+        <w:pStyle w:val="Heading4"/>
+      </w:pPr>
+      <w:r>
+        <w:t xml:space="preserve">WP-F — what was stated to manufacturers, and what supersedes it</w:t>
+      </w:r>
+    </w:p>
+    <w:p>
+      <w:pPr>
+        <w:pStyle w:val="FirstParagraph"/>
+      </w:pPr>
+      <w:r>
+        <w:t xml:space="preserve">Recorded here so that a vendor receiving a correction can see it logged in the same register</w:t>
+      </w:r>
+      <w:r>
+        <w:t xml:space="preserve"> </w:t>
+      </w:r>
+      <w:r>
+        <w:t xml:space="preserve">that governs everything else they have been given.</w:t>
+      </w:r>
+    </w:p>
+    <w:tbl>
+      <w:tblPr>
+        <w:tblStyle w:val="Table"/>
+        <w:tblW w:w="5000" w:type="pct"/>
+        <w:tblLayout w:type="autofit"/>
+        <w:tblLook w:firstRow="1" w:lastRow="0" w:firstColumn="0" w:lastColumn="0" w:noHBand="0" w:noVBand="0" w:val="0020"/>
+      </w:tblPr>
+      <w:tblGrid>
+        <w:gridCol w:w="2031"/>
+        <w:gridCol w:w="1848"/>
+        <w:gridCol w:w="1567"/>
+        <w:gridCol w:w="1895"/>
+        <w:gridCol w:w="2070"/>
+      </w:tblGrid>
+      <w:tr>
+        <w:trPr>
+          <w:cantSplit/>
+          <w:tblHeader/>
+        </w:trPr>
+        <w:tc>
+          <w:tcPr>
+            <w:tcW w:w="2031" w:type="dxa"/>
+          </w:tcPr>
+          <w:p>
+            <w:pPr>
+              <w:pStyle w:val="Compact"/>
+            </w:pPr>
+            <w:r>
+              <w:t xml:space="preserve">Stated</w:t>
+            </w:r>
+          </w:p>
+        </w:tc>
+        <w:tc>
+          <w:tcPr>
+            <w:tcW w:w="1848" w:type="dxa"/>
+          </w:tcPr>
+          <w:p>
+            <w:pPr>
+              <w:pStyle w:val="Compact"/>
+            </w:pPr>
+            <w:r>
+              <w:t xml:space="preserve">To whom</w:t>
+            </w:r>
+          </w:p>
+        </w:tc>
+        <w:tc>
+          <w:tcPr>
+            <w:tcW w:w="1567" w:type="dxa"/>
+          </w:tcPr>
+          <w:p>
+            <w:pPr>
+              <w:pStyle w:val="Compact"/>
+            </w:pPr>
+            <w:r>
+              <w:t xml:space="preserve">When</w:t>
+            </w:r>
+          </w:p>
+        </w:tc>
+        <w:tc>
+          <w:tcPr>
+            <w:tcW w:w="1895" w:type="dxa"/>
+          </w:tcPr>
+          <w:p>
+            <w:pPr>
+              <w:pStyle w:val="Compact"/>
+            </w:pPr>
+            <w:r>
+              <w:t xml:space="preserve">Evidence</w:t>
+            </w:r>
+          </w:p>
+        </w:tc>
+        <w:tc>
+          <w:tcPr>
+            <w:tcW w:w="2070" w:type="dxa"/>
+          </w:tcPr>
+          <w:p>
+            <w:pPr>
+              <w:pStyle w:val="Compact"/>
+            </w:pPr>
+            <w:r>
+              <w:t xml:space="preserve">Superseded by</w:t>
+            </w:r>
+          </w:p>
+        </w:tc>
+      </w:tr>
+      <w:tr>
+        <w:trPr>
+          <w:cantSplit/>
+        </w:trPr>
+        <w:tc>
+          <w:tcPr>
+            <w:tcW w:w="2031" w:type="dxa"/>
+          </w:tcPr>
+          <w:p>
+            <w:pPr>
+              <w:pStyle w:val="Compact"/>
+            </w:pPr>
+            <w:r>
+              <w:rPr>
+                <w:i/>
+                <w:iCs/>
+              </w:rPr>
+              <w:t xml:space="preserve">“J15, J16 and J17</w:t>
+            </w:r>
+            <w:r>
+              <w:rPr>
+                <w:i/>
+                <w:iCs/>
+              </w:rPr>
+              <w:t xml:space="preserve"> </w:t>
+            </w:r>
+            <w:r>
+              <w:rPr>
+                <w:b/>
+                <w:bCs/>
+                <w:i/>
+                <w:iCs/>
+              </w:rPr>
+              <w:t xml:space="preserve">are</w:t>
+            </w:r>
+            <w:r>
+              <w:rPr>
+                <w:i/>
+                <w:iCs/>
+              </w:rPr>
+              <w:t xml:space="preserve"> </w:t>
+            </w:r>
+            <w:r>
+              <w:rPr>
+                <w:i/>
+                <w:iCs/>
+              </w:rPr>
+              <w:t xml:space="preserve">Staubli SLB1,5-F / LB-I1,5 DIN 42802 1.5 mm touchproof sockets”</w:t>
+            </w:r>
+            <w:r>
+              <w:t xml:space="preserve">, with an offer to</w:t>
+            </w:r>
+            <w:r>
+              <w:t xml:space="preserve"> </w:t>
+            </w:r>
+            <w:r>
+              <w:rPr>
+                <w:b/>
+                <w:bCs/>
+              </w:rPr>
+              <w:t xml:space="preserve">supply them on consignment</w:t>
+            </w:r>
+            <w:r>
+              <w:t xml:space="preserve"> </w:t>
+            </w:r>
+            <w:r>
+              <w:t xml:space="preserve">if they could not be sourced</w:t>
+            </w:r>
+          </w:p>
+        </w:tc>
+        <w:tc>
+          <w:tcPr>
+            <w:tcW w:w="1848" w:type="dxa"/>
+          </w:tcPr>
+          <w:p>
+            <w:pPr>
+              <w:pStyle w:val="Compact"/>
+            </w:pPr>
+            <w:r>
+              <w:rPr>
+                <w:b/>
+                <w:bCs/>
+              </w:rPr>
+              <w:t xml:space="preserve">PCBCart</w:t>
+            </w:r>
+            <w:r>
+              <w:t xml:space="preserve">, ticket BSY-598327, quotations</w:t>
+            </w:r>
+            <w:r>
+              <w:t xml:space="preserve"> </w:t>
+            </w:r>
+            <w:r>
+              <w:rPr>
+                <w:b/>
+                <w:bCs/>
+              </w:rPr>
+              <w:t xml:space="preserve">20260909185</w:t>
+            </w:r>
+            <w:r>
+              <w:t xml:space="preserve"> </w:t>
+            </w:r>
+            <w:r>
+              <w:t xml:space="preserve">(EEG-CAR-01) and</w:t>
+            </w:r>
+            <w:r>
+              <w:t xml:space="preserve"> </w:t>
+            </w:r>
+            <w:r>
+              <w:rPr>
+                <w:b/>
+                <w:bCs/>
+              </w:rPr>
+              <w:t xml:space="preserve">20260909781</w:t>
+            </w:r>
+            <w:r>
+              <w:t xml:space="preserve"> </w:t>
+            </w:r>
+            <w:r>
+              <w:t xml:space="preserve">(WH-BUS-01)</w:t>
+            </w:r>
+          </w:p>
+        </w:tc>
+        <w:tc>
+          <w:tcPr>
+            <w:tcW w:w="1567" w:type="dxa"/>
+          </w:tcPr>
+          <w:p>
+            <w:pPr>
+              <w:pStyle w:val="Compact"/>
+            </w:pPr>
+            <w:r>
+              <w:rPr>
+                <w:b/>
+                <w:bCs/>
+              </w:rPr>
+              <w:t xml:space="preserve">9 September 2026</w:t>
+            </w:r>
+          </w:p>
+        </w:tc>
+        <w:tc>
+          <w:tcPr>
+            <w:tcW w:w="1895" w:type="dxa"/>
+          </w:tcPr>
+          <w:p>
+            <w:pPr>
+              <w:pStyle w:val="Compact"/>
+            </w:pPr>
+            <w:r>
+              <w:rPr>
+                <w:rStyle w:val="VerbatimChar"/>
+              </w:rPr>
+              <w:t xml:space="preserve">dist/rfq/pcbcart/EEG-CAR-01/README_for_bidder.txt</w:t>
+            </w:r>
+            <w:r>
+              <w:t xml:space="preserve"> </w:t>
+            </w:r>
+            <w:r>
+              <w:t xml:space="preserve">note 5;</w:t>
+            </w:r>
+            <w:r>
+              <w:t xml:space="preserve"> </w:t>
+            </w:r>
+            <w:r>
+              <w:rPr>
+                <w:rStyle w:val="VerbatimChar"/>
+              </w:rPr>
+              <w:t xml:space="preserve">records/vendor_submissions/PCBCART_BSY-598327.md</w:t>
+            </w:r>
+          </w:p>
+        </w:tc>
+        <w:tc>
+          <w:tcPr>
+            <w:tcW w:w="2070" w:type="dxa"/>
+          </w:tcPr>
+          <w:p>
+            <w:pPr>
+              <w:pStyle w:val="Compact"/>
+            </w:pPr>
+            <w:r>
+              <w:t xml:space="preserve">This entry. The part cannot be identified, so</w:t>
+            </w:r>
+            <w:r>
+              <w:t xml:space="preserve"> </w:t>
+            </w:r>
+            <w:r>
+              <w:rPr>
+                <w:b/>
+                <w:bCs/>
+              </w:rPr>
+              <w:t xml:space="preserve">the consignment offer cannot be honoured as written</w:t>
+            </w:r>
+            <w:r>
+              <w:t xml:space="preserve">.</w:t>
+            </w:r>
+            <w:r>
+              <w:t xml:space="preserve"> </w:t>
+            </w:r>
+            <w:r>
+              <w:t xml:space="preserve">“Non-substitutable”</w:t>
+            </w:r>
+            <w:r>
+              <w:t xml:space="preserve"> </w:t>
+            </w:r>
+            <w:r>
+              <w:t xml:space="preserve">stands and is correct</w:t>
+            </w:r>
+          </w:p>
+        </w:tc>
+      </w:tr>
+      <w:tr>
+        <w:trPr>
+          <w:cantSplit/>
+        </w:trPr>
+        <w:tc>
+          <w:tcPr>
+            <w:tcW w:w="2031" w:type="dxa"/>
+          </w:tcPr>
+          <w:p>
+            <w:pPr>
+              <w:pStyle w:val="Compact"/>
+            </w:pPr>
+            <w:r>
+              <w:t xml:space="preserve">The Stäubli part described as genuine and non-substitutable</w:t>
+            </w:r>
+          </w:p>
+        </w:tc>
+        <w:tc>
+          <w:tcPr>
+            <w:tcW w:w="1848" w:type="dxa"/>
+          </w:tcPr>
+          <w:p>
+            <w:pPr>
+              <w:pStyle w:val="Compact"/>
+            </w:pPr>
+            <w:r>
+              <w:rPr>
+                <w:b/>
+                <w:bCs/>
+              </w:rPr>
+              <w:t xml:space="preserve">three manufacturers</w:t>
+            </w:r>
+            <w:r>
+              <w:t xml:space="preserve">, per the brief that raised this change</w:t>
+            </w:r>
+          </w:p>
+        </w:tc>
+        <w:tc>
+          <w:tcPr>
+            <w:tcW w:w="1567" w:type="dxa"/>
+          </w:tcPr>
+          <w:p>
+            <w:pPr>
+              <w:pStyle w:val="Compact"/>
+            </w:pPr>
+            <w:r>
+              <w:rPr>
+                <w:b/>
+                <w:bCs/>
+              </w:rPr>
+              <w:t xml:space="preserve">not evidenced in this repository</w:t>
+            </w:r>
+          </w:p>
+        </w:tc>
+        <w:tc>
+          <w:tcPr>
+            <w:tcW w:w="1895" w:type="dxa"/>
+          </w:tcPr>
+          <w:p>
+            <w:pPr>
+              <w:pStyle w:val="Compact"/>
+            </w:pPr>
+            <w:r>
+              <w:t xml:space="preserve">—</w:t>
+            </w:r>
+          </w:p>
+        </w:tc>
+        <w:tc>
+          <w:tcPr>
+            <w:tcW w:w="2070" w:type="dxa"/>
+          </w:tcPr>
+          <w:p>
+            <w:pPr>
+              <w:pStyle w:val="Compact"/>
+            </w:pPr>
+            <w:r>
+              <w:t xml:space="preserve">This entry. The identity of the three and the dates are</w:t>
+            </w:r>
+            <w:r>
+              <w:t xml:space="preserve"> </w:t>
+            </w:r>
+            <w:r>
+              <w:rPr>
+                <w:b/>
+                <w:bCs/>
+              </w:rPr>
+              <w:t xml:space="preserve">not recorded here because they are not held here</w:t>
+            </w:r>
+            <w:r>
+              <w:t xml:space="preserve">; they are in the correspondence and should be added by whoever holds it</w:t>
+            </w:r>
+          </w:p>
+        </w:tc>
+      </w:tr>
+      <w:tr>
+        <w:trPr>
+          <w:cantSplit/>
+        </w:trPr>
+        <w:tc>
+          <w:tcPr>
+            <w:tcW w:w="2031" w:type="dxa"/>
+          </w:tcPr>
+          <w:p>
+            <w:pPr>
+              <w:pStyle w:val="Compact"/>
+            </w:pPr>
+            <w:r>
+              <w:t xml:space="preserve">Internal annular ring budget</w:t>
+            </w:r>
+            <w:r>
+              <w:t xml:space="preserve"> </w:t>
+            </w:r>
+            <w:r>
+              <w:rPr>
+                <w:b/>
+                <w:bCs/>
+              </w:rPr>
+              <w:t xml:space="preserve">0.125 mm</w:t>
+            </w:r>
+          </w:p>
+        </w:tc>
+        <w:tc>
+          <w:tcPr>
+            <w:tcW w:w="1848" w:type="dxa"/>
+          </w:tcPr>
+          <w:p>
+            <w:pPr>
+              <w:pStyle w:val="Compact"/>
+            </w:pPr>
+            <w:r>
+              <w:rPr>
+                <w:b/>
+                <w:bCs/>
+              </w:rPr>
+              <w:t xml:space="preserve">three manufacturers</w:t>
+            </w:r>
+            <w:r>
+              <w:t xml:space="preserve">, per the brief</w:t>
+            </w:r>
+          </w:p>
+        </w:tc>
+        <w:tc>
+          <w:tcPr>
+            <w:tcW w:w="1567" w:type="dxa"/>
+          </w:tcPr>
+          <w:p>
+            <w:pPr>
+              <w:pStyle w:val="Compact"/>
+            </w:pPr>
+            <w:r>
+              <w:rPr>
+                <w:b/>
+                <w:bCs/>
+              </w:rPr>
+              <w:t xml:space="preserve">not evidenced in this repository</w:t>
+            </w:r>
+          </w:p>
+        </w:tc>
+        <w:tc>
+          <w:tcPr>
+            <w:tcW w:w="1895" w:type="dxa"/>
+          </w:tcPr>
+          <w:p>
+            <w:pPr>
+              <w:pStyle w:val="Compact"/>
+            </w:pPr>
+            <w:r>
+              <w:t xml:space="preserve">—</w:t>
+            </w:r>
+          </w:p>
+        </w:tc>
+        <w:tc>
+          <w:tcPr>
+            <w:tcW w:w="2070" w:type="dxa"/>
+          </w:tcPr>
+          <w:p>
+            <w:pPr>
+              <w:pStyle w:val="Compact"/>
+            </w:pPr>
+            <w:r>
+              <w:rPr>
+                <w:rStyle w:val="VerbatimChar"/>
+              </w:rPr>
+              <w:t xml:space="preserve">reports/DECISION_internal_annular_ring.md</w:t>
+            </w:r>
+            <w:r>
+              <w:t xml:space="preserve"> </w:t>
+            </w:r>
+            <w:r>
+              <w:t xml:space="preserve">§3.2 and §3.6: the figure is derived from the finished hole and is</w:t>
+            </w:r>
+            <w:r>
+              <w:t xml:space="preserve"> </w:t>
+            </w:r>
+            <w:r>
+              <w:rPr>
+                <w:b/>
+                <w:bCs/>
+              </w:rPr>
+              <w:t xml:space="preserve">optimistic</w:t>
+            </w:r>
+            <w:r>
+              <w:t xml:space="preserve">; at a 0.10 mm allowance the budget is</w:t>
+            </w:r>
+            <w:r>
+              <w:t xml:space="preserve"> </w:t>
+            </w:r>
+            <w:r>
+              <w:rPr>
+                <w:b/>
+                <w:bCs/>
+              </w:rPr>
+              <w:t xml:space="preserve">0.100 mm</w:t>
+            </w:r>
+          </w:p>
+        </w:tc>
+      </w:tr>
+    </w:tbl>
+    <w:p>
+      <w:pPr>
+        <w:pStyle w:val="BodyText"/>
+      </w:pPr>
+      <w:r>
+        <w:rPr>
+          <w:b/>
+          <w:bCs/>
+        </w:rPr>
+        <w:t xml:space="preserve">What was NOT sent, checked rather than assumed.</w:t>
+      </w:r>
+      <w:r>
+        <w:t xml:space="preserve"> </w:t>
+      </w:r>
+      <w:r>
+        <w:t xml:space="preserve">The PCBCart pack did</w:t>
+      </w:r>
+      <w:r>
+        <w:t xml:space="preserve"> </w:t>
+      </w:r>
+      <w:r>
+        <w:rPr>
+          <w:b/>
+          <w:bCs/>
+        </w:rPr>
+        <w:t xml:space="preserve">not</w:t>
+      </w:r>
+      <w:r>
+        <w:t xml:space="preserve"> </w:t>
+      </w:r>
+      <w:r>
+        <w:t xml:space="preserve">contain the</w:t>
+      </w:r>
+      <w:r>
+        <w:t xml:space="preserve"> </w:t>
+      </w:r>
+      <w:r>
+        <w:t xml:space="preserve">0.125 mm budget. It stated the</w:t>
+      </w:r>
+      <w:r>
+        <w:t xml:space="preserve"> </w:t>
+      </w:r>
+      <w:r>
+        <w:rPr>
+          <w:b/>
+          <w:bCs/>
+        </w:rPr>
+        <w:t xml:space="preserve">0.025 mm accept limit</w:t>
+      </w:r>
+      <w:r>
+        <w:t xml:space="preserve">, which is IPC-6012 class 2’s own</w:t>
+      </w:r>
+      <w:r>
+        <w:t xml:space="preserve"> </w:t>
+      </w:r>
+      <w:r>
+        <w:t xml:space="preserve">minimum and is unaffected by this change. So of the two errors, only the Stäubli one reached</w:t>
+      </w:r>
+      <w:r>
+        <w:t xml:space="preserve"> </w:t>
+      </w:r>
+      <w:r>
+        <w:t xml:space="preserve">PCBCart.</w:t>
+      </w:r>
+    </w:p>
+    <w:p>
+      <w:pPr>
+        <w:pStyle w:val="BodyText"/>
+      </w:pPr>
+      <w:r>
+        <w:rPr>
+          <w:b/>
+          <w:bCs/>
+        </w:rPr>
+        <w:t xml:space="preserve">Two entries above are deliberately incomplete.</w:t>
+      </w:r>
+      <w:r>
+        <w:t xml:space="preserve"> </w:t>
+      </w:r>
+      <w:r>
+        <w:t xml:space="preserve">This register records what can be evidenced</w:t>
+      </w:r>
+      <w:r>
+        <w:t xml:space="preserve"> </w:t>
+      </w:r>
+      <w:r>
+        <w:t xml:space="preserve">from the repository. Naming three manufacturers and three dates from memory would put</w:t>
+      </w:r>
+      <w:r>
+        <w:t xml:space="preserve"> </w:t>
+      </w:r>
+      <w:r>
+        <w:t xml:space="preserve">unverified statements into the one document that is supposed to be checkable — which is the</w:t>
+      </w:r>
+      <w:r>
+        <w:t xml:space="preserve"> </w:t>
+      </w:r>
+      <w:r>
+        <w:t xml:space="preserve">failure mode this whole change exists to correct.</w:t>
+      </w:r>
+    </w:p>
+    <w:p>
+      <w:pPr>
+        <w:pStyle w:val="BodyText"/>
+      </w:pPr>
+      <w:r>
+        <w:rPr>
+          <w:b/>
+          <w:bCs/>
+        </w:rPr>
+        <w:t xml:space="preserve">Impact:</w:t>
+      </w:r>
+      <w:r>
+        <w:t xml:space="preserve"> </w:t>
+      </w:r>
+      <w:r>
+        <w:t xml:space="preserve">two fabrication notes, two rows in DSN-EEG-003 §3.2, one new RISK-EEG-011 finding</w:t>
+      </w:r>
+      <w:r>
+        <w:t xml:space="preserve"> </w:t>
+      </w:r>
+      <w:r>
+        <w:t xml:space="preserve">with its analysis, two new reports, one new lookup sheet, and one withdrawn claim.</w:t>
+      </w:r>
+      <w:r>
+        <w:t xml:space="preserve"> </w:t>
+      </w:r>
+      <w:r>
+        <w:rPr>
+          <w:b/>
+          <w:bCs/>
+        </w:rPr>
+        <w:t xml:space="preserve">Nothing</w:t>
+      </w:r>
+      <w:r>
+        <w:rPr>
+          <w:b/>
+          <w:bCs/>
+        </w:rPr>
+        <w:t xml:space="preserve"> </w:t>
+      </w:r>
+      <w:r>
+        <w:rPr>
+          <w:b/>
+          <w:bCs/>
+        </w:rPr>
+        <w:t xml:space="preserve">here changes the instrument</w:t>
+      </w:r>
+      <w:r>
+        <w:t xml:space="preserve">, and</w:t>
+      </w:r>
+      <w:r>
+        <w:t xml:space="preserve"> </w:t>
+      </w:r>
+      <w:r>
+        <w:rPr>
+          <w:b/>
+          <w:bCs/>
+        </w:rPr>
+        <w:t xml:space="preserve">no decision that belongs to a person has been taken.</w:t>
+      </w:r>
+    </w:p>
+    <w:p>
+      <w:r>
+        <w:pict>
+          <v:rect style="width:0;height:1.5pt" ns2:hralign="center" ns2:hrstd="t" ns2:hr="t"/>
+        </w:pict>
+      </w:r>
+    </w:p>
+    <w:bookmarkEnd w:id="70"/>
+    <w:bookmarkEnd w:id="71"/>
+    <w:bookmarkEnd w:id="72"/>
+    <w:bookmarkStart w:id="73" w:name="change-procedure-from-here"/>
     <w:p>
       <w:pPr>
         <w:pStyle w:val="Heading2"/>
@@ -44351,8 +46829,8 @@
         <w:t xml:space="preserve">not invent a number.</w:t>
       </w:r>
     </w:p>
-    <w:bookmarkEnd w:id="66"/>
-    <w:bookmarkStart w:id="67" w:name="X853a956c1147203e4539aeeb0fc6abf7eaba04f"/>
+    <w:bookmarkEnd w:id="73"/>
+    <w:bookmarkStart w:id="74" w:name="X853a956c1147203e4539aeeb0fc6abf7eaba04f"/>
     <w:p>
       <w:pPr>
         <w:pStyle w:val="Heading2"/>
@@ -44393,8 +46871,8 @@
         <w:t xml:space="preserve">documents are cited by title.</w:t>
       </w:r>
     </w:p>
-    <w:bookmarkEnd w:id="67"/>
-    <w:bookmarkEnd w:id="68"/>
+    <w:bookmarkEnd w:id="74"/>
+    <w:bookmarkEnd w:id="75"/>
     <w:sectPr>
       <w:pgSz w:h="16838" w:w="11906"/>
       <w:pgMar w:bottom="1134" w:footer="720" w:gutter="0" w:header="720" w:left="1247" w:right="1247" w:top="1134"/>
